--- a/backend/templates/Standard_Template_Polished.docx
+++ b/backend/templates/Standard_Template_Polished.docx
@@ -1875,7 +1875,7 @@
       </w:pPr>
     </w:pPrDefault>
   </w:docDefaults>
-  <w:style w:type="paragraph" w:styleId="Normal">
+  <w:style w:type="paragraph" w:styleId="Normal" w:default="1">
     <w:name w:val="Normal"/>
     <w:qFormat/>
     <w:pPr>
@@ -2341,19 +2341,4 @@
     </a:fmtScheme>
   </a:themeElements>
 </a:theme>
-</file>
-
-<file path=customXml/item1.xml><?xml version="1.0" encoding="utf-8"?>
-<go:gDocsCustomXmlDataStorage xmlns:go="http://customooxmlschemas.google.com/" xmlns:r="http://schemas.openxmlformats.org/officeDocument/2006/relationships" uri="GoogleDocsCustomDataVersion2">
-  <go:docsCustomData roundtripDataSignature="AMtx7mjOZlfUC3gzL638ioYuN+08I33HjQ==">CgMxLjA4AHIhMXpMU2xrTGFja3FaNXJYUTE4Xzl3ZFZOU1ZhbjdmTURB</go:docsCustomData>
-</go:gDocsCustomXmlDataStorage>
-</file>
-
-<file path=customXml/itemProps1.xml><?xml version="1.0" encoding="utf-8"?>
-<ds:datastoreItem xmlns:ds="http://schemas.openxmlformats.org/officeDocument/2006/customXml" ds:itemID="{11111111-1234-1234-1234-123412341234}">
-  <ds:schemaRefs>
-    <ds:schemaRef ds:uri="http://schemas.openxmlformats.org/officeDocument/2006/relationships"/>
-    <ds:schemaRef ds:uri="http://customooxmlschemas.google.com/"/>
-  </ds:schemaRefs>
-</ds:datastoreItem>
 </file>
--- a/backend/templates/Standard_Template_Polished.docx
+++ b/backend/templates/Standard_Template_Polished.docx
@@ -4,105 +4,220 @@
   <w:body>
     <w:p>
       <w:pPr>
-        <w:pStyle w:val="normal1"/>
-        <w:spacing w:lineRule="auto" w:line="240" w:before="400" w:after="80"/>
-        <w:rPr/>
+        <w:pStyle w:val="BodyText"/>
+        <w:spacing w:before="121" w:after="0"/>
+        <w:rPr>
+          <w:rFonts w:ascii="Times New Roman" w:hAnsi="Times New Roman"/>
+          <w:sz w:val="28"/>
+        </w:rPr>
       </w:pPr>
       <w:r>
         <w:rPr>
-          <w:rFonts w:eastAsia="Calibri" w:cs="Calibri"/>
-          <w:b/>
-          <w:bCs/>
-          <w:i/>
-          <w:iCs/>
-          <w:color w:val="8B2B8B"/>
+          <w:rFonts w:ascii="Times New Roman" w:hAnsi="Times New Roman"/>
           <w:sz w:val="28"/>
-          <w:szCs w:val="28"/>
-        </w:rPr>
-        <w:t>INVOICE #{{INVOICE_NUMBER}}</w:t>
+        </w:rPr>
       </w:r>
     </w:p>
     <w:p>
       <w:pPr>
-        <w:pStyle w:val="normal1"/>
-        <w:spacing w:lineRule="auto" w:line="240" w:before="0" w:after="40"/>
+        <w:pStyle w:val="Title"/>
         <w:rPr/>
       </w:pPr>
       <w:r>
         <w:rPr>
-          <w:rFonts w:eastAsia="Calibri" w:cs="Calibri"/>
-          <w:b/>
-          <w:bCs/>
-          <w:sz w:val="20"/>
-          <w:szCs w:val="20"/>
-        </w:rPr>
-        <w:t xml:space="preserve">Due Date: </w:t>
-      </w:r>
-      <w:r>
-        <w:rPr>
-          <w:rFonts w:eastAsia="Calibri" w:cs="Calibri"/>
-          <w:sz w:val="20"/>
-          <w:szCs w:val="20"/>
-        </w:rPr>
-        <w:t>{{DUE_DATE}}</w:t>
+          <w:color w:val="8A2B8A"/>
+        </w:rPr>
+        <w:t>INVOICE</w:t>
+      </w:r>
+      <w:r>
+        <w:rPr>
+          <w:color w:val="8A2B8A"/>
+          <w:spacing w:val="-6"/>
+        </w:rPr>
+        <w:t xml:space="preserve"> </w:t>
+      </w:r>
+      <w:r>
+        <w:rPr>
+          <w:color w:val="8A2B8A"/>
+          <w:spacing w:val="-2"/>
+        </w:rPr>
+        <w:t>#{{INVOICE_NUMBER}}</w:t>
       </w:r>
     </w:p>
     <w:p>
       <w:pPr>
-        <w:pStyle w:val="normal1"/>
-        <w:spacing w:lineRule="auto" w:line="240" w:before="80" w:after="0"/>
-        <w:rPr/>
+        <w:pStyle w:val="Normal"/>
+        <w:spacing w:before="80" w:after="0"/>
+        <w:ind w:hanging="0" w:left="359" w:right="0"/>
+        <w:jc w:val="left"/>
+        <w:rPr>
+          <w:sz w:val="20"/>
+        </w:rPr>
       </w:pPr>
       <w:r>
         <w:rPr>
-          <w:rFonts w:eastAsia="Calibri" w:cs="Calibri"/>
           <w:b/>
-          <w:bCs/>
           <w:sz w:val="20"/>
-          <w:szCs w:val="20"/>
-        </w:rPr>
-        <w:t>Bill To:</w:t>
+        </w:rPr>
+        <w:t>Due</w:t>
+      </w:r>
+      <w:r>
+        <w:rPr>
+          <w:b/>
+          <w:spacing w:val="-5"/>
+          <w:sz w:val="20"/>
+        </w:rPr>
+        <w:t xml:space="preserve"> </w:t>
+      </w:r>
+      <w:r>
+        <w:rPr>
+          <w:b/>
+          <w:sz w:val="20"/>
+        </w:rPr>
+        <w:t>Date:</w:t>
+      </w:r>
+      <w:r>
+        <w:rPr>
+          <w:b/>
+          <w:spacing w:val="-3"/>
+          <w:sz w:val="20"/>
+        </w:rPr>
+        <w:t xml:space="preserve"> </w:t>
+      </w:r>
+      <w:r>
+        <w:rPr>
+          <w:spacing w:val="-2"/>
+          <w:sz w:val="20"/>
+        </w:rPr>
+        <w:t>{{DUE_DATE}}</w:t>
       </w:r>
     </w:p>
     <w:p>
       <w:pPr>
-        <w:pStyle w:val="normal1"/>
-        <w:spacing w:lineRule="auto" w:line="240" w:before="0" w:after="200"/>
-        <w:rPr/>
+        <w:pStyle w:val="Normal"/>
+        <w:spacing w:before="80" w:after="0"/>
+        <w:ind w:hanging="0" w:left="359" w:right="0"/>
+        <w:jc w:val="left"/>
+        <w:rPr>
+          <w:b/>
+          <w:sz w:val="20"/>
+        </w:rPr>
       </w:pPr>
       <w:r>
         <w:rPr>
-          <w:rFonts w:eastAsia="Calibri" w:cs="Calibri"/>
+          <w:b/>
           <w:sz w:val="20"/>
-          <w:szCs w:val="20"/>
-        </w:rPr>
-        <w:t>{{NAME_ADDRESS}}</w:t>
+        </w:rPr>
+        <w:t>Bill</w:t>
+      </w:r>
+      <w:r>
+        <w:rPr>
+          <w:b/>
+          <w:spacing w:val="-3"/>
+          <w:sz w:val="20"/>
+        </w:rPr>
+        <w:t xml:space="preserve"> </w:t>
+      </w:r>
+      <w:r>
+        <w:rPr>
+          <w:b/>
+          <w:spacing w:val="-5"/>
+          <w:sz w:val="20"/>
+        </w:rPr>
+        <w:t>To:</w:t>
+      </w:r>
+    </w:p>
+    <w:p>
+      <w:pPr>
+        <w:pStyle w:val="Normal"/>
+        <w:spacing w:before="0" w:after="0"/>
+        <w:ind w:hanging="0" w:left="359" w:right="0"/>
+        <w:jc w:val="left"/>
+        <w:rPr>
+          <w:sz w:val="16"/>
+        </w:rPr>
+      </w:pPr>
+      <w:r>
+        <w:rPr>
+          <w:spacing w:val="-2"/>
+          <w:sz w:val="16"/>
+        </w:rPr>
+        <w:t>{{FIRM_NAME}}</w:t>
+      </w:r>
+    </w:p>
+    <w:p>
+      <w:pPr>
+        <w:pStyle w:val="BodyText"/>
+        <w:spacing w:before="5" w:after="0"/>
+        <w:rPr>
+          <w:sz w:val="16"/>
+        </w:rPr>
+      </w:pPr>
+      <w:r>
+        <w:rPr>
+          <w:sz w:val="16"/>
+        </w:rPr>
+      </w:r>
+    </w:p>
+    <w:p>
+      <w:pPr>
+        <w:pStyle w:val="Normal"/>
+        <w:spacing w:before="0" w:after="0"/>
+        <w:ind w:hanging="0" w:left="359" w:right="0"/>
+        <w:jc w:val="left"/>
+        <w:rPr>
+          <w:sz w:val="16"/>
+        </w:rPr>
+      </w:pPr>
+      <w:r>
+        <w:rPr>
+          <w:spacing w:val="-2"/>
+          <w:sz w:val="16"/>
+        </w:rPr>
+        <w:t>{{STREET_ADDRESS}}</w:t>
+      </w:r>
+    </w:p>
+    <w:p>
+      <w:pPr>
+        <w:pStyle w:val="Normal"/>
+        <w:spacing w:before="80" w:after="0"/>
+        <w:ind w:hanging="0" w:left="359" w:right="0"/>
+        <w:jc w:val="left"/>
+        <w:rPr>
+          <w:sz w:val="16"/>
+        </w:rPr>
+      </w:pPr>
+      <w:r>
+        <w:rPr>
+          <w:spacing w:val="-2"/>
+          <w:sz w:val="16"/>
+        </w:rPr>
+        <w:t>{{CITY}}</w:t>
       </w:r>
     </w:p>
     <w:tbl>
       <w:tblPr>
-        <w:tblStyle w:val="Table1"/>
-        <w:tblW w:w="9360" w:type="dxa"/>
+        <w:tblW w:w="10195" w:type="dxa"/>
         <w:jc w:val="left"/>
-        <w:tblInd w:w="0" w:type="dxa"/>
+        <w:tblInd w:w="245" w:type="dxa"/>
         <w:tblLayout w:type="fixed"/>
         <w:tblCellMar>
-          <w:top w:w="80" w:type="dxa"/>
-          <w:left w:w="120" w:type="dxa"/>
-          <w:bottom w:w="80" w:type="dxa"/>
-          <w:right w:w="120" w:type="dxa"/>
+          <w:top w:w="0" w:type="dxa"/>
+          <w:left w:w="5" w:type="dxa"/>
+          <w:bottom w:w="0" w:type="dxa"/>
+          <w:right w:w="5" w:type="dxa"/>
         </w:tblCellMar>
-        <w:tblLook w:val="0000"/>
+        <w:tblLook w:val="01e0"/>
       </w:tblPr>
       <w:tblGrid>
         <w:gridCol w:w="5200"/>
         <w:gridCol w:w="1399"/>
         <w:gridCol w:w="1200"/>
-        <w:gridCol w:w="1560"/>
+        <w:gridCol w:w="2395"/>
       </w:tblGrid>
       <w:tr>
         <w:trPr>
-          <w:tblHeader w:val="true"/>
+          <w:trHeight w:val="404" w:hRule="atLeast"/>
         </w:trPr>
         <w:tc>
           <w:tcPr>
@@ -113,22 +228,25 @@
               <w:bottom w:val="single" w:sz="4" w:space="0" w:color="CCCCCC"/>
               <w:right w:val="single" w:sz="4" w:space="0" w:color="CCCCCC"/>
             </w:tcBorders>
-            <w:shd w:fill="8B2B8B" w:val="clear"/>
+            <w:shd w:color="auto" w:fill="8A2B8A" w:val="clear"/>
           </w:tcPr>
           <w:p>
             <w:pPr>
-              <w:pStyle w:val="normal1"/>
+              <w:pStyle w:val="TableParagraph"/>
+              <w:spacing w:before="80" w:after="0"/>
+              <w:ind w:left="8" w:right="0"/>
               <w:jc w:val="center"/>
-              <w:rPr/>
+              <w:rPr>
+                <w:b/>
+                <w:sz w:val="20"/>
+              </w:rPr>
             </w:pPr>
             <w:r>
               <w:rPr>
-                <w:rFonts w:eastAsia="Calibri" w:cs="Calibri"/>
                 <w:b/>
-                <w:bCs/>
                 <w:color w:val="FFFFFF"/>
+                <w:spacing w:val="-2"/>
                 <w:sz w:val="20"/>
-                <w:szCs w:val="20"/>
               </w:rPr>
               <w:t>DESCRIPTION</w:t>
             </w:r>
@@ -143,26 +261,25 @@
               <w:bottom w:val="single" w:sz="4" w:space="0" w:color="CCCCCC"/>
               <w:right w:val="single" w:sz="4" w:space="0" w:color="CCCCCC"/>
             </w:tcBorders>
-            <w:shd w:fill="8B2B8B" w:val="clear"/>
-            <w:tcMar>
-              <w:left w:w="80" w:type="dxa"/>
-              <w:right w:w="80" w:type="dxa"/>
-            </w:tcMar>
+            <w:shd w:color="auto" w:fill="8A2B8A" w:val="clear"/>
           </w:tcPr>
           <w:p>
             <w:pPr>
-              <w:pStyle w:val="normal1"/>
+              <w:pStyle w:val="TableParagraph"/>
+              <w:spacing w:before="80" w:after="0"/>
+              <w:ind w:left="8" w:right="0"/>
               <w:jc w:val="center"/>
-              <w:rPr/>
+              <w:rPr>
+                <w:b/>
+                <w:sz w:val="20"/>
+              </w:rPr>
             </w:pPr>
             <w:r>
               <w:rPr>
-                <w:rFonts w:eastAsia="Calibri" w:cs="Calibri"/>
                 <w:b/>
-                <w:bCs/>
                 <w:color w:val="FFFFFF"/>
+                <w:spacing w:val="-2"/>
                 <w:sz w:val="20"/>
-                <w:szCs w:val="20"/>
               </w:rPr>
               <w:t>DURATION</w:t>
             </w:r>
@@ -177,26 +294,25 @@
               <w:bottom w:val="single" w:sz="4" w:space="0" w:color="CCCCCC"/>
               <w:right w:val="single" w:sz="4" w:space="0" w:color="CCCCCC"/>
             </w:tcBorders>
-            <w:shd w:fill="8B2B8B" w:val="clear"/>
-            <w:tcMar>
-              <w:left w:w="80" w:type="dxa"/>
-              <w:right w:w="80" w:type="dxa"/>
-            </w:tcMar>
+            <w:shd w:color="auto" w:fill="8A2B8A" w:val="clear"/>
           </w:tcPr>
           <w:p>
             <w:pPr>
-              <w:pStyle w:val="normal1"/>
+              <w:pStyle w:val="TableParagraph"/>
+              <w:spacing w:before="80" w:after="0"/>
+              <w:ind w:left="9" w:right="0"/>
               <w:jc w:val="center"/>
-              <w:rPr/>
+              <w:rPr>
+                <w:b/>
+                <w:sz w:val="20"/>
+              </w:rPr>
             </w:pPr>
             <w:r>
               <w:rPr>
-                <w:rFonts w:eastAsia="Calibri" w:cs="Calibri"/>
                 <w:b/>
-                <w:bCs/>
                 <w:color w:val="FFFFFF"/>
+                <w:spacing w:val="-2"/>
                 <w:sz w:val="20"/>
-                <w:szCs w:val="20"/>
               </w:rPr>
               <w:t>USER(S)</w:t>
             </w:r>
@@ -204,33 +320,32 @@
         </w:tc>
         <w:tc>
           <w:tcPr>
-            <w:tcW w:w="1560" w:type="dxa"/>
+            <w:tcW w:w="2395" w:type="dxa"/>
             <w:tcBorders>
               <w:top w:val="single" w:sz="4" w:space="0" w:color="CCCCCC"/>
               <w:left w:val="single" w:sz="4" w:space="0" w:color="CCCCCC"/>
               <w:bottom w:val="single" w:sz="4" w:space="0" w:color="CCCCCC"/>
               <w:right w:val="single" w:sz="4" w:space="0" w:color="CCCCCC"/>
             </w:tcBorders>
-            <w:shd w:fill="8B2B8B" w:val="clear"/>
-            <w:tcMar>
-              <w:left w:w="80" w:type="dxa"/>
-              <w:right w:w="80" w:type="dxa"/>
-            </w:tcMar>
+            <w:shd w:color="auto" w:fill="8A2B8A" w:val="clear"/>
           </w:tcPr>
           <w:p>
             <w:pPr>
-              <w:pStyle w:val="normal1"/>
+              <w:pStyle w:val="TableParagraph"/>
+              <w:spacing w:before="80" w:after="0"/>
+              <w:ind w:left="9" w:right="0"/>
               <w:jc w:val="center"/>
-              <w:rPr/>
+              <w:rPr>
+                <w:b/>
+                <w:sz w:val="20"/>
+              </w:rPr>
             </w:pPr>
             <w:r>
               <w:rPr>
-                <w:rFonts w:eastAsia="Calibri" w:cs="Calibri"/>
                 <w:b/>
-                <w:bCs/>
                 <w:color w:val="FFFFFF"/>
+                <w:spacing w:val="-2"/>
                 <w:sz w:val="20"/>
-                <w:szCs w:val="20"/>
               </w:rPr>
               <w:t>AMOUNT</w:t>
             </w:r>
@@ -238,7 +353,9 @@
         </w:tc>
       </w:tr>
       <w:tr>
-        <w:trPr/>
+        <w:trPr>
+          <w:trHeight w:val="2524" w:hRule="atLeast"/>
+        </w:trPr>
         <w:tc>
           <w:tcPr>
             <w:tcW w:w="5200" w:type="dxa"/>
@@ -248,304 +365,512 @@
               <w:bottom w:val="single" w:sz="4" w:space="0" w:color="CCCCCC"/>
               <w:right w:val="single" w:sz="4" w:space="0" w:color="CCCCCC"/>
             </w:tcBorders>
-            <w:tcMar>
-              <w:top w:w="120" w:type="dxa"/>
-              <w:left w:w="150" w:type="dxa"/>
-              <w:bottom w:w="120" w:type="dxa"/>
-            </w:tcMar>
           </w:tcPr>
           <w:p>
             <w:pPr>
-              <w:pStyle w:val="normal1"/>
-              <w:spacing w:lineRule="auto" w:line="240" w:before="0" w:after="120"/>
-              <w:rPr/>
+              <w:pStyle w:val="TableParagraph"/>
+              <w:spacing w:before="120" w:after="0"/>
+              <w:ind w:left="149" w:right="0"/>
+              <w:rPr>
+                <w:b/>
+                <w:sz w:val="24"/>
+              </w:rPr>
             </w:pPr>
             <w:r>
               <w:rPr>
-                <w:rFonts w:eastAsia="Calibri" w:cs="Calibri"/>
                 <w:b/>
-                <w:bCs/>
-                <w:color w:val="8B2B8B"/>
+                <w:color w:val="8A2B8A"/>
                 <w:sz w:val="24"/>
-                <w:szCs w:val="24"/>
-              </w:rPr>
-              <w:t>Standard Plan:</w:t>
+              </w:rPr>
+              <w:t>Standard</w:t>
+            </w:r>
+            <w:r>
+              <w:rPr>
+                <w:b/>
+                <w:color w:val="8A2B8A"/>
+                <w:spacing w:val="-7"/>
+                <w:sz w:val="24"/>
+              </w:rPr>
+              <w:t xml:space="preserve"> </w:t>
+            </w:r>
+            <w:r>
+              <w:rPr>
+                <w:b/>
+                <w:color w:val="8A2B8A"/>
+                <w:spacing w:val="-2"/>
+                <w:sz w:val="24"/>
+              </w:rPr>
+              <w:t>Plan:</w:t>
             </w:r>
           </w:p>
           <w:p>
             <w:pPr>
-              <w:pStyle w:val="normal1"/>
-              <w:spacing w:lineRule="auto" w:line="240" w:before="0" w:after="80"/>
-              <w:rPr/>
+              <w:pStyle w:val="TableParagraph"/>
+              <w:spacing w:before="120" w:after="0"/>
+              <w:ind w:left="149" w:right="0"/>
+              <w:rPr>
+                <w:sz w:val="19"/>
+              </w:rPr>
             </w:pPr>
             <w:r>
               <w:rPr>
-                <w:rFonts w:eastAsia="Calibri" w:cs="Calibri"/>
-                <w:sz w:val="19"/>
-                <w:szCs w:val="19"/>
-              </w:rPr>
-              <w:t xml:space="preserve">Access to JUDY's library of </w:t>
-            </w:r>
-            <w:r>
-              <w:rPr>
-                <w:rFonts w:eastAsia="Calibri" w:cs="Calibri"/>
-                <w:sz w:val="19"/>
-                <w:szCs w:val="19"/>
+                <w:sz w:val="19"/>
+              </w:rPr>
+              <w:t>Access</w:t>
+            </w:r>
+            <w:r>
+              <w:rPr>
+                <w:spacing w:val="-5"/>
+                <w:sz w:val="19"/>
+              </w:rPr>
+              <w:t xml:space="preserve"> </w:t>
+            </w:r>
+            <w:r>
+              <w:rPr>
+                <w:sz w:val="19"/>
+              </w:rPr>
+              <w:t>to</w:t>
+            </w:r>
+            <w:r>
+              <w:rPr>
+                <w:spacing w:val="-5"/>
+                <w:sz w:val="19"/>
+              </w:rPr>
+              <w:t xml:space="preserve"> </w:t>
+            </w:r>
+            <w:r>
+              <w:rPr>
+                <w:sz w:val="19"/>
+              </w:rPr>
+              <w:t>JUDY's</w:t>
+            </w:r>
+            <w:r>
+              <w:rPr>
+                <w:spacing w:val="-5"/>
+                <w:sz w:val="19"/>
+              </w:rPr>
+              <w:t xml:space="preserve"> </w:t>
+            </w:r>
+            <w:r>
+              <w:rPr>
+                <w:sz w:val="19"/>
+              </w:rPr>
+              <w:t>library</w:t>
+            </w:r>
+            <w:r>
+              <w:rPr>
+                <w:spacing w:val="-5"/>
+                <w:sz w:val="19"/>
+              </w:rPr>
+              <w:t xml:space="preserve"> </w:t>
+            </w:r>
+            <w:r>
+              <w:rPr>
+                <w:sz w:val="19"/>
+              </w:rPr>
+              <w:t>of</w:t>
+            </w:r>
+            <w:r>
+              <w:rPr>
+                <w:spacing w:val="-5"/>
+                <w:sz w:val="19"/>
+              </w:rPr>
+              <w:t xml:space="preserve"> </w:t>
+            </w:r>
+            <w:r>
+              <w:rPr>
+                <w:sz w:val="19"/>
                 <w:u w:val="single"/>
               </w:rPr>
-              <w:t>Case Law</w:t>
-            </w:r>
-            <w:r>
-              <w:rPr>
-                <w:rFonts w:eastAsia="Calibri" w:cs="Calibri"/>
-                <w:sz w:val="19"/>
-                <w:szCs w:val="19"/>
-              </w:rPr>
-              <w:t xml:space="preserve">, </w:t>
-            </w:r>
-            <w:r>
-              <w:rPr>
-                <w:rFonts w:eastAsia="Calibri" w:cs="Calibri"/>
-                <w:sz w:val="19"/>
-                <w:szCs w:val="19"/>
+              <w:t>Case</w:t>
+            </w:r>
+            <w:r>
+              <w:rPr>
+                <w:spacing w:val="-5"/>
+                <w:sz w:val="19"/>
                 <w:u w:val="single"/>
               </w:rPr>
+              <w:t xml:space="preserve"> </w:t>
+            </w:r>
+            <w:r>
+              <w:rPr>
+                <w:sz w:val="19"/>
+                <w:u w:val="single"/>
+              </w:rPr>
+              <w:t>Law</w:t>
+            </w:r>
+            <w:r>
+              <w:rPr>
+                <w:sz w:val="19"/>
+              </w:rPr>
+              <w:t>,</w:t>
+            </w:r>
+            <w:r>
+              <w:rPr>
+                <w:spacing w:val="-5"/>
+                <w:sz w:val="19"/>
+              </w:rPr>
+              <w:t xml:space="preserve"> </w:t>
+            </w:r>
+            <w:r>
+              <w:rPr>
+                <w:sz w:val="19"/>
+                <w:u w:val="single"/>
+              </w:rPr>
               <w:t>Legislations</w:t>
             </w:r>
             <w:r>
               <w:rPr>
-                <w:rFonts w:eastAsia="Calibri" w:cs="Calibri"/>
-                <w:sz w:val="19"/>
-                <w:szCs w:val="19"/>
-              </w:rPr>
-              <w:t xml:space="preserve">, </w:t>
-            </w:r>
-            <w:r>
-              <w:rPr>
-                <w:rFonts w:eastAsia="Calibri" w:cs="Calibri"/>
-                <w:sz w:val="19"/>
-                <w:szCs w:val="19"/>
+                <w:sz w:val="19"/>
+              </w:rPr>
+              <w:t>,</w:t>
+            </w:r>
+            <w:r>
+              <w:rPr>
+                <w:spacing w:val="-5"/>
+                <w:sz w:val="19"/>
+              </w:rPr>
+              <w:t xml:space="preserve"> </w:t>
+            </w:r>
+            <w:r>
+              <w:rPr>
+                <w:sz w:val="19"/>
                 <w:u w:val="single"/>
               </w:rPr>
-              <w:t>Court Rules</w:t>
-            </w:r>
-            <w:r>
-              <w:rPr>
-                <w:rFonts w:eastAsia="Calibri" w:cs="Calibri"/>
-                <w:sz w:val="19"/>
-                <w:szCs w:val="19"/>
-              </w:rPr>
-              <w:t xml:space="preserve"> from:</w:t>
+              <w:t>Court</w:t>
+            </w:r>
+            <w:r>
+              <w:rPr>
+                <w:spacing w:val="-5"/>
+                <w:sz w:val="19"/>
+                <w:u w:val="single"/>
+              </w:rPr>
+              <w:t xml:space="preserve"> </w:t>
+            </w:r>
+            <w:r>
+              <w:rPr>
+                <w:sz w:val="19"/>
+                <w:u w:val="single"/>
+              </w:rPr>
+              <w:t>Rules</w:t>
+            </w:r>
+            <w:r>
+              <w:rPr>
+                <w:sz w:val="19"/>
+              </w:rPr>
+              <w:t xml:space="preserve"> </w:t>
+            </w:r>
+            <w:r>
+              <w:rPr>
+                <w:spacing w:val="-2"/>
+                <w:sz w:val="19"/>
+              </w:rPr>
+              <w:t>from:</w:t>
             </w:r>
           </w:p>
           <w:p>
             <w:pPr>
-              <w:pStyle w:val="normal1"/>
-              <w:keepNext w:val="false"/>
-              <w:keepLines w:val="false"/>
-              <w:widowControl/>
+              <w:pStyle w:val="TableParagraph"/>
               <w:numPr>
                 <w:ilvl w:val="0"/>
                 <w:numId w:val="1"/>
               </w:numPr>
-              <w:pBdr/>
-              <w:shd w:val="clear" w:fill="auto"/>
-              <w:spacing w:lineRule="auto" w:line="240" w:before="0" w:after="120"/>
-              <w:ind w:hanging="360" w:left="720" w:right="0"/>
+              <w:tabs>
+                <w:tab w:val="clear" w:pos="720"/>
+                <w:tab w:val="left" w:pos="869" w:leader="none"/>
+              </w:tabs>
+              <w:spacing w:lineRule="auto" w:line="240" w:before="55" w:after="0"/>
+              <w:ind w:hanging="360" w:left="869" w:right="0"/>
               <w:jc w:val="left"/>
-              <w:rPr/>
+              <w:rPr>
+                <w:b/>
+                <w:sz w:val="19"/>
+              </w:rPr>
             </w:pPr>
             <w:r>
               <w:rPr>
-                <w:rFonts w:eastAsia="Calibri" w:cs="Calibri"/>
                 <w:b/>
-                <w:bCs/>
-                <w:i w:val="false"/>
-                <w:iCs w:val="false"/>
-                <w:caps w:val="false"/>
-                <w:smallCaps w:val="false"/>
-                <w:strike w:val="false"/>
-                <w:dstrike w:val="false"/>
-                <w:color w:val="000000"/>
-                <w:position w:val="0"/>
-                <w:sz w:val="19"/>
-                <w:sz w:val="19"/>
-                <w:szCs w:val="19"/>
-                <w:u w:val="none"/>
-                <w:shd w:fill="auto" w:val="clear"/>
-                <w:vertAlign w:val="baseline"/>
+                <w:sz w:val="19"/>
               </w:rPr>
               <w:t>The Republic of Ghana</w:t>
             </w:r>
           </w:p>
           <w:p>
             <w:pPr>
-              <w:pStyle w:val="normal1"/>
-              <w:spacing w:lineRule="auto" w:line="240" w:before="0" w:after="0"/>
-              <w:rPr>
-                <w:sz w:val="2"/>
-                <w:szCs w:val="2"/>
+              <w:pStyle w:val="TableParagraph"/>
+              <w:spacing w:before="0" w:after="0"/>
+              <w:rPr>
+                <w:sz w:val="19"/>
               </w:rPr>
             </w:pPr>
             <w:r>
               <w:rPr>
-                <w:sz w:val="2"/>
-                <w:szCs w:val="2"/>
+                <w:sz w:val="19"/>
               </w:rPr>
               <w:t xml:space="preserve">{{FOR addon IN ADDONS}}</w:t>
             </w:r>
           </w:p>
           <w:p>
             <w:pPr>
-              <w:pStyle w:val="normal1"/>
-              <w:keepNext w:val="false"/>
-              <w:keepLines w:val="false"/>
-              <w:widowControl/>
+              <w:pStyle w:val="TableParagraph"/>
               <w:numPr>
                 <w:ilvl w:val="0"/>
                 <w:numId w:val="1"/>
               </w:numPr>
-              <w:pBdr/>
-              <w:shd w:val="clear" w:fill="auto"/>
-              <w:spacing w:lineRule="auto" w:line="240" w:before="0" w:after="120"/>
-              <w:ind w:hanging="360" w:left="720" w:right="0"/>
+              <w:tabs>
+                <w:tab w:val="clear" w:pos="720"/>
+                <w:tab w:val="left" w:pos="869" w:leader="none"/>
+              </w:tabs>
+              <w:spacing w:lineRule="auto" w:line="240" w:before="55" w:after="0"/>
+              <w:ind w:hanging="360" w:left="869" w:right="0"/>
               <w:jc w:val="left"/>
-              <w:rPr/>
+              <w:rPr>
+                <w:b/>
+                <w:sz w:val="19"/>
+              </w:rPr>
             </w:pPr>
             <w:r>
               <w:rPr>
-                <w:rFonts w:eastAsia="Calibri" w:cs="Calibri"/>
                 <w:b/>
-                <w:bCs/>
-                <w:i w:val="false"/>
-                <w:iCs w:val="false"/>
-                <w:caps w:val="false"/>
-                <w:smallCaps w:val="false"/>
-                <w:strike w:val="false"/>
-                <w:dstrike w:val="false"/>
-                <w:color w:val="000000"/>
-                <w:position w:val="0"/>
-                <w:sz w:val="19"/>
-                <w:szCs w:val="19"/>
-                <w:u w:val="none"/>
-                <w:shd w:fill="auto" w:val="clear"/>
-                <w:vertAlign w:val="baseline"/>
+                <w:sz w:val="19"/>
               </w:rPr>
               <w:t xml:space="preserve">{{$addon}}</w:t>
             </w:r>
           </w:p>
           <w:p>
             <w:pPr>
-              <w:pStyle w:val="normal1"/>
-              <w:spacing w:lineRule="auto" w:line="240" w:before="0" w:after="0"/>
-              <w:rPr>
-                <w:sz w:val="2"/>
-                <w:szCs w:val="2"/>
+              <w:pStyle w:val="TableParagraph"/>
+              <w:spacing w:before="0" w:after="0"/>
+              <w:rPr>
+                <w:sz w:val="19"/>
               </w:rPr>
             </w:pPr>
             <w:r>
               <w:rPr>
-                <w:sz w:val="2"/>
-                <w:szCs w:val="2"/>
+                <w:sz w:val="19"/>
               </w:rPr>
               <w:t xml:space="preserve">{{END-FOR addon}}</w:t>
             </w:r>
           </w:p>
           <w:p>
             <w:pPr>
-              <w:pStyle w:val="normal1"/>
-              <w:spacing w:lineRule="auto" w:line="240" w:before="100" w:after="60"/>
-              <w:rPr/>
+              <w:pStyle w:val="TableParagraph"/>
+              <w:spacing w:before="120" w:after="0"/>
+              <w:ind w:left="149" w:right="0"/>
+              <w:rPr>
+                <w:i/>
+                <w:i/>
+                <w:sz w:val="18"/>
+              </w:rPr>
             </w:pPr>
             <w:r>
               <w:rPr>
-                <w:rFonts w:eastAsia="Calibri" w:cs="Calibri"/>
                 <w:i/>
-                <w:iCs/>
+                <w:spacing w:val="-2"/>
                 <w:sz w:val="18"/>
-                <w:szCs w:val="18"/>
               </w:rPr>
               <w:t>Other:</w:t>
             </w:r>
           </w:p>
           <w:p>
             <w:pPr>
-              <w:pStyle w:val="normal1"/>
-              <w:keepNext w:val="false"/>
-              <w:keepLines w:val="false"/>
-              <w:widowControl/>
+              <w:pStyle w:val="TableParagraph"/>
               <w:numPr>
                 <w:ilvl w:val="0"/>
                 <w:numId w:val="1"/>
               </w:numPr>
-              <w:pBdr/>
-              <w:shd w:val="clear" w:fill="auto"/>
-              <w:spacing w:lineRule="auto" w:line="240" w:before="0" w:after="0"/>
-              <w:ind w:hanging="360" w:left="720" w:right="0"/>
+              <w:tabs>
+                <w:tab w:val="clear" w:pos="720"/>
+                <w:tab w:val="left" w:pos="869" w:leader="none"/>
+              </w:tabs>
+              <w:spacing w:lineRule="exact" w:line="245" w:before="34" w:after="0"/>
+              <w:ind w:hanging="360" w:left="869" w:right="0"/>
               <w:jc w:val="left"/>
-              <w:rPr/>
+              <w:rPr>
+                <w:sz w:val="19"/>
+              </w:rPr>
             </w:pPr>
             <w:r>
               <w:rPr>
-                <w:rFonts w:eastAsia="Calibri" w:cs="Calibri"/>
-                <w:b w:val="false"/>
-                <w:bCs w:val="false"/>
-                <w:i w:val="false"/>
-                <w:iCs w:val="false"/>
-                <w:caps w:val="false"/>
-                <w:smallCaps w:val="false"/>
-                <w:strike w:val="false"/>
-                <w:dstrike w:val="false"/>
-                <w:color w:val="000000"/>
-                <w:position w:val="0"/>
-                <w:sz w:val="19"/>
-                <w:sz w:val="19"/>
-                <w:szCs w:val="19"/>
-                <w:u w:val="none"/>
-                <w:shd w:fill="auto" w:val="clear"/>
-                <w:vertAlign w:val="baseline"/>
-              </w:rPr>
-              <w:t>Service Capacity: 98.99% uptime guaranteed</w:t>
+                <w:sz w:val="19"/>
+              </w:rPr>
+              <w:t>Service</w:t>
+            </w:r>
+            <w:r>
+              <w:rPr>
+                <w:spacing w:val="-6"/>
+                <w:sz w:val="19"/>
+              </w:rPr>
+              <w:t xml:space="preserve"> </w:t>
+            </w:r>
+            <w:r>
+              <w:rPr>
+                <w:sz w:val="19"/>
+              </w:rPr>
+              <w:t>Capacity:</w:t>
+            </w:r>
+            <w:r>
+              <w:rPr>
+                <w:spacing w:val="-6"/>
+                <w:sz w:val="19"/>
+              </w:rPr>
+              <w:t xml:space="preserve"> </w:t>
+            </w:r>
+            <w:r>
+              <w:rPr>
+                <w:sz w:val="19"/>
+              </w:rPr>
+              <w:t>98.99%</w:t>
+            </w:r>
+            <w:r>
+              <w:rPr>
+                <w:spacing w:val="-6"/>
+                <w:sz w:val="19"/>
+              </w:rPr>
+              <w:t xml:space="preserve"> </w:t>
+            </w:r>
+            <w:r>
+              <w:rPr>
+                <w:sz w:val="19"/>
+              </w:rPr>
+              <w:t>uptime</w:t>
+            </w:r>
+            <w:r>
+              <w:rPr>
+                <w:spacing w:val="-6"/>
+                <w:sz w:val="19"/>
+              </w:rPr>
+              <w:t xml:space="preserve"> </w:t>
+            </w:r>
+            <w:r>
+              <w:rPr>
+                <w:spacing w:val="-2"/>
+                <w:sz w:val="19"/>
+              </w:rPr>
+              <w:t>guaranteed</w:t>
             </w:r>
           </w:p>
           <w:p>
             <w:pPr>
-              <w:pStyle w:val="normal1"/>
-              <w:keepNext w:val="false"/>
-              <w:keepLines w:val="false"/>
-              <w:widowControl/>
+              <w:pStyle w:val="TableParagraph"/>
               <w:numPr>
                 <w:ilvl w:val="0"/>
                 <w:numId w:val="1"/>
               </w:numPr>
-              <w:pBdr/>
-              <w:shd w:val="clear" w:fill="auto"/>
+              <w:tabs>
+                <w:tab w:val="clear" w:pos="720"/>
+                <w:tab w:val="left" w:pos="869" w:leader="none"/>
+              </w:tabs>
               <w:spacing w:lineRule="auto" w:line="240" w:before="0" w:after="0"/>
-              <w:ind w:hanging="360" w:left="720" w:right="0"/>
+              <w:ind w:hanging="360" w:left="869" w:right="345"/>
               <w:jc w:val="left"/>
-              <w:rPr/>
+              <w:rPr>
+                <w:sz w:val="19"/>
+              </w:rPr>
             </w:pPr>
             <w:r>
               <w:rPr>
-                <w:rFonts w:eastAsia="Calibri" w:cs="Calibri"/>
-                <w:b w:val="false"/>
-                <w:bCs w:val="false"/>
-                <w:i w:val="false"/>
-                <w:iCs w:val="false"/>
-                <w:caps w:val="false"/>
-                <w:smallCaps w:val="false"/>
-                <w:strike w:val="false"/>
-                <w:dstrike w:val="false"/>
-                <w:color w:val="000000"/>
-                <w:position w:val="0"/>
-                <w:sz w:val="19"/>
-                <w:sz w:val="19"/>
-                <w:szCs w:val="19"/>
-                <w:u w:val="none"/>
-                <w:shd w:fill="auto" w:val="clear"/>
-                <w:vertAlign w:val="baseline"/>
-              </w:rPr>
-              <w:t>Staff Training on collaborative research &amp; other key features</w:t>
+                <w:sz w:val="19"/>
+              </w:rPr>
+              <w:t>Staff</w:t>
+            </w:r>
+            <w:r>
+              <w:rPr>
+                <w:spacing w:val="-6"/>
+                <w:sz w:val="19"/>
+              </w:rPr>
+              <w:t xml:space="preserve"> </w:t>
+            </w:r>
+            <w:r>
+              <w:rPr>
+                <w:sz w:val="19"/>
+              </w:rPr>
+              <w:t>Training</w:t>
+            </w:r>
+            <w:r>
+              <w:rPr>
+                <w:spacing w:val="-6"/>
+                <w:sz w:val="19"/>
+              </w:rPr>
+              <w:t xml:space="preserve"> </w:t>
+            </w:r>
+            <w:r>
+              <w:rPr>
+                <w:sz w:val="19"/>
+              </w:rPr>
+              <w:t>on</w:t>
+            </w:r>
+            <w:r>
+              <w:rPr>
+                <w:spacing w:val="-6"/>
+                <w:sz w:val="19"/>
+              </w:rPr>
+              <w:t xml:space="preserve"> </w:t>
+            </w:r>
+            <w:r>
+              <w:rPr>
+                <w:sz w:val="19"/>
+              </w:rPr>
+              <w:t>collaborative</w:t>
+            </w:r>
+            <w:r>
+              <w:rPr>
+                <w:spacing w:val="-6"/>
+                <w:sz w:val="19"/>
+              </w:rPr>
+              <w:t xml:space="preserve"> </w:t>
+            </w:r>
+            <w:r>
+              <w:rPr>
+                <w:sz w:val="19"/>
+              </w:rPr>
+              <w:t>research</w:t>
+            </w:r>
+            <w:r>
+              <w:rPr>
+                <w:spacing w:val="-6"/>
+                <w:sz w:val="19"/>
+              </w:rPr>
+              <w:t xml:space="preserve"> </w:t>
+            </w:r>
+            <w:r>
+              <w:rPr>
+                <w:sz w:val="19"/>
+              </w:rPr>
+              <w:t>&amp;</w:t>
+            </w:r>
+            <w:r>
+              <w:rPr>
+                <w:spacing w:val="-6"/>
+                <w:sz w:val="19"/>
+              </w:rPr>
+              <w:t xml:space="preserve"> </w:t>
+            </w:r>
+            <w:r>
+              <w:rPr>
+                <w:sz w:val="19"/>
+              </w:rPr>
+              <w:t>other</w:t>
+            </w:r>
+            <w:r>
+              <w:rPr>
+                <w:spacing w:val="-6"/>
+                <w:sz w:val="19"/>
+              </w:rPr>
+              <w:t xml:space="preserve"> </w:t>
+            </w:r>
+            <w:r>
+              <w:rPr>
+                <w:sz w:val="19"/>
+              </w:rPr>
+              <w:t xml:space="preserve">key </w:t>
+            </w:r>
+            <w:r>
+              <w:rPr>
+                <w:spacing w:val="-2"/>
+                <w:sz w:val="19"/>
+              </w:rPr>
+              <w:t>features</w:t>
             </w:r>
           </w:p>
         </w:tc>
@@ -558,25 +883,74 @@
               <w:bottom w:val="single" w:sz="4" w:space="0" w:color="CCCCCC"/>
               <w:right w:val="single" w:sz="4" w:space="0" w:color="CCCCCC"/>
             </w:tcBorders>
-            <w:tcMar>
-              <w:top w:w="0" w:type="dxa"/>
-              <w:left w:w="108" w:type="dxa"/>
-              <w:bottom w:w="0" w:type="dxa"/>
-              <w:right w:w="108" w:type="dxa"/>
-            </w:tcMar>
-            <w:vAlign w:val="center"/>
           </w:tcPr>
           <w:p>
             <w:pPr>
-              <w:pStyle w:val="normal1"/>
+              <w:pStyle w:val="TableParagraph"/>
+              <w:rPr>
+                <w:sz w:val="20"/>
+              </w:rPr>
+            </w:pPr>
+            <w:r>
+              <w:rPr>
+                <w:sz w:val="20"/>
+              </w:rPr>
+            </w:r>
+          </w:p>
+          <w:p>
+            <w:pPr>
+              <w:pStyle w:val="TableParagraph"/>
+              <w:rPr>
+                <w:sz w:val="20"/>
+              </w:rPr>
+            </w:pPr>
+            <w:r>
+              <w:rPr>
+                <w:sz w:val="20"/>
+              </w:rPr>
+            </w:r>
+          </w:p>
+          <w:p>
+            <w:pPr>
+              <w:pStyle w:val="TableParagraph"/>
+              <w:rPr>
+                <w:sz w:val="20"/>
+              </w:rPr>
+            </w:pPr>
+            <w:r>
+              <w:rPr>
+                <w:sz w:val="20"/>
+              </w:rPr>
+            </w:r>
+          </w:p>
+          <w:p>
+            <w:pPr>
+              <w:pStyle w:val="TableParagraph"/>
+              <w:spacing w:before="223" w:after="0"/>
+              <w:rPr>
+                <w:sz w:val="20"/>
+              </w:rPr>
+            </w:pPr>
+            <w:r>
+              <w:rPr>
+                <w:sz w:val="20"/>
+              </w:rPr>
+            </w:r>
+          </w:p>
+          <w:p>
+            <w:pPr>
+              <w:pStyle w:val="TableParagraph"/>
+              <w:spacing w:before="1" w:after="0"/>
+              <w:ind w:left="8" w:right="0"/>
               <w:jc w:val="center"/>
-              <w:rPr/>
+              <w:rPr>
+                <w:sz w:val="20"/>
+              </w:rPr>
             </w:pPr>
             <w:r>
               <w:rPr>
-                <w:rFonts w:eastAsia="Calibri" w:cs="Calibri"/>
+                <w:spacing w:val="-2"/>
                 <w:sz w:val="20"/>
-                <w:szCs w:val="20"/>
               </w:rPr>
               <w:t>{{DURATION}}</w:t>
             </w:r>
@@ -591,25 +965,74 @@
               <w:bottom w:val="single" w:sz="4" w:space="0" w:color="CCCCCC"/>
               <w:right w:val="single" w:sz="4" w:space="0" w:color="CCCCCC"/>
             </w:tcBorders>
-            <w:tcMar>
-              <w:top w:w="0" w:type="dxa"/>
-              <w:left w:w="108" w:type="dxa"/>
-              <w:bottom w:w="0" w:type="dxa"/>
-              <w:right w:w="108" w:type="dxa"/>
-            </w:tcMar>
-            <w:vAlign w:val="center"/>
           </w:tcPr>
           <w:p>
             <w:pPr>
-              <w:pStyle w:val="normal1"/>
+              <w:pStyle w:val="TableParagraph"/>
+              <w:rPr>
+                <w:sz w:val="20"/>
+              </w:rPr>
+            </w:pPr>
+            <w:r>
+              <w:rPr>
+                <w:sz w:val="20"/>
+              </w:rPr>
+            </w:r>
+          </w:p>
+          <w:p>
+            <w:pPr>
+              <w:pStyle w:val="TableParagraph"/>
+              <w:rPr>
+                <w:sz w:val="20"/>
+              </w:rPr>
+            </w:pPr>
+            <w:r>
+              <w:rPr>
+                <w:sz w:val="20"/>
+              </w:rPr>
+            </w:r>
+          </w:p>
+          <w:p>
+            <w:pPr>
+              <w:pStyle w:val="TableParagraph"/>
+              <w:rPr>
+                <w:sz w:val="20"/>
+              </w:rPr>
+            </w:pPr>
+            <w:r>
+              <w:rPr>
+                <w:sz w:val="20"/>
+              </w:rPr>
+            </w:r>
+          </w:p>
+          <w:p>
+            <w:pPr>
+              <w:pStyle w:val="TableParagraph"/>
+              <w:spacing w:before="223" w:after="0"/>
+              <w:rPr>
+                <w:sz w:val="20"/>
+              </w:rPr>
+            </w:pPr>
+            <w:r>
+              <w:rPr>
+                <w:sz w:val="20"/>
+              </w:rPr>
+            </w:r>
+          </w:p>
+          <w:p>
+            <w:pPr>
+              <w:pStyle w:val="TableParagraph"/>
+              <w:spacing w:before="1" w:after="0"/>
+              <w:ind w:left="9" w:right="0"/>
               <w:jc w:val="center"/>
-              <w:rPr/>
+              <w:rPr>
+                <w:sz w:val="20"/>
+              </w:rPr>
             </w:pPr>
             <w:r>
               <w:rPr>
-                <w:rFonts w:eastAsia="Calibri" w:cs="Calibri"/>
+                <w:spacing w:val="-2"/>
                 <w:sz w:val="20"/>
-                <w:szCs w:val="20"/>
               </w:rPr>
               <w:t>{{USERS}}</w:t>
             </w:r>
@@ -617,68 +1040,107 @@
         </w:tc>
         <w:tc>
           <w:tcPr>
-            <w:tcW w:w="1560" w:type="dxa"/>
+            <w:tcW w:w="2395" w:type="dxa"/>
             <w:tcBorders>
               <w:top w:val="single" w:sz="4" w:space="0" w:color="CCCCCC"/>
               <w:left w:val="single" w:sz="4" w:space="0" w:color="CCCCCC"/>
               <w:bottom w:val="single" w:sz="4" w:space="0" w:color="CCCCCC"/>
               <w:right w:val="single" w:sz="4" w:space="0" w:color="CCCCCC"/>
             </w:tcBorders>
-            <w:tcMar>
-              <w:top w:w="0" w:type="dxa"/>
-              <w:left w:w="108" w:type="dxa"/>
-              <w:bottom w:w="0" w:type="dxa"/>
-              <w:right w:w="108" w:type="dxa"/>
-            </w:tcMar>
-            <w:vAlign w:val="center"/>
           </w:tcPr>
           <w:p>
             <w:pPr>
-              <w:pStyle w:val="normal1"/>
-              <w:jc w:val="center"/>
-              <w:rPr/>
+              <w:pStyle w:val="TableParagraph"/>
+              <w:rPr>
+                <w:sz w:val="20"/>
+              </w:rPr>
             </w:pPr>
             <w:r>
               <w:rPr>
-                <w:rFonts w:eastAsia="Calibri" w:cs="Calibri"/>
                 <w:sz w:val="20"/>
-                <w:szCs w:val="20"/>
-              </w:rPr>
-              <w:t>GH</w:t>
-            </w:r>
-            <w:r>
-              <w:rPr>
-                <w:rFonts w:eastAsia="Calibri" w:cs="Calibri"/>
-                <w:sz w:val="20"/>
-                <w:szCs w:val="20"/>
-              </w:rPr>
-              <w:t>S</w:t>
-            </w:r>
-            <w:r>
-              <w:rPr>
-                <w:rFonts w:eastAsia="Calibri" w:cs="Calibri"/>
-                <w:sz w:val="20"/>
-                <w:szCs w:val="20"/>
-              </w:rPr>
-              <w:t>{{BASE}}</w:t>
+              </w:rPr>
             </w:r>
           </w:p>
           <w:p>
             <w:pPr>
-              <w:pStyle w:val="normal1"/>
-              <w:spacing w:lineRule="auto" w:line="240" w:before="20" w:after="0"/>
+              <w:pStyle w:val="TableParagraph"/>
+              <w:rPr>
+                <w:sz w:val="20"/>
+              </w:rPr>
+            </w:pPr>
+            <w:r>
+              <w:rPr>
+                <w:sz w:val="20"/>
+              </w:rPr>
+            </w:r>
+          </w:p>
+          <w:p>
+            <w:pPr>
+              <w:pStyle w:val="TableParagraph"/>
+              <w:rPr>
+                <w:sz w:val="20"/>
+              </w:rPr>
+            </w:pPr>
+            <w:r>
+              <w:rPr>
+                <w:sz w:val="20"/>
+              </w:rPr>
+            </w:r>
+          </w:p>
+          <w:p>
+            <w:pPr>
+              <w:pStyle w:val="TableParagraph"/>
+              <w:spacing w:before="223" w:after="0"/>
+              <w:rPr>
+                <w:sz w:val="20"/>
+              </w:rPr>
+            </w:pPr>
+            <w:r>
+              <w:rPr>
+                <w:sz w:val="20"/>
+              </w:rPr>
+            </w:r>
+          </w:p>
+          <w:p>
+            <w:pPr>
+              <w:pStyle w:val="TableParagraph"/>
+              <w:spacing w:before="1" w:after="0"/>
+              <w:ind w:left="9" w:right="0"/>
               <w:jc w:val="center"/>
               <w:rPr>
+                <w:sz w:val="20"/>
+              </w:rPr>
+            </w:pPr>
+            <w:r>
+              <w:rPr>
+                <w:spacing w:val="-2"/>
+                <w:sz w:val="20"/>
+              </w:rPr>
+              <w:t>GHS</w:t>
+            </w:r>
+            <w:r>
+              <w:rPr>
+                <w:spacing w:val="-2"/>
+                <w:sz w:val="20"/>
+              </w:rPr>
+              <w:t>{{BASE}}</w:t>
+            </w:r>
+          </w:p>
+          <w:p>
+            <w:pPr>
+              <w:pStyle w:val="TableParagraph"/>
+              <w:spacing w:before="20" w:after="0"/>
+              <w:ind w:left="9" w:right="0"/>
+              <w:jc w:val="center"/>
+              <w:rPr>
                 <w:sz w:val="14"/>
-                <w:szCs w:val="14"/>
               </w:rPr>
             </w:pPr>
             <w:r>
               <w:rPr>
-                <w:rFonts w:eastAsia="Calibri" w:cs="Calibri"/>
+                <w:spacing w:val="-2"/>
+                <w:sz w:val="14"/>
                 <w:color w:val="6B7280"/>
-                <w:sz w:val="14"/>
-                <w:szCs w:val="14"/>
               </w:rPr>
               <w:t xml:space="preserve">{{UNIT_COST_LINE}}</w:t>
             </w:r>
@@ -688,17 +1150,33 @@
     </w:tbl>
     <w:p>
       <w:pPr>
-        <w:pStyle w:val="normal1"/>
-        <w:spacing w:lineRule="auto" w:line="240" w:before="0" w:after="200"/>
-        <w:rPr/>
+        <w:pStyle w:val="BodyText"/>
+        <w:rPr>
+          <w:sz w:val="19"/>
+        </w:rPr>
       </w:pPr>
       <w:r>
-        <w:rPr/>
+        <w:rPr>
+          <w:sz w:val="19"/>
+        </w:rPr>
+      </w:r>
+    </w:p>
+    <w:p>
+      <w:pPr>
+        <w:pStyle w:val="BodyText"/>
+        <w:spacing w:before="65" w:after="0"/>
+        <w:rPr>
+          <w:sz w:val="19"/>
+        </w:rPr>
+      </w:pPr>
+      <w:r>
+        <w:rPr>
+          <w:sz w:val="19"/>
+        </w:rPr>
       </w:r>
     </w:p>
     <w:tbl>
       <w:tblPr>
-        <w:tblStyle w:val="Table2"/>
         <w:tblW w:w="4000" w:type="dxa"/>
         <w:jc w:val="right"/>
         <w:tblInd w:w="0" w:type="dxa"/>
@@ -724,13 +1202,12 @@
           </w:tcPr>
           <w:p>
             <w:pPr>
-              <w:pStyle w:val="normal1"/>
+              <w:pStyle w:val="Normal"/>
               <w:jc w:val="right"/>
               <w:rPr/>
             </w:pPr>
             <w:r>
               <w:rPr>
-                <w:rFonts w:eastAsia="Calibri" w:cs="Calibri"/>
                 <w:sz w:val="19"/>
                 <w:szCs w:val="19"/>
               </w:rPr>
@@ -749,17 +1226,16 @@
           </w:tcPr>
           <w:p>
             <w:pPr>
-              <w:pStyle w:val="normal1"/>
+              <w:pStyle w:val="Normal"/>
               <w:jc w:val="right"/>
               <w:rPr/>
             </w:pPr>
             <w:r>
               <w:rPr>
-                <w:rFonts w:eastAsia="Calibri" w:cs="Calibri"/>
                 <w:sz w:val="19"/>
                 <w:szCs w:val="19"/>
               </w:rPr>
-              <w:t>GHS {{SUBTOTAL}}</w:t>
+              <w:t xml:space="preserve">GHS {{SUBTOTAL}}</w:t>
             </w:r>
           </w:p>
         </w:tc>
@@ -773,13 +1249,12 @@
           </w:tcPr>
           <w:p>
             <w:pPr>
-              <w:pStyle w:val="normal1"/>
+              <w:pStyle w:val="Normal"/>
               <w:jc w:val="right"/>
               <w:rPr/>
             </w:pPr>
             <w:r>
               <w:rPr>
-                <w:rFonts w:eastAsia="Calibri" w:cs="Calibri"/>
                 <w:i/>
                 <w:iCs/>
                 <w:sz w:val="19"/>
@@ -800,17 +1275,16 @@
           </w:tcPr>
           <w:p>
             <w:pPr>
-              <w:pStyle w:val="normal1"/>
+              <w:pStyle w:val="Normal"/>
               <w:jc w:val="right"/>
               <w:rPr/>
             </w:pPr>
             <w:r>
               <w:rPr>
-                <w:rFonts w:eastAsia="Calibri" w:cs="Calibri"/>
                 <w:sz w:val="19"/>
                 <w:szCs w:val="19"/>
               </w:rPr>
-              <w:t>GHS {{GTFL}}</w:t>
+              <w:t xml:space="preserve">GHS {{GTFL}}</w:t>
             </w:r>
           </w:p>
         </w:tc>
@@ -824,13 +1298,12 @@
           </w:tcPr>
           <w:p>
             <w:pPr>
-              <w:pStyle w:val="normal1"/>
+              <w:pStyle w:val="Normal"/>
               <w:jc w:val="right"/>
               <w:rPr/>
             </w:pPr>
             <w:r>
               <w:rPr>
-                <w:rFonts w:eastAsia="Calibri" w:cs="Calibri"/>
                 <w:i/>
                 <w:iCs/>
                 <w:sz w:val="19"/>
@@ -851,17 +1324,16 @@
           </w:tcPr>
           <w:p>
             <w:pPr>
-              <w:pStyle w:val="normal1"/>
+              <w:pStyle w:val="Normal"/>
               <w:jc w:val="right"/>
               <w:rPr/>
             </w:pPr>
             <w:r>
               <w:rPr>
-                <w:rFonts w:eastAsia="Calibri" w:cs="Calibri"/>
                 <w:sz w:val="19"/>
                 <w:szCs w:val="19"/>
               </w:rPr>
-              <w:t>GHS {{NIHL}}</w:t>
+              <w:t xml:space="preserve">GHS {{NIHL}}</w:t>
             </w:r>
           </w:p>
         </w:tc>
@@ -875,13 +1347,12 @@
           </w:tcPr>
           <w:p>
             <w:pPr>
-              <w:pStyle w:val="normal1"/>
+              <w:pStyle w:val="Normal"/>
               <w:jc w:val="right"/>
               <w:rPr/>
             </w:pPr>
             <w:r>
               <w:rPr>
-                <w:rFonts w:eastAsia="Calibri" w:cs="Calibri"/>
                 <w:i/>
                 <w:iCs/>
                 <w:sz w:val="19"/>
@@ -902,17 +1373,16 @@
           </w:tcPr>
           <w:p>
             <w:pPr>
-              <w:pStyle w:val="normal1"/>
+              <w:pStyle w:val="Normal"/>
               <w:jc w:val="right"/>
               <w:rPr/>
             </w:pPr>
             <w:r>
               <w:rPr>
-                <w:rFonts w:eastAsia="Calibri" w:cs="Calibri"/>
                 <w:sz w:val="19"/>
                 <w:szCs w:val="19"/>
               </w:rPr>
-              <w:t>GHS {{VAT}}</w:t>
+              <w:t xml:space="preserve">GHS {{VAT}}</w:t>
             </w:r>
           </w:p>
         </w:tc>
@@ -923,11 +1393,11 @@
           <w:tcPr>
             <w:tcW w:w="2200" w:type="dxa"/>
             <w:tcBorders>
-              <w:top w:val="single" w:sz="8" w:space="0" w:color="8B2B8B"/>
-              <w:left w:val="single" w:sz="8" w:space="0" w:color="8B2B8B"/>
-              <w:bottom w:val="single" w:sz="8" w:space="0" w:color="8B2B8B"/>
+              <w:top w:val="single" w:sz="8" w:space="0" w:color="8A2B8A"/>
+              <w:left w:val="single" w:sz="8" w:space="0" w:color="8A2B8A"/>
+              <w:bottom w:val="single" w:sz="8" w:space="0" w:color="8A2B8A"/>
             </w:tcBorders>
-            <w:shd w:fill="8B2B8B" w:val="clear"/>
+            <w:shd w:fill="8A2B8A" w:val="clear"/>
             <w:tcMar>
               <w:top w:w="80" w:type="dxa"/>
               <w:bottom w:w="80" w:type="dxa"/>
@@ -935,13 +1405,12 @@
           </w:tcPr>
           <w:p>
             <w:pPr>
-              <w:pStyle w:val="normal1"/>
+              <w:pStyle w:val="Normal"/>
               <w:jc w:val="right"/>
               <w:rPr/>
             </w:pPr>
             <w:r>
               <w:rPr>
-                <w:rFonts w:eastAsia="Calibri" w:cs="Calibri"/>
                 <w:b/>
                 <w:bCs/>
                 <w:color w:val="FFFFFF"/>
@@ -956,11 +1425,11 @@
           <w:tcPr>
             <w:tcW w:w="1799" w:type="dxa"/>
             <w:tcBorders>
-              <w:top w:val="single" w:sz="8" w:space="0" w:color="8B2B8B"/>
-              <w:bottom w:val="single" w:sz="8" w:space="0" w:color="8B2B8B"/>
-              <w:right w:val="single" w:sz="8" w:space="0" w:color="8B2B8B"/>
+              <w:top w:val="single" w:sz="8" w:space="0" w:color="8A2B8A"/>
+              <w:bottom w:val="single" w:sz="8" w:space="0" w:color="8A2B8A"/>
+              <w:right w:val="single" w:sz="8" w:space="0" w:color="8A2B8A"/>
             </w:tcBorders>
-            <w:shd w:fill="8B2B8B" w:val="clear"/>
+            <w:shd w:fill="8A2B8A" w:val="clear"/>
             <w:tcMar>
               <w:top w:w="80" w:type="dxa"/>
               <w:left w:w="120" w:type="dxa"/>
@@ -970,20 +1439,19 @@
           </w:tcPr>
           <w:p>
             <w:pPr>
-              <w:pStyle w:val="normal1"/>
+              <w:pStyle w:val="Normal"/>
               <w:jc w:val="right"/>
               <w:rPr/>
             </w:pPr>
             <w:r>
               <w:rPr>
-                <w:rFonts w:eastAsia="Calibri" w:cs="Calibri"/>
                 <w:b/>
                 <w:bCs/>
                 <w:color w:val="FFFFFF"/>
                 <w:sz w:val="21"/>
                 <w:szCs w:val="21"/>
               </w:rPr>
-              <w:t>GHS {{TOTAL}}</w:t>
+              <w:t xml:space="preserve">GHS {{TOTAL}}</w:t>
             </w:r>
           </w:p>
         </w:tc>
@@ -991,335 +1459,297 @@
     </w:tbl>
     <w:p>
       <w:pPr>
-        <w:pStyle w:val="normal1"/>
-        <w:spacing w:lineRule="auto" w:line="240" w:before="0" w:after="300"/>
-        <w:rPr/>
+        <w:pStyle w:val="BodyText"/>
+        <w:rPr>
+          <w:sz w:val="21"/>
+        </w:rPr>
       </w:pPr>
       <w:r>
-        <w:rPr/>
+        <w:rPr>
+          <w:sz w:val="21"/>
+        </w:rPr>
       </w:r>
     </w:p>
     <w:p>
       <w:pPr>
-        <w:pStyle w:val="normal1"/>
-        <w:pageBreakBefore w:val="false"/>
-        <w:shd w:val="clear" w:fill="F5EBF5"/>
-        <w:spacing w:lineRule="auto" w:line="240" w:before="0" w:after="120"/>
+        <w:pStyle w:val="BodyText"/>
+        <w:spacing w:before="65" w:after="0"/>
+        <w:rPr>
+          <w:sz w:val="21"/>
+        </w:rPr>
+      </w:pPr>
+      <w:r>
+        <w:rPr>
+          <w:sz w:val="21"/>
+        </w:rPr>
+      </w:r>
+    </w:p>
+    <w:p>
+      <w:pPr>
+        <w:pStyle w:val="Heading1"/>
+        <w:tabs>
+          <w:tab w:val="clear" w:pos="720"/>
+          <w:tab w:val="left" w:pos="10468" w:leader="none"/>
+        </w:tabs>
         <w:rPr/>
       </w:pPr>
       <w:r>
         <w:rPr>
-          <w:rFonts w:eastAsia="Calibri" w:cs="Calibri"/>
+          <w:rFonts w:ascii="Times New Roman" w:hAnsi="Times New Roman"/>
+          <w:b w:val="false"/>
+          <w:color w:val="000000"/>
+          <w:spacing w:val="64"/>
+          <w:shd w:fill="F5EBF5" w:val="clear"/>
+        </w:rPr>
+        <w:t xml:space="preserve"> </w:t>
+      </w:r>
+      <w:r>
+        <w:rPr>
+          <w:color w:val="000000"/>
+          <w:shd w:fill="F5EBF5" w:val="clear"/>
+        </w:rPr>
+        <w:t>Recipient</w:t>
+      </w:r>
+      <w:r>
+        <w:rPr>
+          <w:color w:val="000000"/>
+          <w:spacing w:val="-2"/>
+          <w:shd w:fill="F5EBF5" w:val="clear"/>
+        </w:rPr>
+        <w:t xml:space="preserve"> </w:t>
+      </w:r>
+      <w:r>
+        <w:rPr>
+          <w:color w:val="000000"/>
+          <w:shd w:fill="F5EBF5" w:val="clear"/>
+        </w:rPr>
+        <w:t>Bank</w:t>
+      </w:r>
+      <w:r>
+        <w:rPr>
+          <w:color w:val="000000"/>
+          <w:spacing w:val="-2"/>
+          <w:shd w:fill="F5EBF5" w:val="clear"/>
+        </w:rPr>
+        <w:t xml:space="preserve"> Details</w:t>
+      </w:r>
+      <w:r>
+        <w:rPr>
+          <w:color w:val="000000"/>
+          <w:shd w:fill="F5EBF5" w:val="clear"/>
+        </w:rPr>
+        <w:tab/>
+      </w:r>
+    </w:p>
+    <w:p>
+      <w:pPr>
+        <w:pStyle w:val="Heading2"/>
+        <w:tabs>
+          <w:tab w:val="clear" w:pos="720"/>
+          <w:tab w:val="left" w:pos="2760" w:leader="none"/>
+        </w:tabs>
+        <w:spacing w:before="160" w:after="0"/>
+        <w:ind w:left="360" w:right="0"/>
+        <w:rPr/>
+      </w:pPr>
+      <w:r>
+        <w:rPr>
+          <w:b/>
+          <w:spacing w:val="-2"/>
+        </w:rPr>
+        <w:t>Name:</w:t>
+      </w:r>
+      <w:r>
+        <w:rPr>
+          <w:b/>
+        </w:rPr>
+        <w:tab/>
+      </w:r>
+      <w:r>
+        <w:rPr/>
+        <w:t>JUDY</w:t>
+      </w:r>
+      <w:r>
+        <w:rPr>
+          <w:spacing w:val="-4"/>
+        </w:rPr>
+        <w:t xml:space="preserve"> </w:t>
+      </w:r>
+      <w:r>
+        <w:rPr>
+          <w:spacing w:val="-4"/>
+        </w:rPr>
+        <w:t>INNOVATIVE TECH LTD</w:t>
+      </w:r>
+    </w:p>
+    <w:p>
+      <w:pPr>
+        <w:pStyle w:val="Normal"/>
+        <w:tabs>
+          <w:tab w:val="clear" w:pos="720"/>
+          <w:tab w:val="left" w:pos="2760" w:leader="none"/>
+        </w:tabs>
+        <w:spacing w:before="80" w:after="0"/>
+        <w:ind w:hanging="0" w:left="360" w:right="0"/>
+        <w:jc w:val="left"/>
+        <w:rPr>
+          <w:sz w:val="19"/>
+        </w:rPr>
+      </w:pPr>
+      <w:r>
+        <w:rPr>
+          <w:b/>
+          <w:sz w:val="19"/>
+        </w:rPr>
+        <w:t>Business</w:t>
+      </w:r>
+      <w:r>
+        <w:rPr>
+          <w:b/>
+          <w:spacing w:val="-7"/>
+          <w:sz w:val="19"/>
+        </w:rPr>
+        <w:t xml:space="preserve"> </w:t>
+      </w:r>
+      <w:r>
+        <w:rPr>
+          <w:b/>
+          <w:spacing w:val="-2"/>
+          <w:sz w:val="19"/>
+        </w:rPr>
+        <w:t>Address:</w:t>
+      </w:r>
+      <w:r>
+        <w:rPr>
+          <w:b/>
+          <w:sz w:val="19"/>
+        </w:rPr>
+        <w:tab/>
+      </w:r>
+      <w:r>
+        <w:rPr>
+          <w:spacing w:val="-5"/>
+          <w:sz w:val="19"/>
+        </w:rPr>
+        <w:t>19 Banana</w:t>
+      </w:r>
+      <w:r>
+        <w:rPr>
+          <w:spacing w:val="-2"/>
+          <w:sz w:val="19"/>
+        </w:rPr>
+        <w:t xml:space="preserve"> </w:t>
+      </w:r>
+      <w:r>
+        <w:rPr>
+          <w:sz w:val="19"/>
+        </w:rPr>
+        <w:t>Street,</w:t>
+      </w:r>
+      <w:r>
+        <w:rPr>
+          <w:spacing w:val="-3"/>
+          <w:sz w:val="19"/>
+        </w:rPr>
+        <w:t xml:space="preserve"> </w:t>
+      </w:r>
+      <w:r>
+        <w:rPr>
+          <w:spacing w:val="-3"/>
+          <w:sz w:val="19"/>
+        </w:rPr>
+        <w:t>East Legon, Accra</w:t>
+      </w:r>
+      <w:r>
+        <w:rPr>
+          <w:spacing w:val="-2"/>
+          <w:sz w:val="19"/>
+        </w:rPr>
+        <w:t>, Ghana</w:t>
+      </w:r>
+    </w:p>
+    <w:p>
+      <w:pPr>
+        <w:pStyle w:val="Normal"/>
+        <w:tabs>
+          <w:tab w:val="clear" w:pos="720"/>
+          <w:tab w:val="left" w:pos="2760" w:leader="none"/>
+        </w:tabs>
+        <w:spacing w:before="80" w:after="0"/>
+        <w:ind w:hanging="0" w:left="360" w:right="0"/>
+        <w:jc w:val="left"/>
+        <w:rPr>
+          <w:sz w:val="19"/>
+        </w:rPr>
+      </w:pPr>
+      <w:r>
+        <w:rPr>
+          <w:b/>
+          <w:sz w:val="19"/>
+        </w:rPr>
+        <w:t>Account</w:t>
+      </w:r>
+      <w:r>
+        <w:rPr>
+          <w:b/>
+          <w:spacing w:val="-6"/>
+          <w:sz w:val="19"/>
+        </w:rPr>
+        <w:t xml:space="preserve"> </w:t>
+      </w:r>
+      <w:r>
+        <w:rPr>
+          <w:b/>
+          <w:spacing w:val="-2"/>
+          <w:sz w:val="19"/>
+        </w:rPr>
+        <w:t>Number:</w:t>
+      </w:r>
+      <w:r>
+        <w:rPr>
+          <w:rFonts w:ascii="Times New Roman" w:hAnsi="Times New Roman"/>
+          <w:sz w:val="19"/>
+        </w:rPr>
+        <w:tab/>
+      </w:r>
+      <w:r>
+        <w:rPr>
+          <w:spacing w:val="-2"/>
+          <w:sz w:val="19"/>
+        </w:rPr>
+        <w:t>216116279110</w:t>
+      </w:r>
+    </w:p>
+    <w:p>
+      <w:pPr>
+        <w:pStyle w:val="Normal"/>
+        <w:tabs>
+          <w:tab w:val="clear" w:pos="720"/>
+          <w:tab w:val="left" w:pos="2760" w:leader="none"/>
+        </w:tabs>
+        <w:spacing w:before="80" w:after="0"/>
+        <w:ind w:hanging="0" w:left="360" w:right="0"/>
+        <w:jc w:val="left"/>
+        <w:rPr>
+          <w:sz w:val="19"/>
+        </w:rPr>
+      </w:pPr>
+      <w:r>
+        <w:rPr>
           <w:b/>
           <w:bCs/>
-          <w:sz w:val="21"/>
-          <w:szCs w:val="21"/>
-        </w:rPr>
-        <w:t xml:space="preserve">  </w:t>
-      </w:r>
-      <w:r>
-        <w:rPr>
-          <w:rFonts w:eastAsia="Calibri" w:cs="Calibri"/>
-          <w:b/>
-          <w:bCs/>
-          <w:sz w:val="21"/>
-          <w:szCs w:val="21"/>
-        </w:rPr>
-        <w:t>Recipient Bank Details</w:t>
-      </w:r>
-    </w:p>
-    <w:tbl>
-      <w:tblPr>
-        <w:tblStyle w:val="Table3"/>
-        <w:tblW w:w="7000" w:type="dxa"/>
-        <w:jc w:val="left"/>
-        <w:tblInd w:w="0" w:type="dxa"/>
-        <w:tblLayout w:type="fixed"/>
-        <w:tblCellMar>
-          <w:top w:w="40" w:type="dxa"/>
-          <w:left w:w="108" w:type="dxa"/>
-          <w:bottom w:w="40" w:type="dxa"/>
-          <w:right w:w="108" w:type="dxa"/>
-        </w:tblCellMar>
-        <w:tblLook w:val="0000"/>
-      </w:tblPr>
-      <w:tblGrid>
-        <w:gridCol w:w="2400"/>
-        <w:gridCol w:w="4599"/>
-      </w:tblGrid>
-      <w:tr>
-        <w:trPr/>
-        <w:tc>
-          <w:tcPr>
-            <w:tcW w:w="2400" w:type="dxa"/>
-            <w:tcBorders/>
-          </w:tcPr>
-          <w:p>
-            <w:pPr>
-              <w:pStyle w:val="normal1"/>
-              <w:rPr/>
-            </w:pPr>
-            <w:r>
-              <w:rPr>
-                <w:rFonts w:eastAsia="Calibri" w:cs="Calibri"/>
-                <w:b/>
-                <w:bCs/>
-                <w:sz w:val="19"/>
-                <w:szCs w:val="19"/>
-              </w:rPr>
-              <w:t>Name:</w:t>
-            </w:r>
-          </w:p>
-        </w:tc>
-        <w:tc>
-          <w:tcPr>
-            <w:tcW w:w="4599" w:type="dxa"/>
-            <w:tcBorders/>
-          </w:tcPr>
-          <w:p>
-            <w:pPr>
-              <w:pStyle w:val="normal1"/>
-              <w:rPr/>
-            </w:pPr>
-            <w:r>
-              <w:rPr>
-                <w:rFonts w:eastAsia="Calibri" w:cs="Calibri"/>
-                <w:sz w:val="19"/>
-                <w:szCs w:val="19"/>
-              </w:rPr>
-              <w:t>JUDY INNOVATIVE TECH LTD</w:t>
-            </w:r>
-          </w:p>
-        </w:tc>
-      </w:tr>
-      <w:tr>
-        <w:trPr/>
-        <w:tc>
-          <w:tcPr>
-            <w:tcW w:w="2400" w:type="dxa"/>
-            <w:tcBorders/>
-          </w:tcPr>
-          <w:p>
-            <w:pPr>
-              <w:pStyle w:val="normal1"/>
-              <w:rPr/>
-            </w:pPr>
-            <w:r>
-              <w:rPr>
-                <w:rFonts w:eastAsia="Calibri" w:cs="Calibri"/>
-                <w:b/>
-                <w:bCs/>
-                <w:sz w:val="19"/>
-                <w:szCs w:val="19"/>
-              </w:rPr>
-              <w:t>Business</w:t>
-            </w:r>
-            <w:r>
-              <w:rPr>
-                <w:rFonts w:eastAsia="Calibri" w:cs="Calibri"/>
-                <w:b/>
-                <w:bCs/>
-                <w:sz w:val="19"/>
-                <w:szCs w:val="19"/>
-              </w:rPr>
-              <w:t xml:space="preserve"> Address:</w:t>
-            </w:r>
-          </w:p>
-        </w:tc>
-        <w:tc>
-          <w:tcPr>
-            <w:tcW w:w="4599" w:type="dxa"/>
-            <w:tcBorders/>
-          </w:tcPr>
-          <w:p>
-            <w:pPr>
-              <w:pStyle w:val="normal1"/>
-              <w:rPr/>
-            </w:pPr>
-            <w:r>
-              <w:rPr>
-                <w:rFonts w:eastAsia="Calibri" w:cs="Calibri"/>
-                <w:sz w:val="19"/>
-                <w:szCs w:val="19"/>
-              </w:rPr>
-              <w:t xml:space="preserve">19 </w:t>
-            </w:r>
-            <w:r>
-              <w:rPr>
-                <w:rFonts w:eastAsia="Calibri" w:cs="Calibri"/>
-                <w:sz w:val="19"/>
-                <w:szCs w:val="19"/>
-              </w:rPr>
-              <w:t>Banana</w:t>
-            </w:r>
-            <w:r>
-              <w:rPr>
-                <w:rFonts w:eastAsia="Calibri" w:cs="Calibri"/>
-                <w:sz w:val="19"/>
-                <w:szCs w:val="19"/>
-              </w:rPr>
-              <w:t xml:space="preserve"> Street, East Legon</w:t>
-            </w:r>
-          </w:p>
-        </w:tc>
-      </w:tr>
-      <w:tr>
-        <w:trPr/>
-        <w:tc>
-          <w:tcPr>
-            <w:tcW w:w="2400" w:type="dxa"/>
-            <w:tcBorders/>
-          </w:tcPr>
-          <w:p>
-            <w:pPr>
-              <w:pStyle w:val="normal1"/>
-              <w:rPr/>
-            </w:pPr>
-            <w:r>
-              <w:rPr>
-                <w:rFonts w:eastAsia="Calibri" w:cs="Calibri"/>
-                <w:b/>
-                <w:bCs/>
-                <w:sz w:val="19"/>
-                <w:szCs w:val="19"/>
-              </w:rPr>
-              <w:t>Account Number:</w:t>
-            </w:r>
-          </w:p>
-        </w:tc>
-        <w:tc>
-          <w:tcPr>
-            <w:tcW w:w="4599" w:type="dxa"/>
-            <w:tcBorders/>
-          </w:tcPr>
-          <w:p>
-            <w:pPr>
-              <w:pStyle w:val="normal1"/>
-              <w:rPr/>
-            </w:pPr>
-            <w:r>
-              <w:rPr>
-                <w:rFonts w:eastAsia="Calibri" w:cs="Calibri"/>
-                <w:sz w:val="19"/>
-                <w:szCs w:val="19"/>
-              </w:rPr>
-              <w:t xml:space="preserve">216116279110 </w:t>
-            </w:r>
-          </w:p>
-        </w:tc>
-      </w:tr>
-      <w:tr>
-        <w:trPr/>
-        <w:tc>
-          <w:tcPr>
-            <w:tcW w:w="2400" w:type="dxa"/>
-            <w:tcBorders/>
-          </w:tcPr>
-          <w:p>
-            <w:pPr>
-              <w:pStyle w:val="normal1"/>
-              <w:rPr/>
-            </w:pPr>
-            <w:r>
-              <w:rPr>
-                <w:rFonts w:eastAsia="Calibri" w:cs="Calibri"/>
-                <w:b/>
-                <w:bCs/>
-                <w:sz w:val="19"/>
-                <w:szCs w:val="19"/>
-              </w:rPr>
-              <w:t>Bank Name:</w:t>
-            </w:r>
-          </w:p>
-        </w:tc>
-        <w:tc>
-          <w:tcPr>
-            <w:tcW w:w="4599" w:type="dxa"/>
-            <w:tcBorders/>
-          </w:tcPr>
-          <w:p>
-            <w:pPr>
-              <w:pStyle w:val="normal1"/>
-              <w:rPr/>
-            </w:pPr>
-            <w:r>
-              <w:rPr>
-                <w:rFonts w:eastAsia="Calibri" w:cs="Calibri"/>
-                <w:sz w:val="19"/>
-                <w:szCs w:val="19"/>
-              </w:rPr>
-              <w:t>Guaranty Trust Bank</w:t>
-            </w:r>
-          </w:p>
-        </w:tc>
-      </w:tr>
-      <w:tr>
-        <w:trPr/>
-        <w:tc>
-          <w:tcPr>
-            <w:tcW w:w="2400" w:type="dxa"/>
-            <w:tcBorders/>
-          </w:tcPr>
-          <w:p>
-            <w:pPr>
-              <w:pStyle w:val="normal1"/>
-              <w:rPr/>
-            </w:pPr>
-            <w:r>
-              <w:rPr>
-                <w:rFonts w:eastAsia="Calibri" w:cs="Calibri"/>
-                <w:b/>
-                <w:bCs/>
-                <w:sz w:val="19"/>
-                <w:szCs w:val="19"/>
-              </w:rPr>
-              <w:t>Bank Address:</w:t>
-            </w:r>
-          </w:p>
-        </w:tc>
-        <w:tc>
-          <w:tcPr>
-            <w:tcW w:w="4599" w:type="dxa"/>
-            <w:tcBorders/>
-          </w:tcPr>
-          <w:p>
-            <w:pPr>
-              <w:pStyle w:val="normal1"/>
-              <w:rPr/>
-            </w:pPr>
-            <w:r>
-              <w:rPr>
-                <w:rFonts w:eastAsia="Calibri" w:cs="Calibri"/>
-                <w:sz w:val="19"/>
-                <w:szCs w:val="19"/>
-              </w:rPr>
-              <w:t>Lagos Avenue, East Legon, Accra</w:t>
-            </w:r>
-          </w:p>
-        </w:tc>
-      </w:tr>
-    </w:tbl>
-    <w:p>
-      <w:pPr>
-        <w:pStyle w:val="normal1"/>
-        <w:keepNext w:val="false"/>
-        <w:keepLines w:val="false"/>
-        <w:widowControl w:val="false"/>
-        <w:pBdr/>
-        <w:shd w:val="clear" w:fill="auto"/>
-        <w:spacing w:lineRule="auto" w:line="276" w:before="0" w:after="0"/>
-        <w:ind w:hanging="0" w:left="0" w:right="0"/>
-        <w:jc w:val="left"/>
-        <w:rPr>
-          <w:rFonts w:ascii="Calibri" w:hAnsi="Calibri" w:eastAsia="Calibri" w:cs="Calibri"/>
-          <w:b/>
-          <w:bCs/>
-          <w:sz w:val="21"/>
-          <w:szCs w:val="21"/>
-        </w:rPr>
-      </w:pPr>
-      <w:r>
-        <w:rPr/>
+          <w:spacing w:val="-2"/>
+          <w:sz w:val="19"/>
+        </w:rPr>
+        <w:t>Bank Name:</w:t>
+      </w:r>
+      <w:r>
+        <w:rPr>
+          <w:sz w:val="19"/>
+          <w:szCs w:val="19"/>
+        </w:rPr>
+        <w:tab/>
+        <w:t>Guaranty Trust Bank</w:t>
       </w:r>
     </w:p>
     <w:sectPr>
@@ -1331,7 +1761,7 @@
       <w:footerReference w:type="first" r:id="rId7"/>
       <w:type w:val="nextPage"/>
       <w:pgSz w:w="12240" w:h="15840"/>
-      <w:pgMar w:left="1080" w:right="1080" w:gutter="0" w:header="708" w:top="1440" w:footer="708" w:bottom="1080"/>
+      <w:pgMar w:left="720" w:right="720" w:gutter="0" w:header="708" w:top="1880" w:footer="911" w:bottom="1100"/>
       <w:pgNumType w:start="1" w:fmt="decimal"/>
       <w:formProt w:val="false"/>
       <w:textDirection w:val="lrTb"/>
@@ -1359,35 +1789,605 @@
 <w:ftr xmlns:o="urn:schemas-microsoft-com:office:office" xmlns:r="http://schemas.openxmlformats.org/officeDocument/2006/relationships" xmlns:v="urn:schemas-microsoft-com:vml" xmlns:w="http://schemas.openxmlformats.org/wordprocessingml/2006/main" xmlns:w10="urn:schemas-microsoft-com:office:word" xmlns:wp="http://schemas.openxmlformats.org/drawingml/2006/wordprocessingDrawing" xmlns:pic="http://schemas.openxmlformats.org/drawingml/2006/picture" xmlns:wps="http://schemas.microsoft.com/office/word/2010/wordprocessingShape" xmlns:wpg="http://schemas.microsoft.com/office/word/2010/wordprocessingGroup" xmlns:mc="http://schemas.openxmlformats.org/markup-compatibility/2006" xmlns:wp14="http://schemas.microsoft.com/office/word/2010/wordprocessingDrawing" xmlns:w14="http://schemas.microsoft.com/office/word/2010/wordml" xmlns:w15="http://schemas.microsoft.com/office/word/2012/wordml" mc:Ignorable="w14 wp14 w15">
   <w:p>
     <w:pPr>
-      <w:pStyle w:val="normal1"/>
-      <w:spacing w:lineRule="auto" w:line="240" w:before="200" w:after="0"/>
-      <w:jc w:val="center"/>
-      <w:rPr/>
+      <w:pStyle w:val="BodyText"/>
+      <w:spacing w:lineRule="auto" w:line="14"/>
+      <w:rPr>
+        <w:sz w:val="20"/>
+      </w:rPr>
     </w:pPr>
     <w:r>
       <w:rPr>
-        <w:rFonts w:eastAsia="Calibri" w:cs="Calibri"/>
-        <w:color w:val="8B2B8B"/>
-        <w:sz w:val="18"/>
-        <w:szCs w:val="18"/>
+        <w:sz w:val="20"/>
       </w:rPr>
-      <w:t>JUDY Innovative Technologies Limited (Reg No. CS019370121)</w:t>
-    </w:r>
-  </w:p>
-  <w:p>
-    <w:pPr>
-      <w:pStyle w:val="normal1"/>
-      <w:jc w:val="center"/>
-      <w:rPr/>
-    </w:pPr>
-    <w:r>
-      <w:rPr>
-        <w:rFonts w:eastAsia="Calibri" w:cs="Calibri"/>
-        <w:color w:val="8B2B8B"/>
-        <w:sz w:val="18"/>
-        <w:szCs w:val="18"/>
-      </w:rPr>
-      <w:t>19 Aluguntugui Street, East Legon  |  hello@judy.legal  |  +233 24 648 4255</w:t>
+      <mc:AlternateContent>
+        <mc:Choice Requires="wps">
+          <w:drawing>
+            <wp:anchor behindDoc="1" distT="0" distB="0" distL="0" distR="0" simplePos="0" locked="0" layoutInCell="0" allowOverlap="1" relativeHeight="4">
+              <wp:simplePos x="0" y="0"/>
+              <wp:positionH relativeFrom="page">
+                <wp:posOffset>2130425</wp:posOffset>
+              </wp:positionH>
+              <wp:positionV relativeFrom="page">
+                <wp:posOffset>9340215</wp:posOffset>
+              </wp:positionV>
+              <wp:extent cx="3509645" cy="279400"/>
+              <wp:effectExtent l="0" t="0" r="0" b="0"/>
+              <wp:wrapNone/>
+              <wp:docPr id="6" name="Textbox 3"/>
+              <a:graphic xmlns:a="http://schemas.openxmlformats.org/drawingml/2006/main">
+                <a:graphicData uri="http://schemas.microsoft.com/office/word/2010/wordprocessingShape">
+                  <wps:wsp>
+                    <wps:cNvSpPr/>
+                    <wps:spPr>
+                      <a:xfrm>
+                        <a:off x="0" y="0"/>
+                        <a:ext cx="3509640" cy="279360"/>
+                      </a:xfrm>
+                      <a:prstGeom prst="rect">
+                        <a:avLst/>
+                      </a:prstGeom>
+                      <a:noFill/>
+                      <a:ln w="0">
+                        <a:noFill/>
+                      </a:ln>
+                    </wps:spPr>
+                    <wps:style>
+                      <a:lnRef idx="0"/>
+                      <a:fillRef idx="0"/>
+                      <a:effectRef idx="0"/>
+                      <a:fontRef idx="minor"/>
+                    </wps:style>
+                    <wps:txbx>
+                      <w:txbxContent>
+                        <w:p>
+                          <w:pPr>
+                            <w:pStyle w:val="BodyText"/>
+                            <w:spacing w:lineRule="exact" w:line="203"/>
+                            <w:ind w:left="2" w:right="0"/>
+                            <w:jc w:val="center"/>
+                            <w:rPr/>
+                          </w:pPr>
+                          <w:r>
+                            <w:rPr>
+                              <w:color w:val="8A2B8A"/>
+                            </w:rPr>
+                            <w:t>JUDY</w:t>
+                          </w:r>
+                          <w:r>
+                            <w:rPr>
+                              <w:color w:val="8A2B8A"/>
+                              <w:spacing w:val="-6"/>
+                            </w:rPr>
+                            <w:t xml:space="preserve"> </w:t>
+                          </w:r>
+                          <w:r>
+                            <w:rPr>
+                              <w:color w:val="8A2B8A"/>
+                              <w:spacing w:val="-6"/>
+                            </w:rPr>
+                            <w:t>Artificial Intelligence</w:t>
+                          </w:r>
+                          <w:r>
+                            <w:rPr>
+                              <w:color w:val="8A2B8A"/>
+                              <w:spacing w:val="-5"/>
+                            </w:rPr>
+                            <w:t xml:space="preserve"> </w:t>
+                          </w:r>
+                          <w:r>
+                            <w:rPr>
+                              <w:color w:val="8A2B8A"/>
+                              <w:spacing w:val="-5"/>
+                            </w:rPr>
+                            <w:t>Solutions</w:t>
+                          </w:r>
+                          <w:r>
+                            <w:rPr>
+                              <w:color w:val="8A2B8A"/>
+                              <w:spacing w:val="-6"/>
+                            </w:rPr>
+                            <w:t xml:space="preserve"> </w:t>
+                          </w:r>
+                          <w:r>
+                            <w:rPr>
+                              <w:color w:val="8A2B8A"/>
+                            </w:rPr>
+                            <w:t>(Reg</w:t>
+                          </w:r>
+                          <w:r>
+                            <w:rPr>
+                              <w:color w:val="8A2B8A"/>
+                              <w:spacing w:val="-6"/>
+                            </w:rPr>
+                            <w:t xml:space="preserve"> </w:t>
+                          </w:r>
+                          <w:r>
+                            <w:rPr>
+                              <w:color w:val="8A2B8A"/>
+                            </w:rPr>
+                            <w:t>No.</w:t>
+                          </w:r>
+                          <w:r>
+                            <w:rPr>
+                              <w:color w:val="8A2B8A"/>
+                              <w:spacing w:val="-5"/>
+                            </w:rPr>
+                            <w:t xml:space="preserve"> 3841223</w:t>
+                          </w:r>
+                          <w:r>
+                            <w:rPr>
+                              <w:color w:val="8A2B8A"/>
+                              <w:spacing w:val="-2"/>
+                            </w:rPr>
+                            <w:t>)</w:t>
+                          </w:r>
+                        </w:p>
+                        <w:p>
+                          <w:pPr>
+                            <w:pStyle w:val="BodyText"/>
+                            <w:ind w:left="2" w:right="2"/>
+                            <w:jc w:val="center"/>
+                            <w:rPr/>
+                          </w:pPr>
+                          <w:r>
+                            <w:rPr>
+                              <w:color w:val="8A2B8A"/>
+                              <w:spacing w:val="-4"/>
+                            </w:rPr>
+                            <w:t>19</w:t>
+                          </w:r>
+                          <w:r>
+                            <w:rPr>
+                              <w:color w:val="8A2B8A"/>
+                              <w:spacing w:val="-3"/>
+                            </w:rPr>
+                            <w:t xml:space="preserve"> </w:t>
+                          </w:r>
+                          <w:r>
+                            <w:rPr>
+                              <w:color w:val="8A2B8A"/>
+                              <w:spacing w:val="-4"/>
+                            </w:rPr>
+                            <w:t>A</w:t>
+                          </w:r>
+                          <w:r>
+                            <w:rPr>
+                              <w:color w:val="8A2B8A"/>
+                              <w:spacing w:val="-4"/>
+                            </w:rPr>
+                            <w:t>demola</w:t>
+                          </w:r>
+                          <w:r>
+                            <w:rPr>
+                              <w:color w:val="8A2B8A"/>
+                              <w:spacing w:val="-3"/>
+                            </w:rPr>
+                            <w:t xml:space="preserve"> </w:t>
+                          </w:r>
+                          <w:r>
+                            <w:rPr>
+                              <w:color w:val="8A2B8A"/>
+                              <w:spacing w:val="-4"/>
+                            </w:rPr>
+                            <w:t>Street,</w:t>
+                          </w:r>
+                          <w:r>
+                            <w:rPr>
+                              <w:color w:val="8A2B8A"/>
+                              <w:spacing w:val="-3"/>
+                            </w:rPr>
+                            <w:t xml:space="preserve"> </w:t>
+                          </w:r>
+                          <w:r>
+                            <w:rPr>
+                              <w:color w:val="8A2B8A"/>
+                              <w:spacing w:val="-3"/>
+                            </w:rPr>
+                            <w:t>Ikoyi, Lagos</w:t>
+                          </w:r>
+                          <w:r>
+                            <w:rPr>
+                              <w:color w:val="8A2B8A"/>
+                              <w:spacing w:val="34"/>
+                            </w:rPr>
+                            <w:t xml:space="preserve"> </w:t>
+                          </w:r>
+                          <w:r>
+                            <w:rPr>
+                              <w:color w:val="8A2B8A"/>
+                              <w:spacing w:val="-4"/>
+                            </w:rPr>
+                            <w:t>|</w:t>
+                          </w:r>
+                          <w:r>
+                            <w:rPr>
+                              <w:color w:val="8A2B8A"/>
+                              <w:spacing w:val="35"/>
+                            </w:rPr>
+                            <w:t xml:space="preserve"> </w:t>
+                          </w:r>
+                          <w:hyperlink r:id="rId1">
+                            <w:r>
+                              <w:rPr>
+                                <w:rStyle w:val="Style7"/>
+                                <w:color w:val="8A2B8A"/>
+                                <w:spacing w:val="-4"/>
+                              </w:rPr>
+                              <w:t>hello@judy.legal</w:t>
+                            </w:r>
+                          </w:hyperlink>
+                          <w:r>
+                            <w:rPr>
+                              <w:color w:val="8A2B8A"/>
+                              <w:spacing w:val="35"/>
+                            </w:rPr>
+                            <w:t xml:space="preserve"> </w:t>
+                          </w:r>
+                          <w:r>
+                            <w:rPr>
+                              <w:color w:val="8A2B8A"/>
+                              <w:spacing w:val="-4"/>
+                            </w:rPr>
+                            <w:t>|</w:t>
+                          </w:r>
+                          <w:r>
+                            <w:rPr>
+                              <w:color w:val="8A2B8A"/>
+                              <w:spacing w:val="34"/>
+                            </w:rPr>
+                            <w:t xml:space="preserve"> </w:t>
+                          </w:r>
+                          <w:r>
+                            <w:rPr>
+                              <w:color w:val="8A2B8A"/>
+                              <w:spacing w:val="-4"/>
+                            </w:rPr>
+                            <w:t>+23</w:t>
+                          </w:r>
+                          <w:r>
+                            <w:rPr>
+                              <w:color w:val="8A2B8A"/>
+                              <w:spacing w:val="-4"/>
+                            </w:rPr>
+                            <w:t>4</w:t>
+                          </w:r>
+                          <w:r>
+                            <w:rPr>
+                              <w:color w:val="8A2B8A"/>
+                              <w:spacing w:val="-3"/>
+                            </w:rPr>
+                            <w:t xml:space="preserve"> </w:t>
+                          </w:r>
+                          <w:r>
+                            <w:rPr>
+                              <w:color w:val="8A2B8A"/>
+                              <w:spacing w:val="-3"/>
+                            </w:rPr>
+                            <w:t>818</w:t>
+                          </w:r>
+                          <w:r>
+                            <w:rPr>
+                              <w:color w:val="8A2B8A"/>
+                              <w:spacing w:val="-3"/>
+                            </w:rPr>
+                            <w:t xml:space="preserve"> </w:t>
+                          </w:r>
+                          <w:r>
+                            <w:rPr>
+                              <w:color w:val="8A2B8A"/>
+                              <w:spacing w:val="-3"/>
+                            </w:rPr>
+                            <w:t>749</w:t>
+                          </w:r>
+                          <w:r>
+                            <w:rPr>
+                              <w:color w:val="8A2B8A"/>
+                              <w:spacing w:val="-3"/>
+                            </w:rPr>
+                            <w:t xml:space="preserve"> </w:t>
+                          </w:r>
+                          <w:r>
+                            <w:rPr>
+                              <w:color w:val="8A2B8A"/>
+                              <w:spacing w:val="-4"/>
+                            </w:rPr>
+                            <w:t>4</w:t>
+                          </w:r>
+                          <w:r>
+                            <w:rPr>
+                              <w:color w:val="8A2B8A"/>
+                              <w:spacing w:val="-4"/>
+                            </w:rPr>
+                            <w:t>741</w:t>
+                          </w:r>
+                        </w:p>
+                      </w:txbxContent>
+                    </wps:txbx>
+                    <wps:bodyPr lIns="0" rIns="0" tIns="0" bIns="0" anchor="t">
+                      <a:noAutofit/>
+                    </wps:bodyPr>
+                  </wps:wsp>
+                </a:graphicData>
+              </a:graphic>
+            </wp:anchor>
+          </w:drawing>
+        </mc:Choice>
+        <mc:Fallback>
+          <w:pict>
+            <v:rect id="shape_0" ID="Textbox 3" path="m0,0l-2147483645,0l-2147483645,-2147483646l0,-2147483646xe" stroked="f" o:allowincell="f" style="position:absolute;margin-left:167.75pt;margin-top:735.45pt;width:276.3pt;height:21.95pt;mso-wrap-style:square;v-text-anchor:top;mso-position-horizontal-relative:page;mso-position-vertical-relative:page">
+              <v:fill o:detectmouseclick="t" on="false"/>
+              <v:stroke color="#3465a4" joinstyle="round" endcap="flat"/>
+              <v:textbox>
+                <w:txbxContent>
+                  <w:p>
+                    <w:pPr>
+                      <w:pStyle w:val="BodyText"/>
+                      <w:spacing w:lineRule="exact" w:line="203"/>
+                      <w:ind w:left="2" w:right="0"/>
+                      <w:jc w:val="center"/>
+                      <w:rPr/>
+                    </w:pPr>
+                    <w:r>
+                      <w:rPr>
+                        <w:color w:val="8A2B8A"/>
+                      </w:rPr>
+                      <w:t>JUDY</w:t>
+                    </w:r>
+                    <w:r>
+                      <w:rPr>
+                        <w:color w:val="8A2B8A"/>
+                        <w:spacing w:val="-6"/>
+                      </w:rPr>
+                      <w:t xml:space="preserve"> </w:t>
+                    </w:r>
+                    <w:r>
+                      <w:rPr>
+                        <w:color w:val="8A2B8A"/>
+                        <w:spacing w:val="-6"/>
+                      </w:rPr>
+                      <w:t>Artificial Intelligence</w:t>
+                    </w:r>
+                    <w:r>
+                      <w:rPr>
+                        <w:color w:val="8A2B8A"/>
+                        <w:spacing w:val="-5"/>
+                      </w:rPr>
+                      <w:t xml:space="preserve"> </w:t>
+                    </w:r>
+                    <w:r>
+                      <w:rPr>
+                        <w:color w:val="8A2B8A"/>
+                        <w:spacing w:val="-5"/>
+                      </w:rPr>
+                      <w:t>Solutions</w:t>
+                    </w:r>
+                    <w:r>
+                      <w:rPr>
+                        <w:color w:val="8A2B8A"/>
+                        <w:spacing w:val="-6"/>
+                      </w:rPr>
+                      <w:t xml:space="preserve"> </w:t>
+                    </w:r>
+                    <w:r>
+                      <w:rPr>
+                        <w:color w:val="8A2B8A"/>
+                      </w:rPr>
+                      <w:t>(Reg</w:t>
+                    </w:r>
+                    <w:r>
+                      <w:rPr>
+                        <w:color w:val="8A2B8A"/>
+                        <w:spacing w:val="-6"/>
+                      </w:rPr>
+                      <w:t xml:space="preserve"> </w:t>
+                    </w:r>
+                    <w:r>
+                      <w:rPr>
+                        <w:color w:val="8A2B8A"/>
+                      </w:rPr>
+                      <w:t>No.</w:t>
+                    </w:r>
+                    <w:r>
+                      <w:rPr>
+                        <w:color w:val="8A2B8A"/>
+                        <w:spacing w:val="-5"/>
+                      </w:rPr>
+                      <w:t xml:space="preserve"> 3841223</w:t>
+                    </w:r>
+                    <w:r>
+                      <w:rPr>
+                        <w:color w:val="8A2B8A"/>
+                        <w:spacing w:val="-2"/>
+                      </w:rPr>
+                      <w:t>)</w:t>
+                    </w:r>
+                  </w:p>
+                  <w:p>
+                    <w:pPr>
+                      <w:pStyle w:val="BodyText"/>
+                      <w:ind w:left="2" w:right="2"/>
+                      <w:jc w:val="center"/>
+                      <w:rPr/>
+                    </w:pPr>
+                    <w:r>
+                      <w:rPr>
+                        <w:color w:val="8A2B8A"/>
+                        <w:spacing w:val="-4"/>
+                      </w:rPr>
+                      <w:t>19</w:t>
+                    </w:r>
+                    <w:r>
+                      <w:rPr>
+                        <w:color w:val="8A2B8A"/>
+                        <w:spacing w:val="-3"/>
+                      </w:rPr>
+                      <w:t xml:space="preserve"> </w:t>
+                    </w:r>
+                    <w:r>
+                      <w:rPr>
+                        <w:color w:val="8A2B8A"/>
+                        <w:spacing w:val="-4"/>
+                      </w:rPr>
+                      <w:t>A</w:t>
+                    </w:r>
+                    <w:r>
+                      <w:rPr>
+                        <w:color w:val="8A2B8A"/>
+                        <w:spacing w:val="-4"/>
+                      </w:rPr>
+                      <w:t>demola</w:t>
+                    </w:r>
+                    <w:r>
+                      <w:rPr>
+                        <w:color w:val="8A2B8A"/>
+                        <w:spacing w:val="-3"/>
+                      </w:rPr>
+                      <w:t xml:space="preserve"> </w:t>
+                    </w:r>
+                    <w:r>
+                      <w:rPr>
+                        <w:color w:val="8A2B8A"/>
+                        <w:spacing w:val="-4"/>
+                      </w:rPr>
+                      <w:t>Street,</w:t>
+                    </w:r>
+                    <w:r>
+                      <w:rPr>
+                        <w:color w:val="8A2B8A"/>
+                        <w:spacing w:val="-3"/>
+                      </w:rPr>
+                      <w:t xml:space="preserve"> </w:t>
+                    </w:r>
+                    <w:r>
+                      <w:rPr>
+                        <w:color w:val="8A2B8A"/>
+                        <w:spacing w:val="-3"/>
+                      </w:rPr>
+                      <w:t>Ikoyi, Lagos</w:t>
+                    </w:r>
+                    <w:r>
+                      <w:rPr>
+                        <w:color w:val="8A2B8A"/>
+                        <w:spacing w:val="34"/>
+                      </w:rPr>
+                      <w:t xml:space="preserve"> </w:t>
+                    </w:r>
+                    <w:r>
+                      <w:rPr>
+                        <w:color w:val="8A2B8A"/>
+                        <w:spacing w:val="-4"/>
+                      </w:rPr>
+                      <w:t>|</w:t>
+                    </w:r>
+                    <w:r>
+                      <w:rPr>
+                        <w:color w:val="8A2B8A"/>
+                        <w:spacing w:val="35"/>
+                      </w:rPr>
+                      <w:t xml:space="preserve"> </w:t>
+                    </w:r>
+                    <w:hyperlink r:id="rId2">
+                      <w:r>
+                        <w:rPr>
+                          <w:rStyle w:val="Style7"/>
+                          <w:color w:val="8A2B8A"/>
+                          <w:spacing w:val="-4"/>
+                        </w:rPr>
+                        <w:t>hello@judy.legal</w:t>
+                      </w:r>
+                    </w:hyperlink>
+                    <w:r>
+                      <w:rPr>
+                        <w:color w:val="8A2B8A"/>
+                        <w:spacing w:val="35"/>
+                      </w:rPr>
+                      <w:t xml:space="preserve"> </w:t>
+                    </w:r>
+                    <w:r>
+                      <w:rPr>
+                        <w:color w:val="8A2B8A"/>
+                        <w:spacing w:val="-4"/>
+                      </w:rPr>
+                      <w:t>|</w:t>
+                    </w:r>
+                    <w:r>
+                      <w:rPr>
+                        <w:color w:val="8A2B8A"/>
+                        <w:spacing w:val="34"/>
+                      </w:rPr>
+                      <w:t xml:space="preserve"> </w:t>
+                    </w:r>
+                    <w:r>
+                      <w:rPr>
+                        <w:color w:val="8A2B8A"/>
+                        <w:spacing w:val="-4"/>
+                      </w:rPr>
+                      <w:t>+23</w:t>
+                    </w:r>
+                    <w:r>
+                      <w:rPr>
+                        <w:color w:val="8A2B8A"/>
+                        <w:spacing w:val="-4"/>
+                      </w:rPr>
+                      <w:t>4</w:t>
+                    </w:r>
+                    <w:r>
+                      <w:rPr>
+                        <w:color w:val="8A2B8A"/>
+                        <w:spacing w:val="-3"/>
+                      </w:rPr>
+                      <w:t xml:space="preserve"> </w:t>
+                    </w:r>
+                    <w:r>
+                      <w:rPr>
+                        <w:color w:val="8A2B8A"/>
+                        <w:spacing w:val="-3"/>
+                      </w:rPr>
+                      <w:t>818</w:t>
+                    </w:r>
+                    <w:r>
+                      <w:rPr>
+                        <w:color w:val="8A2B8A"/>
+                        <w:spacing w:val="-3"/>
+                      </w:rPr>
+                      <w:t xml:space="preserve"> </w:t>
+                    </w:r>
+                    <w:r>
+                      <w:rPr>
+                        <w:color w:val="8A2B8A"/>
+                        <w:spacing w:val="-3"/>
+                      </w:rPr>
+                      <w:t>749</w:t>
+                    </w:r>
+                    <w:r>
+                      <w:rPr>
+                        <w:color w:val="8A2B8A"/>
+                        <w:spacing w:val="-3"/>
+                      </w:rPr>
+                      <w:t xml:space="preserve"> </w:t>
+                    </w:r>
+                    <w:r>
+                      <w:rPr>
+                        <w:color w:val="8A2B8A"/>
+                        <w:spacing w:val="-4"/>
+                      </w:rPr>
+                      <w:t>4</w:t>
+                    </w:r>
+                    <w:r>
+                      <w:rPr>
+                        <w:color w:val="8A2B8A"/>
+                        <w:spacing w:val="-4"/>
+                      </w:rPr>
+                      <w:t>741</w:t>
+                    </w:r>
+                  </w:p>
+                </w:txbxContent>
+              </v:textbox>
+              <w10:wrap type="none"/>
+            </v:rect>
+          </w:pict>
+        </mc:Fallback>
+      </mc:AlternateContent>
     </w:r>
   </w:p>
 </w:ftr>
@@ -1397,35 +2397,605 @@
 <w:ftr xmlns:o="urn:schemas-microsoft-com:office:office" xmlns:r="http://schemas.openxmlformats.org/officeDocument/2006/relationships" xmlns:v="urn:schemas-microsoft-com:vml" xmlns:w="http://schemas.openxmlformats.org/wordprocessingml/2006/main" xmlns:w10="urn:schemas-microsoft-com:office:word" xmlns:wp="http://schemas.openxmlformats.org/drawingml/2006/wordprocessingDrawing" xmlns:pic="http://schemas.openxmlformats.org/drawingml/2006/picture" xmlns:wps="http://schemas.microsoft.com/office/word/2010/wordprocessingShape" xmlns:wpg="http://schemas.microsoft.com/office/word/2010/wordprocessingGroup" xmlns:mc="http://schemas.openxmlformats.org/markup-compatibility/2006" xmlns:wp14="http://schemas.microsoft.com/office/word/2010/wordprocessingDrawing" xmlns:w14="http://schemas.microsoft.com/office/word/2010/wordml" xmlns:w15="http://schemas.microsoft.com/office/word/2012/wordml" mc:Ignorable="w14 wp14 w15">
   <w:p>
     <w:pPr>
-      <w:pStyle w:val="normal1"/>
-      <w:spacing w:lineRule="auto" w:line="240" w:before="200" w:after="0"/>
-      <w:jc w:val="center"/>
-      <w:rPr/>
+      <w:pStyle w:val="BodyText"/>
+      <w:spacing w:lineRule="auto" w:line="14"/>
+      <w:rPr>
+        <w:sz w:val="20"/>
+      </w:rPr>
     </w:pPr>
     <w:r>
       <w:rPr>
-        <w:rFonts w:eastAsia="Calibri" w:cs="Calibri"/>
-        <w:color w:val="8B2B8B"/>
-        <w:sz w:val="18"/>
-        <w:szCs w:val="18"/>
+        <w:sz w:val="20"/>
       </w:rPr>
-      <w:t>JUDY Innovative Technologies Limited (Reg No. CS019370121)</w:t>
-    </w:r>
-  </w:p>
-  <w:p>
-    <w:pPr>
-      <w:pStyle w:val="normal1"/>
-      <w:jc w:val="center"/>
-      <w:rPr/>
-    </w:pPr>
-    <w:r>
-      <w:rPr>
-        <w:rFonts w:eastAsia="Calibri" w:cs="Calibri"/>
-        <w:color w:val="8B2B8B"/>
-        <w:sz w:val="18"/>
-        <w:szCs w:val="18"/>
-      </w:rPr>
-      <w:t>19 Aluguntugui Street, East Legon  |  hello@judy.legal  |  +233 24 648 4255</w:t>
+      <mc:AlternateContent>
+        <mc:Choice Requires="wps">
+          <w:drawing>
+            <wp:anchor behindDoc="1" distT="0" distB="0" distL="0" distR="0" simplePos="0" locked="0" layoutInCell="0" allowOverlap="1" relativeHeight="4">
+              <wp:simplePos x="0" y="0"/>
+              <wp:positionH relativeFrom="page">
+                <wp:posOffset>2130425</wp:posOffset>
+              </wp:positionH>
+              <wp:positionV relativeFrom="page">
+                <wp:posOffset>9340215</wp:posOffset>
+              </wp:positionV>
+              <wp:extent cx="3509645" cy="279400"/>
+              <wp:effectExtent l="0" t="0" r="0" b="0"/>
+              <wp:wrapNone/>
+              <wp:docPr id="7" name="Textbox 3"/>
+              <a:graphic xmlns:a="http://schemas.openxmlformats.org/drawingml/2006/main">
+                <a:graphicData uri="http://schemas.microsoft.com/office/word/2010/wordprocessingShape">
+                  <wps:wsp>
+                    <wps:cNvSpPr/>
+                    <wps:spPr>
+                      <a:xfrm>
+                        <a:off x="0" y="0"/>
+                        <a:ext cx="3509640" cy="279360"/>
+                      </a:xfrm>
+                      <a:prstGeom prst="rect">
+                        <a:avLst/>
+                      </a:prstGeom>
+                      <a:noFill/>
+                      <a:ln w="0">
+                        <a:noFill/>
+                      </a:ln>
+                    </wps:spPr>
+                    <wps:style>
+                      <a:lnRef idx="0"/>
+                      <a:fillRef idx="0"/>
+                      <a:effectRef idx="0"/>
+                      <a:fontRef idx="minor"/>
+                    </wps:style>
+                    <wps:txbx>
+                      <w:txbxContent>
+                        <w:p>
+                          <w:pPr>
+                            <w:pStyle w:val="BodyText"/>
+                            <w:spacing w:lineRule="exact" w:line="203"/>
+                            <w:ind w:left="2" w:right="0"/>
+                            <w:jc w:val="center"/>
+                            <w:rPr/>
+                          </w:pPr>
+                          <w:r>
+                            <w:rPr>
+                              <w:color w:val="8A2B8A"/>
+                            </w:rPr>
+                            <w:t>JUDY</w:t>
+                          </w:r>
+                          <w:r>
+                            <w:rPr>
+                              <w:color w:val="8A2B8A"/>
+                              <w:spacing w:val="-6"/>
+                            </w:rPr>
+                            <w:t xml:space="preserve"> </w:t>
+                          </w:r>
+                          <w:r>
+                            <w:rPr>
+                              <w:color w:val="8A2B8A"/>
+                              <w:spacing w:val="-6"/>
+                            </w:rPr>
+                            <w:t>Artificial Intelligence</w:t>
+                          </w:r>
+                          <w:r>
+                            <w:rPr>
+                              <w:color w:val="8A2B8A"/>
+                              <w:spacing w:val="-5"/>
+                            </w:rPr>
+                            <w:t xml:space="preserve"> </w:t>
+                          </w:r>
+                          <w:r>
+                            <w:rPr>
+                              <w:color w:val="8A2B8A"/>
+                              <w:spacing w:val="-5"/>
+                            </w:rPr>
+                            <w:t>Solutions</w:t>
+                          </w:r>
+                          <w:r>
+                            <w:rPr>
+                              <w:color w:val="8A2B8A"/>
+                              <w:spacing w:val="-6"/>
+                            </w:rPr>
+                            <w:t xml:space="preserve"> </w:t>
+                          </w:r>
+                          <w:r>
+                            <w:rPr>
+                              <w:color w:val="8A2B8A"/>
+                            </w:rPr>
+                            <w:t>(Reg</w:t>
+                          </w:r>
+                          <w:r>
+                            <w:rPr>
+                              <w:color w:val="8A2B8A"/>
+                              <w:spacing w:val="-6"/>
+                            </w:rPr>
+                            <w:t xml:space="preserve"> </w:t>
+                          </w:r>
+                          <w:r>
+                            <w:rPr>
+                              <w:color w:val="8A2B8A"/>
+                            </w:rPr>
+                            <w:t>No.</w:t>
+                          </w:r>
+                          <w:r>
+                            <w:rPr>
+                              <w:color w:val="8A2B8A"/>
+                              <w:spacing w:val="-5"/>
+                            </w:rPr>
+                            <w:t xml:space="preserve"> 3841223</w:t>
+                          </w:r>
+                          <w:r>
+                            <w:rPr>
+                              <w:color w:val="8A2B8A"/>
+                              <w:spacing w:val="-2"/>
+                            </w:rPr>
+                            <w:t>)</w:t>
+                          </w:r>
+                        </w:p>
+                        <w:p>
+                          <w:pPr>
+                            <w:pStyle w:val="BodyText"/>
+                            <w:ind w:left="2" w:right="2"/>
+                            <w:jc w:val="center"/>
+                            <w:rPr/>
+                          </w:pPr>
+                          <w:r>
+                            <w:rPr>
+                              <w:color w:val="8A2B8A"/>
+                              <w:spacing w:val="-4"/>
+                            </w:rPr>
+                            <w:t>19</w:t>
+                          </w:r>
+                          <w:r>
+                            <w:rPr>
+                              <w:color w:val="8A2B8A"/>
+                              <w:spacing w:val="-3"/>
+                            </w:rPr>
+                            <w:t xml:space="preserve"> </w:t>
+                          </w:r>
+                          <w:r>
+                            <w:rPr>
+                              <w:color w:val="8A2B8A"/>
+                              <w:spacing w:val="-4"/>
+                            </w:rPr>
+                            <w:t>A</w:t>
+                          </w:r>
+                          <w:r>
+                            <w:rPr>
+                              <w:color w:val="8A2B8A"/>
+                              <w:spacing w:val="-4"/>
+                            </w:rPr>
+                            <w:t>demola</w:t>
+                          </w:r>
+                          <w:r>
+                            <w:rPr>
+                              <w:color w:val="8A2B8A"/>
+                              <w:spacing w:val="-3"/>
+                            </w:rPr>
+                            <w:t xml:space="preserve"> </w:t>
+                          </w:r>
+                          <w:r>
+                            <w:rPr>
+                              <w:color w:val="8A2B8A"/>
+                              <w:spacing w:val="-4"/>
+                            </w:rPr>
+                            <w:t>Street,</w:t>
+                          </w:r>
+                          <w:r>
+                            <w:rPr>
+                              <w:color w:val="8A2B8A"/>
+                              <w:spacing w:val="-3"/>
+                            </w:rPr>
+                            <w:t xml:space="preserve"> </w:t>
+                          </w:r>
+                          <w:r>
+                            <w:rPr>
+                              <w:color w:val="8A2B8A"/>
+                              <w:spacing w:val="-3"/>
+                            </w:rPr>
+                            <w:t>Ikoyi, Lagos</w:t>
+                          </w:r>
+                          <w:r>
+                            <w:rPr>
+                              <w:color w:val="8A2B8A"/>
+                              <w:spacing w:val="34"/>
+                            </w:rPr>
+                            <w:t xml:space="preserve"> </w:t>
+                          </w:r>
+                          <w:r>
+                            <w:rPr>
+                              <w:color w:val="8A2B8A"/>
+                              <w:spacing w:val="-4"/>
+                            </w:rPr>
+                            <w:t>|</w:t>
+                          </w:r>
+                          <w:r>
+                            <w:rPr>
+                              <w:color w:val="8A2B8A"/>
+                              <w:spacing w:val="35"/>
+                            </w:rPr>
+                            <w:t xml:space="preserve"> </w:t>
+                          </w:r>
+                          <w:hyperlink r:id="rId1">
+                            <w:r>
+                              <w:rPr>
+                                <w:rStyle w:val="Style7"/>
+                                <w:color w:val="8A2B8A"/>
+                                <w:spacing w:val="-4"/>
+                              </w:rPr>
+                              <w:t>hello@judy.legal</w:t>
+                            </w:r>
+                          </w:hyperlink>
+                          <w:r>
+                            <w:rPr>
+                              <w:color w:val="8A2B8A"/>
+                              <w:spacing w:val="35"/>
+                            </w:rPr>
+                            <w:t xml:space="preserve"> </w:t>
+                          </w:r>
+                          <w:r>
+                            <w:rPr>
+                              <w:color w:val="8A2B8A"/>
+                              <w:spacing w:val="-4"/>
+                            </w:rPr>
+                            <w:t>|</w:t>
+                          </w:r>
+                          <w:r>
+                            <w:rPr>
+                              <w:color w:val="8A2B8A"/>
+                              <w:spacing w:val="34"/>
+                            </w:rPr>
+                            <w:t xml:space="preserve"> </w:t>
+                          </w:r>
+                          <w:r>
+                            <w:rPr>
+                              <w:color w:val="8A2B8A"/>
+                              <w:spacing w:val="-4"/>
+                            </w:rPr>
+                            <w:t>+23</w:t>
+                          </w:r>
+                          <w:r>
+                            <w:rPr>
+                              <w:color w:val="8A2B8A"/>
+                              <w:spacing w:val="-4"/>
+                            </w:rPr>
+                            <w:t>4</w:t>
+                          </w:r>
+                          <w:r>
+                            <w:rPr>
+                              <w:color w:val="8A2B8A"/>
+                              <w:spacing w:val="-3"/>
+                            </w:rPr>
+                            <w:t xml:space="preserve"> </w:t>
+                          </w:r>
+                          <w:r>
+                            <w:rPr>
+                              <w:color w:val="8A2B8A"/>
+                              <w:spacing w:val="-3"/>
+                            </w:rPr>
+                            <w:t>818</w:t>
+                          </w:r>
+                          <w:r>
+                            <w:rPr>
+                              <w:color w:val="8A2B8A"/>
+                              <w:spacing w:val="-3"/>
+                            </w:rPr>
+                            <w:t xml:space="preserve"> </w:t>
+                          </w:r>
+                          <w:r>
+                            <w:rPr>
+                              <w:color w:val="8A2B8A"/>
+                              <w:spacing w:val="-3"/>
+                            </w:rPr>
+                            <w:t>749</w:t>
+                          </w:r>
+                          <w:r>
+                            <w:rPr>
+                              <w:color w:val="8A2B8A"/>
+                              <w:spacing w:val="-3"/>
+                            </w:rPr>
+                            <w:t xml:space="preserve"> </w:t>
+                          </w:r>
+                          <w:r>
+                            <w:rPr>
+                              <w:color w:val="8A2B8A"/>
+                              <w:spacing w:val="-4"/>
+                            </w:rPr>
+                            <w:t>4</w:t>
+                          </w:r>
+                          <w:r>
+                            <w:rPr>
+                              <w:color w:val="8A2B8A"/>
+                              <w:spacing w:val="-4"/>
+                            </w:rPr>
+                            <w:t>741</w:t>
+                          </w:r>
+                        </w:p>
+                      </w:txbxContent>
+                    </wps:txbx>
+                    <wps:bodyPr lIns="0" rIns="0" tIns="0" bIns="0" anchor="t">
+                      <a:noAutofit/>
+                    </wps:bodyPr>
+                  </wps:wsp>
+                </a:graphicData>
+              </a:graphic>
+            </wp:anchor>
+          </w:drawing>
+        </mc:Choice>
+        <mc:Fallback>
+          <w:pict>
+            <v:rect id="shape_0" ID="Textbox 3" path="m0,0l-2147483645,0l-2147483645,-2147483646l0,-2147483646xe" stroked="f" o:allowincell="f" style="position:absolute;margin-left:167.75pt;margin-top:735.45pt;width:276.3pt;height:21.95pt;mso-wrap-style:square;v-text-anchor:top;mso-position-horizontal-relative:page;mso-position-vertical-relative:page">
+              <v:fill o:detectmouseclick="t" on="false"/>
+              <v:stroke color="#3465a4" joinstyle="round" endcap="flat"/>
+              <v:textbox>
+                <w:txbxContent>
+                  <w:p>
+                    <w:pPr>
+                      <w:pStyle w:val="BodyText"/>
+                      <w:spacing w:lineRule="exact" w:line="203"/>
+                      <w:ind w:left="2" w:right="0"/>
+                      <w:jc w:val="center"/>
+                      <w:rPr/>
+                    </w:pPr>
+                    <w:r>
+                      <w:rPr>
+                        <w:color w:val="8A2B8A"/>
+                      </w:rPr>
+                      <w:t>JUDY</w:t>
+                    </w:r>
+                    <w:r>
+                      <w:rPr>
+                        <w:color w:val="8A2B8A"/>
+                        <w:spacing w:val="-6"/>
+                      </w:rPr>
+                      <w:t xml:space="preserve"> </w:t>
+                    </w:r>
+                    <w:r>
+                      <w:rPr>
+                        <w:color w:val="8A2B8A"/>
+                        <w:spacing w:val="-6"/>
+                      </w:rPr>
+                      <w:t>Artificial Intelligence</w:t>
+                    </w:r>
+                    <w:r>
+                      <w:rPr>
+                        <w:color w:val="8A2B8A"/>
+                        <w:spacing w:val="-5"/>
+                      </w:rPr>
+                      <w:t xml:space="preserve"> </w:t>
+                    </w:r>
+                    <w:r>
+                      <w:rPr>
+                        <w:color w:val="8A2B8A"/>
+                        <w:spacing w:val="-5"/>
+                      </w:rPr>
+                      <w:t>Solutions</w:t>
+                    </w:r>
+                    <w:r>
+                      <w:rPr>
+                        <w:color w:val="8A2B8A"/>
+                        <w:spacing w:val="-6"/>
+                      </w:rPr>
+                      <w:t xml:space="preserve"> </w:t>
+                    </w:r>
+                    <w:r>
+                      <w:rPr>
+                        <w:color w:val="8A2B8A"/>
+                      </w:rPr>
+                      <w:t>(Reg</w:t>
+                    </w:r>
+                    <w:r>
+                      <w:rPr>
+                        <w:color w:val="8A2B8A"/>
+                        <w:spacing w:val="-6"/>
+                      </w:rPr>
+                      <w:t xml:space="preserve"> </w:t>
+                    </w:r>
+                    <w:r>
+                      <w:rPr>
+                        <w:color w:val="8A2B8A"/>
+                      </w:rPr>
+                      <w:t>No.</w:t>
+                    </w:r>
+                    <w:r>
+                      <w:rPr>
+                        <w:color w:val="8A2B8A"/>
+                        <w:spacing w:val="-5"/>
+                      </w:rPr>
+                      <w:t xml:space="preserve"> 3841223</w:t>
+                    </w:r>
+                    <w:r>
+                      <w:rPr>
+                        <w:color w:val="8A2B8A"/>
+                        <w:spacing w:val="-2"/>
+                      </w:rPr>
+                      <w:t>)</w:t>
+                    </w:r>
+                  </w:p>
+                  <w:p>
+                    <w:pPr>
+                      <w:pStyle w:val="BodyText"/>
+                      <w:ind w:left="2" w:right="2"/>
+                      <w:jc w:val="center"/>
+                      <w:rPr/>
+                    </w:pPr>
+                    <w:r>
+                      <w:rPr>
+                        <w:color w:val="8A2B8A"/>
+                        <w:spacing w:val="-4"/>
+                      </w:rPr>
+                      <w:t>19</w:t>
+                    </w:r>
+                    <w:r>
+                      <w:rPr>
+                        <w:color w:val="8A2B8A"/>
+                        <w:spacing w:val="-3"/>
+                      </w:rPr>
+                      <w:t xml:space="preserve"> </w:t>
+                    </w:r>
+                    <w:r>
+                      <w:rPr>
+                        <w:color w:val="8A2B8A"/>
+                        <w:spacing w:val="-4"/>
+                      </w:rPr>
+                      <w:t>A</w:t>
+                    </w:r>
+                    <w:r>
+                      <w:rPr>
+                        <w:color w:val="8A2B8A"/>
+                        <w:spacing w:val="-4"/>
+                      </w:rPr>
+                      <w:t>demola</w:t>
+                    </w:r>
+                    <w:r>
+                      <w:rPr>
+                        <w:color w:val="8A2B8A"/>
+                        <w:spacing w:val="-3"/>
+                      </w:rPr>
+                      <w:t xml:space="preserve"> </w:t>
+                    </w:r>
+                    <w:r>
+                      <w:rPr>
+                        <w:color w:val="8A2B8A"/>
+                        <w:spacing w:val="-4"/>
+                      </w:rPr>
+                      <w:t>Street,</w:t>
+                    </w:r>
+                    <w:r>
+                      <w:rPr>
+                        <w:color w:val="8A2B8A"/>
+                        <w:spacing w:val="-3"/>
+                      </w:rPr>
+                      <w:t xml:space="preserve"> </w:t>
+                    </w:r>
+                    <w:r>
+                      <w:rPr>
+                        <w:color w:val="8A2B8A"/>
+                        <w:spacing w:val="-3"/>
+                      </w:rPr>
+                      <w:t>Ikoyi, Lagos</w:t>
+                    </w:r>
+                    <w:r>
+                      <w:rPr>
+                        <w:color w:val="8A2B8A"/>
+                        <w:spacing w:val="34"/>
+                      </w:rPr>
+                      <w:t xml:space="preserve"> </w:t>
+                    </w:r>
+                    <w:r>
+                      <w:rPr>
+                        <w:color w:val="8A2B8A"/>
+                        <w:spacing w:val="-4"/>
+                      </w:rPr>
+                      <w:t>|</w:t>
+                    </w:r>
+                    <w:r>
+                      <w:rPr>
+                        <w:color w:val="8A2B8A"/>
+                        <w:spacing w:val="35"/>
+                      </w:rPr>
+                      <w:t xml:space="preserve"> </w:t>
+                    </w:r>
+                    <w:hyperlink r:id="rId2">
+                      <w:r>
+                        <w:rPr>
+                          <w:rStyle w:val="Style7"/>
+                          <w:color w:val="8A2B8A"/>
+                          <w:spacing w:val="-4"/>
+                        </w:rPr>
+                        <w:t>hello@judy.legal</w:t>
+                      </w:r>
+                    </w:hyperlink>
+                    <w:r>
+                      <w:rPr>
+                        <w:color w:val="8A2B8A"/>
+                        <w:spacing w:val="35"/>
+                      </w:rPr>
+                      <w:t xml:space="preserve"> </w:t>
+                    </w:r>
+                    <w:r>
+                      <w:rPr>
+                        <w:color w:val="8A2B8A"/>
+                        <w:spacing w:val="-4"/>
+                      </w:rPr>
+                      <w:t>|</w:t>
+                    </w:r>
+                    <w:r>
+                      <w:rPr>
+                        <w:color w:val="8A2B8A"/>
+                        <w:spacing w:val="34"/>
+                      </w:rPr>
+                      <w:t xml:space="preserve"> </w:t>
+                    </w:r>
+                    <w:r>
+                      <w:rPr>
+                        <w:color w:val="8A2B8A"/>
+                        <w:spacing w:val="-4"/>
+                      </w:rPr>
+                      <w:t>+23</w:t>
+                    </w:r>
+                    <w:r>
+                      <w:rPr>
+                        <w:color w:val="8A2B8A"/>
+                        <w:spacing w:val="-4"/>
+                      </w:rPr>
+                      <w:t>4</w:t>
+                    </w:r>
+                    <w:r>
+                      <w:rPr>
+                        <w:color w:val="8A2B8A"/>
+                        <w:spacing w:val="-3"/>
+                      </w:rPr>
+                      <w:t xml:space="preserve"> </w:t>
+                    </w:r>
+                    <w:r>
+                      <w:rPr>
+                        <w:color w:val="8A2B8A"/>
+                        <w:spacing w:val="-3"/>
+                      </w:rPr>
+                      <w:t>818</w:t>
+                    </w:r>
+                    <w:r>
+                      <w:rPr>
+                        <w:color w:val="8A2B8A"/>
+                        <w:spacing w:val="-3"/>
+                      </w:rPr>
+                      <w:t xml:space="preserve"> </w:t>
+                    </w:r>
+                    <w:r>
+                      <w:rPr>
+                        <w:color w:val="8A2B8A"/>
+                        <w:spacing w:val="-3"/>
+                      </w:rPr>
+                      <w:t>749</w:t>
+                    </w:r>
+                    <w:r>
+                      <w:rPr>
+                        <w:color w:val="8A2B8A"/>
+                        <w:spacing w:val="-3"/>
+                      </w:rPr>
+                      <w:t xml:space="preserve"> </w:t>
+                    </w:r>
+                    <w:r>
+                      <w:rPr>
+                        <w:color w:val="8A2B8A"/>
+                        <w:spacing w:val="-4"/>
+                      </w:rPr>
+                      <w:t>4</w:t>
+                    </w:r>
+                    <w:r>
+                      <w:rPr>
+                        <w:color w:val="8A2B8A"/>
+                        <w:spacing w:val="-4"/>
+                      </w:rPr>
+                      <w:t>741</w:t>
+                    </w:r>
+                  </w:p>
+                </w:txbxContent>
+              </v:textbox>
+              <w10:wrap type="none"/>
+            </v:rect>
+          </w:pict>
+        </mc:Fallback>
+      </mc:AlternateContent>
     </w:r>
   </w:p>
 </w:ftr>
@@ -1449,18 +3019,138 @@
 <w:hdr xmlns:o="urn:schemas-microsoft-com:office:office" xmlns:r="http://schemas.openxmlformats.org/officeDocument/2006/relationships" xmlns:v="urn:schemas-microsoft-com:vml" xmlns:w="http://schemas.openxmlformats.org/wordprocessingml/2006/main" xmlns:w10="urn:schemas-microsoft-com:office:word" xmlns:wp="http://schemas.openxmlformats.org/drawingml/2006/wordprocessingDrawing" xmlns:pic="http://schemas.openxmlformats.org/drawingml/2006/picture" xmlns:wps="http://schemas.microsoft.com/office/word/2010/wordprocessingShape" xmlns:wpg="http://schemas.microsoft.com/office/word/2010/wordprocessingGroup" xmlns:mc="http://schemas.openxmlformats.org/markup-compatibility/2006" xmlns:wp14="http://schemas.microsoft.com/office/word/2010/wordprocessingDrawing" xmlns:w14="http://schemas.microsoft.com/office/word/2010/wordml" xmlns:w15="http://schemas.microsoft.com/office/word/2012/wordml" mc:Ignorable="w14 wp14 w15">
   <w:p>
     <w:pPr>
-      <w:pStyle w:val="normal1"/>
-      <w:spacing w:lineRule="auto" w:line="276"/>
-      <w:jc w:val="center"/>
-      <w:rPr/>
+      <w:pStyle w:val="BodyText"/>
+      <w:spacing w:lineRule="auto" w:line="14"/>
+      <w:rPr>
+        <w:sz w:val="20"/>
+      </w:rPr>
     </w:pPr>
     <w:r>
-      <w:rPr/>
+      <w:rPr>
+        <w:sz w:val="20"/>
+      </w:rPr>
+      <mc:AlternateContent>
+        <mc:Choice Requires="wps">
+          <w:drawing>
+            <wp:anchor behindDoc="1" distT="0" distB="0" distL="0" distR="0" simplePos="0" locked="0" layoutInCell="0" allowOverlap="1" relativeHeight="2">
+              <wp:simplePos x="0" y="0"/>
+              <wp:positionH relativeFrom="page">
+                <wp:posOffset>3473450</wp:posOffset>
+              </wp:positionH>
+              <wp:positionV relativeFrom="page">
+                <wp:posOffset>959485</wp:posOffset>
+              </wp:positionV>
+              <wp:extent cx="824865" cy="152400"/>
+              <wp:effectExtent l="0" t="0" r="0" b="0"/>
+              <wp:wrapNone/>
+              <wp:docPr id="2" name="Textbox 2"/>
+              <a:graphic xmlns:a="http://schemas.openxmlformats.org/drawingml/2006/main">
+                <a:graphicData uri="http://schemas.microsoft.com/office/word/2010/wordprocessingShape">
+                  <wps:wsp>
+                    <wps:cNvSpPr/>
+                    <wps:spPr>
+                      <a:xfrm>
+                        <a:off x="0" y="0"/>
+                        <a:ext cx="824760" cy="152280"/>
+                      </a:xfrm>
+                      <a:prstGeom prst="rect">
+                        <a:avLst/>
+                      </a:prstGeom>
+                      <a:noFill/>
+                      <a:ln w="0">
+                        <a:noFill/>
+                      </a:ln>
+                    </wps:spPr>
+                    <wps:style>
+                      <a:lnRef idx="0"/>
+                      <a:fillRef idx="0"/>
+                      <a:effectRef idx="0"/>
+                      <a:fontRef idx="minor"/>
+                    </wps:style>
+                    <wps:txbx>
+                      <w:txbxContent>
+                        <w:p>
+                          <w:pPr>
+                            <w:pStyle w:val="FrameContents"/>
+                            <w:spacing w:lineRule="exact" w:line="224" w:before="0" w:after="0"/>
+                            <w:ind w:hanging="0" w:left="20" w:right="0"/>
+                            <w:jc w:val="left"/>
+                            <w:rPr>
+                              <w:sz w:val="20"/>
+                            </w:rPr>
+                          </w:pPr>
+                          <w:hyperlink r:id="rId1">
+                            <w:r>
+                              <w:rPr>
+                                <w:rStyle w:val="Style7"/>
+                                <w:color w:val="8A2B8A"/>
+                                <w:spacing w:val="-2"/>
+                                <w:sz w:val="20"/>
+                              </w:rPr>
+                              <w:t>www.judy.legal</w:t>
+                            </w:r>
+                          </w:hyperlink>
+                        </w:p>
+                      </w:txbxContent>
+                    </wps:txbx>
+                    <wps:bodyPr lIns="0" rIns="0" tIns="0" bIns="0" anchor="t">
+                      <a:noAutofit/>
+                    </wps:bodyPr>
+                  </wps:wsp>
+                </a:graphicData>
+              </a:graphic>
+            </wp:anchor>
+          </w:drawing>
+        </mc:Choice>
+        <mc:Fallback>
+          <w:pict>
+            <v:rect id="shape_0" ID="Textbox 2" path="m0,0l-2147483645,0l-2147483645,-2147483646l0,-2147483646xe" stroked="f" o:allowincell="f" style="position:absolute;margin-left:273.5pt;margin-top:75.55pt;width:64.9pt;height:11.95pt;mso-wrap-style:square;v-text-anchor:top;mso-position-horizontal-relative:page;mso-position-vertical-relative:page">
+              <v:fill o:detectmouseclick="t" on="false"/>
+              <v:stroke color="#3465a4" joinstyle="round" endcap="flat"/>
+              <v:textbox>
+                <w:txbxContent>
+                  <w:p>
+                    <w:pPr>
+                      <w:pStyle w:val="FrameContents"/>
+                      <w:spacing w:lineRule="exact" w:line="224" w:before="0" w:after="0"/>
+                      <w:ind w:hanging="0" w:left="20" w:right="0"/>
+                      <w:jc w:val="left"/>
+                      <w:rPr>
+                        <w:sz w:val="20"/>
+                      </w:rPr>
+                    </w:pPr>
+                    <w:hyperlink r:id="rId2">
+                      <w:r>
+                        <w:rPr>
+                          <w:rStyle w:val="Style7"/>
+                          <w:color w:val="8A2B8A"/>
+                          <w:spacing w:val="-2"/>
+                          <w:sz w:val="20"/>
+                        </w:rPr>
+                        <w:t>www.judy.legal</w:t>
+                      </w:r>
+                    </w:hyperlink>
+                  </w:p>
+                </w:txbxContent>
+              </v:textbox>
+              <w10:wrap type="none"/>
+            </v:rect>
+          </w:pict>
+        </mc:Fallback>
+      </mc:AlternateContent>
       <w:drawing>
-        <wp:inline distT="0" distB="0" distL="0" distR="0">
-          <wp:extent cx="1585595" cy="471170"/>
+        <wp:anchor behindDoc="1" distT="0" distB="0" distL="0" distR="0" simplePos="0" locked="0" layoutInCell="0" allowOverlap="1" relativeHeight="8">
+          <wp:simplePos x="0" y="0"/>
+          <wp:positionH relativeFrom="column">
+            <wp:posOffset>2620010</wp:posOffset>
+          </wp:positionH>
+          <wp:positionV relativeFrom="paragraph">
+            <wp:posOffset>635</wp:posOffset>
+          </wp:positionV>
+          <wp:extent cx="1585595" cy="484505"/>
           <wp:effectExtent l="0" t="0" r="0" b="0"/>
-          <wp:docPr id="1" name="image1.png" descr=""/>
+          <wp:wrapSquare wrapText="largest"/>
+          <wp:docPr id="3" name="image1.png Copy 1" descr=""/>
           <wp:cNvGraphicFramePr>
             <a:graphicFrameLocks xmlns:a="http://schemas.openxmlformats.org/drawingml/2006/main" noChangeAspect="1"/>
           </wp:cNvGraphicFramePr>
@@ -1468,13 +3158,13 @@
             <a:graphicData uri="http://schemas.openxmlformats.org/drawingml/2006/picture">
               <pic:pic xmlns:pic="http://schemas.openxmlformats.org/drawingml/2006/picture">
                 <pic:nvPicPr>
-                  <pic:cNvPr id="1" name="image1.png" descr=""/>
+                  <pic:cNvPr id="3" name="image1.png Copy 1" descr=""/>
                   <pic:cNvPicPr>
                     <a:picLocks noChangeAspect="1" noChangeArrowheads="1"/>
                   </pic:cNvPicPr>
                 </pic:nvPicPr>
                 <pic:blipFill>
-                  <a:blip r:embed="rId1"/>
+                  <a:blip r:embed="rId3"/>
                   <a:stretch>
                     <a:fillRect/>
                   </a:stretch>
@@ -1482,7 +3172,7 @@
                 <pic:spPr bwMode="auto">
                   <a:xfrm>
                     <a:off x="0" y="0"/>
-                    <a:ext cx="1585595" cy="471170"/>
+                    <a:ext cx="1585595" cy="484505"/>
                   </a:xfrm>
                   <a:prstGeom prst="rect">
                     <a:avLst/>
@@ -1492,28 +3182,9 @@
               </pic:pic>
             </a:graphicData>
           </a:graphic>
-        </wp:inline>
+        </wp:anchor>
       </w:drawing>
     </w:r>
-  </w:p>
-  <w:p>
-    <w:pPr>
-      <w:pStyle w:val="normal1"/>
-      <w:spacing w:lineRule="auto" w:line="240" w:before="0" w:after="200"/>
-      <w:jc w:val="center"/>
-      <w:rPr/>
-    </w:pPr>
-    <w:hyperlink r:id="rId2">
-      <w:r>
-        <w:rPr>
-          <w:rStyle w:val="Style3"/>
-          <w:color w:val="8B2B8B"/>
-          <w:sz w:val="20"/>
-          <w:szCs w:val="20"/>
-        </w:rPr>
-        <w:t>www.judy.legal</w:t>
-      </w:r>
-    </w:hyperlink>
   </w:p>
 </w:hdr>
 </file>
@@ -1522,18 +3193,138 @@
 <w:hdr xmlns:o="urn:schemas-microsoft-com:office:office" xmlns:r="http://schemas.openxmlformats.org/officeDocument/2006/relationships" xmlns:v="urn:schemas-microsoft-com:vml" xmlns:w="http://schemas.openxmlformats.org/wordprocessingml/2006/main" xmlns:w10="urn:schemas-microsoft-com:office:word" xmlns:wp="http://schemas.openxmlformats.org/drawingml/2006/wordprocessingDrawing" xmlns:pic="http://schemas.openxmlformats.org/drawingml/2006/picture" xmlns:wps="http://schemas.microsoft.com/office/word/2010/wordprocessingShape" xmlns:wpg="http://schemas.microsoft.com/office/word/2010/wordprocessingGroup" xmlns:mc="http://schemas.openxmlformats.org/markup-compatibility/2006" xmlns:wp14="http://schemas.microsoft.com/office/word/2010/wordprocessingDrawing" xmlns:w14="http://schemas.microsoft.com/office/word/2010/wordml" xmlns:w15="http://schemas.microsoft.com/office/word/2012/wordml" mc:Ignorable="w14 wp14 w15">
   <w:p>
     <w:pPr>
-      <w:pStyle w:val="normal1"/>
-      <w:spacing w:lineRule="auto" w:line="276"/>
-      <w:jc w:val="center"/>
-      <w:rPr/>
+      <w:pStyle w:val="BodyText"/>
+      <w:spacing w:lineRule="auto" w:line="14"/>
+      <w:rPr>
+        <w:sz w:val="20"/>
+      </w:rPr>
     </w:pPr>
     <w:r>
-      <w:rPr/>
+      <w:rPr>
+        <w:sz w:val="20"/>
+      </w:rPr>
+      <mc:AlternateContent>
+        <mc:Choice Requires="wps">
+          <w:drawing>
+            <wp:anchor behindDoc="1" distT="0" distB="0" distL="0" distR="0" simplePos="0" locked="0" layoutInCell="0" allowOverlap="1" relativeHeight="2">
+              <wp:simplePos x="0" y="0"/>
+              <wp:positionH relativeFrom="page">
+                <wp:posOffset>3473450</wp:posOffset>
+              </wp:positionH>
+              <wp:positionV relativeFrom="page">
+                <wp:posOffset>959485</wp:posOffset>
+              </wp:positionV>
+              <wp:extent cx="824865" cy="152400"/>
+              <wp:effectExtent l="0" t="0" r="0" b="0"/>
+              <wp:wrapNone/>
+              <wp:docPr id="4" name="Textbox 2"/>
+              <a:graphic xmlns:a="http://schemas.openxmlformats.org/drawingml/2006/main">
+                <a:graphicData uri="http://schemas.microsoft.com/office/word/2010/wordprocessingShape">
+                  <wps:wsp>
+                    <wps:cNvSpPr/>
+                    <wps:spPr>
+                      <a:xfrm>
+                        <a:off x="0" y="0"/>
+                        <a:ext cx="824760" cy="152280"/>
+                      </a:xfrm>
+                      <a:prstGeom prst="rect">
+                        <a:avLst/>
+                      </a:prstGeom>
+                      <a:noFill/>
+                      <a:ln w="0">
+                        <a:noFill/>
+                      </a:ln>
+                    </wps:spPr>
+                    <wps:style>
+                      <a:lnRef idx="0"/>
+                      <a:fillRef idx="0"/>
+                      <a:effectRef idx="0"/>
+                      <a:fontRef idx="minor"/>
+                    </wps:style>
+                    <wps:txbx>
+                      <w:txbxContent>
+                        <w:p>
+                          <w:pPr>
+                            <w:pStyle w:val="FrameContents"/>
+                            <w:spacing w:lineRule="exact" w:line="224" w:before="0" w:after="0"/>
+                            <w:ind w:hanging="0" w:left="20" w:right="0"/>
+                            <w:jc w:val="left"/>
+                            <w:rPr>
+                              <w:sz w:val="20"/>
+                            </w:rPr>
+                          </w:pPr>
+                          <w:hyperlink r:id="rId1">
+                            <w:r>
+                              <w:rPr>
+                                <w:rStyle w:val="Style7"/>
+                                <w:color w:val="8A2B8A"/>
+                                <w:spacing w:val="-2"/>
+                                <w:sz w:val="20"/>
+                              </w:rPr>
+                              <w:t>www.judy.legal</w:t>
+                            </w:r>
+                          </w:hyperlink>
+                        </w:p>
+                      </w:txbxContent>
+                    </wps:txbx>
+                    <wps:bodyPr lIns="0" rIns="0" tIns="0" bIns="0" anchor="t">
+                      <a:noAutofit/>
+                    </wps:bodyPr>
+                  </wps:wsp>
+                </a:graphicData>
+              </a:graphic>
+            </wp:anchor>
+          </w:drawing>
+        </mc:Choice>
+        <mc:Fallback>
+          <w:pict>
+            <v:rect id="shape_0" ID="Textbox 2" path="m0,0l-2147483645,0l-2147483645,-2147483646l0,-2147483646xe" stroked="f" o:allowincell="f" style="position:absolute;margin-left:273.5pt;margin-top:75.55pt;width:64.9pt;height:11.95pt;mso-wrap-style:square;v-text-anchor:top;mso-position-horizontal-relative:page;mso-position-vertical-relative:page">
+              <v:fill o:detectmouseclick="t" on="false"/>
+              <v:stroke color="#3465a4" joinstyle="round" endcap="flat"/>
+              <v:textbox>
+                <w:txbxContent>
+                  <w:p>
+                    <w:pPr>
+                      <w:pStyle w:val="FrameContents"/>
+                      <w:spacing w:lineRule="exact" w:line="224" w:before="0" w:after="0"/>
+                      <w:ind w:hanging="0" w:left="20" w:right="0"/>
+                      <w:jc w:val="left"/>
+                      <w:rPr>
+                        <w:sz w:val="20"/>
+                      </w:rPr>
+                    </w:pPr>
+                    <w:hyperlink r:id="rId2">
+                      <w:r>
+                        <w:rPr>
+                          <w:rStyle w:val="Style7"/>
+                          <w:color w:val="8A2B8A"/>
+                          <w:spacing w:val="-2"/>
+                          <w:sz w:val="20"/>
+                        </w:rPr>
+                        <w:t>www.judy.legal</w:t>
+                      </w:r>
+                    </w:hyperlink>
+                  </w:p>
+                </w:txbxContent>
+              </v:textbox>
+              <w10:wrap type="none"/>
+            </v:rect>
+          </w:pict>
+        </mc:Fallback>
+      </mc:AlternateContent>
       <w:drawing>
-        <wp:inline distT="0" distB="0" distL="0" distR="0">
-          <wp:extent cx="1585595" cy="471170"/>
+        <wp:anchor behindDoc="1" distT="0" distB="0" distL="0" distR="0" simplePos="0" locked="0" layoutInCell="0" allowOverlap="1" relativeHeight="8">
+          <wp:simplePos x="0" y="0"/>
+          <wp:positionH relativeFrom="column">
+            <wp:posOffset>2620010</wp:posOffset>
+          </wp:positionH>
+          <wp:positionV relativeFrom="paragraph">
+            <wp:posOffset>635</wp:posOffset>
+          </wp:positionV>
+          <wp:extent cx="1585595" cy="484505"/>
           <wp:effectExtent l="0" t="0" r="0" b="0"/>
-          <wp:docPr id="2" name="image1.png" descr=""/>
+          <wp:wrapSquare wrapText="largest"/>
+          <wp:docPr id="5" name="image1.png Copy 1" descr=""/>
           <wp:cNvGraphicFramePr>
             <a:graphicFrameLocks xmlns:a="http://schemas.openxmlformats.org/drawingml/2006/main" noChangeAspect="1"/>
           </wp:cNvGraphicFramePr>
@@ -1541,13 +3332,13 @@
             <a:graphicData uri="http://schemas.openxmlformats.org/drawingml/2006/picture">
               <pic:pic xmlns:pic="http://schemas.openxmlformats.org/drawingml/2006/picture">
                 <pic:nvPicPr>
-                  <pic:cNvPr id="2" name="image1.png" descr=""/>
+                  <pic:cNvPr id="5" name="image1.png Copy 1" descr=""/>
                   <pic:cNvPicPr>
                     <a:picLocks noChangeAspect="1" noChangeArrowheads="1"/>
                   </pic:cNvPicPr>
                 </pic:nvPicPr>
                 <pic:blipFill>
-                  <a:blip r:embed="rId1"/>
+                  <a:blip r:embed="rId3"/>
                   <a:stretch>
                     <a:fillRect/>
                   </a:stretch>
@@ -1555,7 +3346,7 @@
                 <pic:spPr bwMode="auto">
                   <a:xfrm>
                     <a:off x="0" y="0"/>
-                    <a:ext cx="1585595" cy="471170"/>
+                    <a:ext cx="1585595" cy="484505"/>
                   </a:xfrm>
                   <a:prstGeom prst="rect">
                     <a:avLst/>
@@ -1565,28 +3356,9 @@
               </pic:pic>
             </a:graphicData>
           </a:graphic>
-        </wp:inline>
+        </wp:anchor>
       </w:drawing>
     </w:r>
-  </w:p>
-  <w:p>
-    <w:pPr>
-      <w:pStyle w:val="normal1"/>
-      <w:spacing w:lineRule="auto" w:line="240" w:before="0" w:after="200"/>
-      <w:jc w:val="center"/>
-      <w:rPr/>
-    </w:pPr>
-    <w:hyperlink r:id="rId2">
-      <w:r>
-        <w:rPr>
-          <w:rStyle w:val="Style3"/>
-          <w:color w:val="8B2B8B"/>
-          <w:sz w:val="20"/>
-          <w:szCs w:val="20"/>
-        </w:rPr>
-        <w:t>www.judy.legal</w:t>
-      </w:r>
-    </w:hyperlink>
   </w:p>
 </w:hdr>
 </file>
@@ -1595,7 +3367,30 @@
 <w:numbering xmlns:w="http://schemas.openxmlformats.org/wordprocessingml/2006/main" xmlns:o="urn:schemas-microsoft-com:office:office" xmlns:r="http://schemas.openxmlformats.org/officeDocument/2006/relationships" xmlns:v="urn:schemas-microsoft-com:vml" xmlns:mc="http://schemas.openxmlformats.org/markup-compatibility/2006" xmlns:w14="http://schemas.microsoft.com/office/word/2010/wordml" mc:Ignorable="w14">
   <w:abstractNum w:abstractNumId="1">
     <w:lvl w:ilvl="0">
-      <w:start w:val="1"/>
+      <w:numFmt w:val="bullet"/>
+      <w:lvlText w:val="•"/>
+      <w:lvlJc w:val="left"/>
+      <w:pPr>
+        <w:tabs>
+          <w:tab w:val="num" w:pos="0"/>
+        </w:tabs>
+        <w:ind w:left="870" w:hanging="360"/>
+      </w:pPr>
+      <w:rPr>
+        <w:rFonts w:ascii="Arial" w:hAnsi="Arial" w:cs="Arial" w:hint="default"/>
+        <w:sz w:val="22"/>
+        <w:spacing w:val="0"/>
+        <w:i w:val="false"/>
+        <w:b w:val="false"/>
+        <w:szCs w:val="22"/>
+        <w:iCs w:val="false"/>
+        <w:bCs w:val="false"/>
+        <w:w w:val="117"/>
+        <w:lang w:val="en-US" w:eastAsia="en-US" w:bidi="ar-SA"/>
+      </w:rPr>
+    </w:lvl>
+    <w:lvl w:ilvl="1">
+      <w:start w:val="0"/>
       <w:numFmt w:val="bullet"/>
       <w:lvlText w:val=""/>
       <w:lvlJc w:val="left"/>
@@ -1603,130 +3398,123 @@
         <w:tabs>
           <w:tab w:val="num" w:pos="0"/>
         </w:tabs>
-        <w:ind w:left="720" w:hanging="360"/>
+        <w:ind w:left="1293" w:hanging="360"/>
       </w:pPr>
       <w:rPr>
         <w:rFonts w:ascii="Symbol" w:hAnsi="Symbol" w:cs="Symbol" w:hint="default"/>
+        <w:lang w:val="en-US" w:eastAsia="en-US" w:bidi="ar-SA"/>
       </w:rPr>
     </w:lvl>
-    <w:lvl w:ilvl="1">
-      <w:start w:val="1"/>
+    <w:lvl w:ilvl="2">
+      <w:start w:val="0"/>
       <w:numFmt w:val="bullet"/>
-      <w:lvlText w:val=""/>
+      <w:lvlText w:val=""/>
       <w:lvlJc w:val="left"/>
       <w:pPr>
         <w:tabs>
           <w:tab w:val="num" w:pos="0"/>
         </w:tabs>
-        <w:ind w:left="0" w:hanging="0"/>
+        <w:ind w:left="1726" w:hanging="360"/>
       </w:pPr>
       <w:rPr>
-        <w:rFonts w:ascii="OpenSymbol" w:hAnsi="OpenSymbol" w:cs="OpenSymbol" w:hint="default"/>
+        <w:rFonts w:ascii="Symbol" w:hAnsi="Symbol" w:cs="Symbol" w:hint="default"/>
+        <w:lang w:val="en-US" w:eastAsia="en-US" w:bidi="ar-SA"/>
       </w:rPr>
     </w:lvl>
-    <w:lvl w:ilvl="2">
-      <w:start w:val="1"/>
+    <w:lvl w:ilvl="3">
+      <w:start w:val="0"/>
       <w:numFmt w:val="bullet"/>
-      <w:lvlText w:val=""/>
+      <w:lvlText w:val=""/>
       <w:lvlJc w:val="left"/>
       <w:pPr>
         <w:tabs>
           <w:tab w:val="num" w:pos="0"/>
         </w:tabs>
-        <w:ind w:left="0" w:hanging="0"/>
+        <w:ind w:left="2159" w:hanging="360"/>
       </w:pPr>
       <w:rPr>
-        <w:rFonts w:ascii="OpenSymbol" w:hAnsi="OpenSymbol" w:cs="OpenSymbol" w:hint="default"/>
+        <w:rFonts w:ascii="Symbol" w:hAnsi="Symbol" w:cs="Symbol" w:hint="default"/>
+        <w:lang w:val="en-US" w:eastAsia="en-US" w:bidi="ar-SA"/>
       </w:rPr>
     </w:lvl>
-    <w:lvl w:ilvl="3">
-      <w:start w:val="1"/>
+    <w:lvl w:ilvl="4">
+      <w:start w:val="0"/>
       <w:numFmt w:val="bullet"/>
-      <w:lvlText w:val=""/>
+      <w:lvlText w:val=""/>
       <w:lvlJc w:val="left"/>
       <w:pPr>
         <w:tabs>
           <w:tab w:val="num" w:pos="0"/>
         </w:tabs>
-        <w:ind w:left="0" w:hanging="0"/>
+        <w:ind w:left="2592" w:hanging="360"/>
       </w:pPr>
       <w:rPr>
-        <w:rFonts w:ascii="OpenSymbol" w:hAnsi="OpenSymbol" w:cs="OpenSymbol" w:hint="default"/>
+        <w:rFonts w:ascii="Symbol" w:hAnsi="Symbol" w:cs="Symbol" w:hint="default"/>
+        <w:lang w:val="en-US" w:eastAsia="en-US" w:bidi="ar-SA"/>
       </w:rPr>
     </w:lvl>
-    <w:lvl w:ilvl="4">
-      <w:start w:val="1"/>
+    <w:lvl w:ilvl="5">
+      <w:start w:val="0"/>
       <w:numFmt w:val="bullet"/>
-      <w:lvlText w:val=""/>
+      <w:lvlText w:val=""/>
       <w:lvlJc w:val="left"/>
       <w:pPr>
         <w:tabs>
           <w:tab w:val="num" w:pos="0"/>
         </w:tabs>
-        <w:ind w:left="0" w:hanging="0"/>
+        <w:ind w:left="3025" w:hanging="360"/>
       </w:pPr>
       <w:rPr>
-        <w:rFonts w:ascii="OpenSymbol" w:hAnsi="OpenSymbol" w:cs="OpenSymbol" w:hint="default"/>
+        <w:rFonts w:ascii="Symbol" w:hAnsi="Symbol" w:cs="Symbol" w:hint="default"/>
+        <w:lang w:val="en-US" w:eastAsia="en-US" w:bidi="ar-SA"/>
       </w:rPr>
     </w:lvl>
-    <w:lvl w:ilvl="5">
-      <w:start w:val="1"/>
+    <w:lvl w:ilvl="6">
+      <w:start w:val="0"/>
       <w:numFmt w:val="bullet"/>
-      <w:lvlText w:val=""/>
+      <w:lvlText w:val=""/>
       <w:lvlJc w:val="left"/>
       <w:pPr>
         <w:tabs>
           <w:tab w:val="num" w:pos="0"/>
         </w:tabs>
-        <w:ind w:left="0" w:hanging="0"/>
+        <w:ind w:left="3458" w:hanging="360"/>
       </w:pPr>
       <w:rPr>
-        <w:rFonts w:ascii="OpenSymbol" w:hAnsi="OpenSymbol" w:cs="OpenSymbol" w:hint="default"/>
+        <w:rFonts w:ascii="Symbol" w:hAnsi="Symbol" w:cs="Symbol" w:hint="default"/>
+        <w:lang w:val="en-US" w:eastAsia="en-US" w:bidi="ar-SA"/>
       </w:rPr>
     </w:lvl>
-    <w:lvl w:ilvl="6">
-      <w:start w:val="1"/>
+    <w:lvl w:ilvl="7">
+      <w:start w:val="0"/>
       <w:numFmt w:val="bullet"/>
-      <w:lvlText w:val=""/>
+      <w:lvlText w:val=""/>
       <w:lvlJc w:val="left"/>
       <w:pPr>
         <w:tabs>
           <w:tab w:val="num" w:pos="0"/>
         </w:tabs>
-        <w:ind w:left="0" w:hanging="0"/>
+        <w:ind w:left="3891" w:hanging="360"/>
       </w:pPr>
       <w:rPr>
-        <w:rFonts w:ascii="OpenSymbol" w:hAnsi="OpenSymbol" w:cs="OpenSymbol" w:hint="default"/>
+        <w:rFonts w:ascii="Symbol" w:hAnsi="Symbol" w:cs="Symbol" w:hint="default"/>
+        <w:lang w:val="en-US" w:eastAsia="en-US" w:bidi="ar-SA"/>
       </w:rPr>
     </w:lvl>
-    <w:lvl w:ilvl="7">
-      <w:start w:val="1"/>
+    <w:lvl w:ilvl="8">
+      <w:start w:val="0"/>
       <w:numFmt w:val="bullet"/>
-      <w:lvlText w:val=""/>
+      <w:lvlText w:val=""/>
       <w:lvlJc w:val="left"/>
       <w:pPr>
         <w:tabs>
           <w:tab w:val="num" w:pos="0"/>
         </w:tabs>
-        <w:ind w:left="0" w:hanging="0"/>
+        <w:ind w:left="4324" w:hanging="360"/>
       </w:pPr>
       <w:rPr>
-        <w:rFonts w:ascii="OpenSymbol" w:hAnsi="OpenSymbol" w:cs="OpenSymbol" w:hint="default"/>
-      </w:rPr>
-    </w:lvl>
-    <w:lvl w:ilvl="8">
-      <w:start w:val="1"/>
-      <w:numFmt w:val="bullet"/>
-      <w:lvlText w:val=""/>
-      <w:lvlJc w:val="left"/>
-      <w:pPr>
-        <w:tabs>
-          <w:tab w:val="num" w:pos="0"/>
-        </w:tabs>
-        <w:ind w:left="0" w:hanging="0"/>
-      </w:pPr>
-      <w:rPr>
-        <w:rFonts w:ascii="OpenSymbol" w:hAnsi="OpenSymbol" w:cs="OpenSymbol" w:hint="default"/>
+        <w:rFonts w:ascii="Symbol" w:hAnsi="Symbol" w:cs="Symbol" w:hint="default"/>
+        <w:lang w:val="en-US" w:eastAsia="en-US" w:bidi="ar-SA"/>
       </w:rPr>
     </w:lvl>
   </w:abstractNum>
@@ -1863,10 +3651,10 @@
   <w:docDefaults>
     <w:rPrDefault>
       <w:rPr>
-        <w:rFonts w:ascii="Calibri" w:hAnsi="Calibri" w:eastAsia="Calibri" w:cs="Calibri"/>
+        <w:rFonts w:ascii="Calibri" w:hAnsi="Calibri" w:eastAsia="Calibri" w:cs="" w:asciiTheme="minorHAnsi" w:cstheme="minorBidi" w:eastAsiaTheme="minorHAnsi" w:hAnsiTheme="minorHAnsi"/>
         <w:sz w:val="22"/>
         <w:szCs w:val="22"/>
-        <w:lang w:val="en-GH" w:eastAsia="zh-CN" w:bidi="hi-IN"/>
+        <w:lang w:val="en-US" w:eastAsia="en-US" w:bidi="ar-SA"/>
       </w:rPr>
     </w:rPrDefault>
     <w:pPrDefault>
@@ -1877,125 +3665,71 @@
   </w:docDefaults>
   <w:style w:type="paragraph" w:styleId="Normal" w:default="1">
     <w:name w:val="Normal"/>
+    <w:uiPriority w:val="1"/>
     <w:qFormat/>
     <w:pPr>
-      <w:widowControl/>
+      <w:widowControl w:val="false"/>
       <w:bidi w:val="0"/>
-      <w:spacing w:before="0" w:after="0"/>
+      <w:spacing w:lineRule="auto" w:line="240" w:before="0" w:after="0"/>
+      <w:ind w:left="0" w:right="0"/>
       <w:jc w:val="left"/>
     </w:pPr>
     <w:rPr>
-      <w:rFonts w:ascii="Calibri" w:hAnsi="Calibri" w:eastAsia="Calibri" w:cs="Calibri"/>
+      <w:rFonts w:ascii="Calibri" w:hAnsi="Calibri" w:eastAsia="Calibri" w:cs="Calibri" w:asciiTheme="minorHAnsi" w:eastAsiaTheme="minorHAnsi" w:hAnsiTheme="minorHAnsi"/>
       <w:color w:val="auto"/>
       <w:kern w:val="0"/>
       <w:sz w:val="22"/>
       <w:szCs w:val="22"/>
-      <w:lang w:val="en-GH" w:eastAsia="zh-CN" w:bidi="hi-IN"/>
+      <w:lang w:val="en-US" w:eastAsia="en-US" w:bidi="ar-SA"/>
     </w:rPr>
   </w:style>
   <w:style w:type="paragraph" w:styleId="Heading1">
     <w:name w:val="heading 1"/>
-    <w:basedOn w:val="normal1"/>
-    <w:next w:val="normal1"/>
+    <w:basedOn w:val="Normal"/>
+    <w:uiPriority w:val="1"/>
     <w:qFormat/>
-    <w:pPr/>
+    <w:pPr>
+      <w:spacing w:before="1" w:after="0"/>
+      <w:ind w:left="331"/>
+      <w:outlineLvl w:val="1"/>
+    </w:pPr>
     <w:rPr>
-      <w:color w:val="2E74B5"/>
-      <w:sz w:val="32"/>
-      <w:szCs w:val="32"/>
+      <w:rFonts w:ascii="Calibri" w:hAnsi="Calibri" w:eastAsia="Calibri" w:cs="Calibri"/>
+      <w:b/>
+      <w:bCs/>
+      <w:sz w:val="21"/>
+      <w:szCs w:val="21"/>
+      <w:lang w:val="en-US" w:eastAsia="en-US" w:bidi="ar-SA"/>
     </w:rPr>
   </w:style>
   <w:style w:type="paragraph" w:styleId="Heading2">
     <w:name w:val="heading 2"/>
-    <w:basedOn w:val="normal1"/>
-    <w:next w:val="normal1"/>
+    <w:basedOn w:val="Normal"/>
+    <w:uiPriority w:val="1"/>
     <w:qFormat/>
-    <w:pPr/>
+    <w:pPr>
+      <w:outlineLvl w:val="2"/>
+    </w:pPr>
     <w:rPr>
-      <w:color w:val="2E74B5"/>
-      <w:sz w:val="26"/>
-      <w:szCs w:val="26"/>
+      <w:rFonts w:ascii="Calibri" w:hAnsi="Calibri" w:eastAsia="Calibri" w:cs="Calibri"/>
+      <w:sz w:val="19"/>
+      <w:szCs w:val="19"/>
+      <w:lang w:val="en-US" w:eastAsia="en-US" w:bidi="ar-SA"/>
     </w:rPr>
   </w:style>
-  <w:style w:type="paragraph" w:styleId="Heading3">
-    <w:name w:val="heading 3"/>
-    <w:basedOn w:val="normal1"/>
-    <w:next w:val="normal1"/>
+  <w:style w:type="character" w:styleId="DefaultParagraphFont" w:default="1">
+    <w:name w:val="Default Paragraph Font"/>
+    <w:uiPriority w:val="1"/>
+    <w:semiHidden/>
+    <w:unhideWhenUsed/>
     <w:qFormat/>
-    <w:pPr/>
-    <w:rPr>
-      <w:color w:val="1F4D78"/>
-      <w:sz w:val="24"/>
-      <w:szCs w:val="24"/>
-    </w:rPr>
-  </w:style>
-  <w:style w:type="paragraph" w:styleId="Heading4">
-    <w:name w:val="heading 4"/>
-    <w:basedOn w:val="normal1"/>
-    <w:next w:val="normal1"/>
-    <w:qFormat/>
-    <w:pPr/>
-    <w:rPr>
-      <w:i/>
-      <w:iCs/>
-      <w:color w:val="2E74B5"/>
-    </w:rPr>
-  </w:style>
-  <w:style w:type="paragraph" w:styleId="Heading5">
-    <w:name w:val="heading 5"/>
-    <w:basedOn w:val="normal1"/>
-    <w:next w:val="normal1"/>
-    <w:qFormat/>
-    <w:pPr/>
-    <w:rPr>
-      <w:color w:val="2E74B5"/>
-    </w:rPr>
-  </w:style>
-  <w:style w:type="paragraph" w:styleId="Heading6">
-    <w:name w:val="heading 6"/>
-    <w:basedOn w:val="normal1"/>
-    <w:next w:val="normal1"/>
-    <w:qFormat/>
-    <w:pPr/>
-    <w:rPr>
-      <w:color w:val="1F4D78"/>
-    </w:rPr>
+    <w:rPr/>
   </w:style>
   <w:style w:type="character" w:styleId="Hyperlink">
     <w:name w:val="Hyperlink"/>
-    <w:uiPriority w:val="99"/>
-    <w:unhideWhenUsed/>
     <w:rPr>
-      <w:color w:val="0563C1"/>
+      <w:color w:val="000080"/>
       <w:u w:val="single"/>
-    </w:rPr>
-  </w:style>
-  <w:style w:type="character" w:styleId="FootnoteCharacters">
-    <w:name w:val="Footnote Characters"/>
-    <w:uiPriority w:val="99"/>
-    <w:semiHidden/>
-    <w:unhideWhenUsed/>
-    <w:qFormat/>
-    <w:rPr>
-      <w:vertAlign w:val="superscript"/>
-    </w:rPr>
-  </w:style>
-  <w:style w:type="character" w:styleId="FootnoteReference">
-    <w:name w:val="footnote reference"/>
-    <w:rPr>
-      <w:vertAlign w:val="superscript"/>
-    </w:rPr>
-  </w:style>
-  <w:style w:type="character" w:styleId="FootnoteTextChar">
-    <w:name w:val="Footnote Text Char"/>
-    <w:link w:val="FootnoteText"/>
-    <w:uiPriority w:val="99"/>
-    <w:semiHidden/>
-    <w:unhideWhenUsed/>
-    <w:qFormat/>
-    <w:rPr>
-      <w:sz w:val="20"/>
-      <w:szCs w:val="20"/>
     </w:rPr>
   </w:style>
   <w:style w:type="paragraph" w:styleId="Heading">
@@ -2016,10 +3750,15 @@
   <w:style w:type="paragraph" w:styleId="BodyText">
     <w:name w:val="Body Text"/>
     <w:basedOn w:val="Normal"/>
-    <w:pPr>
-      <w:spacing w:lineRule="auto" w:line="276" w:before="0" w:after="140"/>
-    </w:pPr>
-    <w:rPr/>
+    <w:uiPriority w:val="1"/>
+    <w:qFormat/>
+    <w:pPr/>
+    <w:rPr>
+      <w:rFonts w:ascii="Calibri" w:hAnsi="Calibri" w:eastAsia="Calibri" w:cs="Calibri"/>
+      <w:sz w:val="18"/>
+      <w:szCs w:val="18"/>
+      <w:lang w:val="en-US" w:eastAsia="en-US" w:bidi="ar-SA"/>
+    </w:rPr>
   </w:style>
   <w:style w:type="paragraph" w:styleId="List">
     <w:name w:val="List"/>
@@ -2056,87 +3795,52 @@
       <w:rFonts w:cs="Arial Unicode MS"/>
     </w:rPr>
   </w:style>
-  <w:style w:type="paragraph" w:styleId="normal1" w:default="1">
-    <w:name w:val="normal1"/>
+  <w:style w:type="paragraph" w:styleId="Title">
+    <w:name w:val="Title"/>
+    <w:basedOn w:val="Normal"/>
+    <w:uiPriority w:val="1"/>
     <w:qFormat/>
     <w:pPr>
-      <w:widowControl/>
-      <w:bidi w:val="0"/>
-      <w:spacing w:before="0" w:after="0"/>
-      <w:jc w:val="left"/>
+      <w:ind w:left="359"/>
     </w:pPr>
     <w:rPr>
       <w:rFonts w:ascii="Calibri" w:hAnsi="Calibri" w:eastAsia="Calibri" w:cs="Calibri"/>
-      <w:color w:val="auto"/>
-      <w:kern w:val="0"/>
-      <w:sz w:val="22"/>
-      <w:szCs w:val="22"/>
-      <w:lang w:val="en-GH" w:eastAsia="zh-CN" w:bidi="hi-IN"/>
-    </w:rPr>
-  </w:style>
-  <w:style w:type="paragraph" w:styleId="Title">
-    <w:name w:val="Title"/>
-    <w:basedOn w:val="normal1"/>
-    <w:next w:val="normal1"/>
-    <w:qFormat/>
-    <w:pPr/>
-    <w:rPr>
-      <w:sz w:val="56"/>
-      <w:szCs w:val="56"/>
-    </w:rPr>
-  </w:style>
-  <w:style w:type="paragraph" w:styleId="StrongEmphasis">
-    <w:name w:val="Strong Emphasis"/>
-    <w:basedOn w:val="normal1"/>
-    <w:next w:val="normal1"/>
-    <w:qFormat/>
-    <w:pPr/>
-    <w:rPr>
       <w:b/>
       <w:bCs/>
+      <w:i/>
+      <w:iCs/>
+      <w:sz w:val="28"/>
+      <w:szCs w:val="28"/>
+      <w:lang w:val="en-US" w:eastAsia="en-US" w:bidi="ar-SA"/>
     </w:rPr>
   </w:style>
   <w:style w:type="paragraph" w:styleId="ListParagraph">
     <w:name w:val="List Paragraph"/>
-    <w:basedOn w:val="normal1"/>
+    <w:basedOn w:val="Normal"/>
+    <w:uiPriority w:val="1"/>
+    <w:qFormat/>
+    <w:pPr/>
+    <w:rPr>
+      <w:lang w:val="en-US" w:eastAsia="en-US" w:bidi="ar-SA"/>
+    </w:rPr>
+  </w:style>
+  <w:style w:type="paragraph" w:styleId="TableParagraph">
+    <w:name w:val="Table Paragraph"/>
+    <w:basedOn w:val="Normal"/>
+    <w:uiPriority w:val="1"/>
+    <w:qFormat/>
+    <w:pPr/>
+    <w:rPr>
+      <w:rFonts w:ascii="Calibri" w:hAnsi="Calibri" w:eastAsia="Calibri" w:cs="Calibri"/>
+      <w:lang w:val="en-US" w:eastAsia="en-US" w:bidi="ar-SA"/>
+    </w:rPr>
+  </w:style>
+  <w:style w:type="paragraph" w:styleId="FrameContents">
+    <w:name w:val="Frame Contents"/>
+    <w:basedOn w:val="Normal"/>
     <w:qFormat/>
     <w:pPr/>
     <w:rPr/>
-  </w:style>
-  <w:style w:type="paragraph" w:styleId="FootnoteText">
-    <w:name w:val="footnote text"/>
-    <w:basedOn w:val="normal1"/>
-    <w:link w:val="FootnoteTextChar"/>
-    <w:uiPriority w:val="99"/>
-    <w:semiHidden/>
-    <w:unhideWhenUsed/>
-    <w:pPr>
-      <w:spacing w:lineRule="auto" w:line="240" w:before="0" w:after="0"/>
-    </w:pPr>
-    <w:rPr>
-      <w:sz w:val="20"/>
-      <w:szCs w:val="20"/>
-    </w:rPr>
-  </w:style>
-  <w:style w:type="paragraph" w:styleId="Subtitle">
-    <w:name w:val="Subtitle"/>
-    <w:basedOn w:val="normal1"/>
-    <w:next w:val="normal1"/>
-    <w:qFormat/>
-    <w:pPr>
-      <w:keepNext w:val="true"/>
-      <w:keepLines/>
-      <w:pageBreakBefore w:val="false"/>
-      <w:spacing w:lineRule="auto" w:line="240" w:before="360" w:after="80"/>
-    </w:pPr>
-    <w:rPr>
-      <w:rFonts w:ascii="Georgia" w:hAnsi="Georgia" w:eastAsia="Georgia" w:cs="Georgia"/>
-      <w:i/>
-      <w:iCs/>
-      <w:color w:val="666666"/>
-      <w:sz w:val="48"/>
-      <w:szCs w:val="48"/>
-    </w:rPr>
   </w:style>
   <w:style w:type="paragraph" w:styleId="HeaderandFooter">
     <w:name w:val="Header and Footer"/>
@@ -2157,14 +3861,25 @@
     <w:pPr/>
     <w:rPr/>
   </w:style>
+  <w:style w:type="numbering" w:styleId="NoList" w:default="1">
+    <w:name w:val="No List"/>
+    <w:uiPriority w:val="99"/>
+    <w:semiHidden/>
+    <w:unhideWhenUsed/>
+    <w:qFormat/>
+  </w:style>
   <w:style w:type="table" w:default="1" w:styleId="TableNormal">
-    <w:name w:val="TableNormal"/>
+    <w:name w:val="Table Normal"/>
+    <w:uiPriority w:val="2"/>
+    <w:semiHidden/>
+    <w:unhideWhenUsed/>
+    <w:qFormat/>
     <w:tblPr>
       <w:tblCellMar>
-        <w:top w:w="100" w:type="dxa"/>
-        <w:left w:w="100" w:type="dxa"/>
-        <w:bottom w:w="100" w:type="dxa"/>
-        <w:right w:w="100" w:type="dxa"/>
+        <w:top w:w="0" w:type="dxa"/>
+        <w:left w:w="0" w:type="dxa"/>
+        <w:bottom w:w="0" w:type="dxa"/>
+        <w:right w:w="0" w:type="dxa"/>
       </w:tblCellMar>
     </w:tblPr>
   </w:style>
@@ -2214,12 +3929,12 @@
     </a:clrScheme>
     <a:fontScheme name="Office">
       <a:majorFont>
-        <a:latin typeface="Calibri" pitchFamily="0" charset="1"/>
+        <a:latin typeface="Cambria" pitchFamily="0" charset="1"/>
         <a:ea typeface=""/>
         <a:cs typeface=""/>
       </a:majorFont>
       <a:minorFont>
-        <a:latin typeface="Cambria" pitchFamily="0" charset="1"/>
+        <a:latin typeface="Calibri" pitchFamily="0" charset="1"/>
         <a:ea typeface=""/>
         <a:cs typeface=""/>
       </a:minorFont>
@@ -2254,14 +3969,17 @@
           <a:gsLst>
             <a:gs pos="0">
               <a:schemeClr val="phClr">
-                <a:tint val="100000"/>
-                <a:shade val="100000"/>
+                <a:shade val="51000"/>
+              </a:schemeClr>
+            </a:gs>
+            <a:gs pos="80000">
+              <a:schemeClr val="phClr">
+                <a:shade val="93000"/>
               </a:schemeClr>
             </a:gs>
             <a:gs pos="100000">
               <a:schemeClr val="phClr">
-                <a:tint val="50000"/>
-                <a:shade val="100000"/>
+                <a:shade val="94000"/>
               </a:schemeClr>
             </a:gs>
           </a:gsLst>

--- a/backend/templates/Standard_Template_Polished.docx
+++ b/backend/templates/Standard_Template_Polished.docx
@@ -1851,75 +1851,7 @@
                             <w:rPr>
                               <w:color w:val="8A2B8A"/>
                             </w:rPr>
-                            <w:t>JUDY</w:t>
-                          </w:r>
-                          <w:r>
-                            <w:rPr>
-                              <w:color w:val="8A2B8A"/>
-                              <w:spacing w:val="-6"/>
-                            </w:rPr>
-                            <w:t xml:space="preserve"> </w:t>
-                          </w:r>
-                          <w:r>
-                            <w:rPr>
-                              <w:color w:val="8A2B8A"/>
-                              <w:spacing w:val="-6"/>
-                            </w:rPr>
-                            <w:t>Artificial Intelligence</w:t>
-                          </w:r>
-                          <w:r>
-                            <w:rPr>
-                              <w:color w:val="8A2B8A"/>
-                              <w:spacing w:val="-5"/>
-                            </w:rPr>
-                            <w:t xml:space="preserve"> </w:t>
-                          </w:r>
-                          <w:r>
-                            <w:rPr>
-                              <w:color w:val="8A2B8A"/>
-                              <w:spacing w:val="-5"/>
-                            </w:rPr>
-                            <w:t>Solutions</w:t>
-                          </w:r>
-                          <w:r>
-                            <w:rPr>
-                              <w:color w:val="8A2B8A"/>
-                              <w:spacing w:val="-6"/>
-                            </w:rPr>
-                            <w:t xml:space="preserve"> </w:t>
-                          </w:r>
-                          <w:r>
-                            <w:rPr>
-                              <w:color w:val="8A2B8A"/>
-                            </w:rPr>
-                            <w:t>(Reg</w:t>
-                          </w:r>
-                          <w:r>
-                            <w:rPr>
-                              <w:color w:val="8A2B8A"/>
-                              <w:spacing w:val="-6"/>
-                            </w:rPr>
-                            <w:t xml:space="preserve"> </w:t>
-                          </w:r>
-                          <w:r>
-                            <w:rPr>
-                              <w:color w:val="8A2B8A"/>
-                            </w:rPr>
-                            <w:t>No.</w:t>
-                          </w:r>
-                          <w:r>
-                            <w:rPr>
-                              <w:color w:val="8A2B8A"/>
-                              <w:spacing w:val="-5"/>
-                            </w:rPr>
-                            <w:t xml:space="preserve"> 3841223</w:t>
-                          </w:r>
-                          <w:r>
-                            <w:rPr>
-                              <w:color w:val="8A2B8A"/>
-                              <w:spacing w:val="-2"/>
-                            </w:rPr>
-                            <w:t>)</w:t>
+                            <w:t>JUDY Innovative Technologies Limited (Reg No. CS019370121)</w:t>
                           </w:r>
                         </w:p>
                         <w:p>
@@ -1932,173 +1864,8 @@
                           <w:r>
                             <w:rPr>
                               <w:color w:val="8A2B8A"/>
-                              <w:spacing w:val="-4"/>
                             </w:rPr>
-                            <w:t>19</w:t>
-                          </w:r>
-                          <w:r>
-                            <w:rPr>
-                              <w:color w:val="8A2B8A"/>
-                              <w:spacing w:val="-3"/>
-                            </w:rPr>
-                            <w:t xml:space="preserve"> </w:t>
-                          </w:r>
-                          <w:r>
-                            <w:rPr>
-                              <w:color w:val="8A2B8A"/>
-                              <w:spacing w:val="-4"/>
-                            </w:rPr>
-                            <w:t>A</w:t>
-                          </w:r>
-                          <w:r>
-                            <w:rPr>
-                              <w:color w:val="8A2B8A"/>
-                              <w:spacing w:val="-4"/>
-                            </w:rPr>
-                            <w:t>demola</w:t>
-                          </w:r>
-                          <w:r>
-                            <w:rPr>
-                              <w:color w:val="8A2B8A"/>
-                              <w:spacing w:val="-3"/>
-                            </w:rPr>
-                            <w:t xml:space="preserve"> </w:t>
-                          </w:r>
-                          <w:r>
-                            <w:rPr>
-                              <w:color w:val="8A2B8A"/>
-                              <w:spacing w:val="-4"/>
-                            </w:rPr>
-                            <w:t>Street,</w:t>
-                          </w:r>
-                          <w:r>
-                            <w:rPr>
-                              <w:color w:val="8A2B8A"/>
-                              <w:spacing w:val="-3"/>
-                            </w:rPr>
-                            <w:t xml:space="preserve"> </w:t>
-                          </w:r>
-                          <w:r>
-                            <w:rPr>
-                              <w:color w:val="8A2B8A"/>
-                              <w:spacing w:val="-3"/>
-                            </w:rPr>
-                            <w:t>Ikoyi, Lagos</w:t>
-                          </w:r>
-                          <w:r>
-                            <w:rPr>
-                              <w:color w:val="8A2B8A"/>
-                              <w:spacing w:val="34"/>
-                            </w:rPr>
-                            <w:t xml:space="preserve"> </w:t>
-                          </w:r>
-                          <w:r>
-                            <w:rPr>
-                              <w:color w:val="8A2B8A"/>
-                              <w:spacing w:val="-4"/>
-                            </w:rPr>
-                            <w:t>|</w:t>
-                          </w:r>
-                          <w:r>
-                            <w:rPr>
-                              <w:color w:val="8A2B8A"/>
-                              <w:spacing w:val="35"/>
-                            </w:rPr>
-                            <w:t xml:space="preserve"> </w:t>
-                          </w:r>
-                          <w:hyperlink r:id="rId1">
-                            <w:r>
-                              <w:rPr>
-                                <w:rStyle w:val="Style7"/>
-                                <w:color w:val="8A2B8A"/>
-                                <w:spacing w:val="-4"/>
-                              </w:rPr>
-                              <w:t>hello@judy.legal</w:t>
-                            </w:r>
-                          </w:hyperlink>
-                          <w:r>
-                            <w:rPr>
-                              <w:color w:val="8A2B8A"/>
-                              <w:spacing w:val="35"/>
-                            </w:rPr>
-                            <w:t xml:space="preserve"> </w:t>
-                          </w:r>
-                          <w:r>
-                            <w:rPr>
-                              <w:color w:val="8A2B8A"/>
-                              <w:spacing w:val="-4"/>
-                            </w:rPr>
-                            <w:t>|</w:t>
-                          </w:r>
-                          <w:r>
-                            <w:rPr>
-                              <w:color w:val="8A2B8A"/>
-                              <w:spacing w:val="34"/>
-                            </w:rPr>
-                            <w:t xml:space="preserve"> </w:t>
-                          </w:r>
-                          <w:r>
-                            <w:rPr>
-                              <w:color w:val="8A2B8A"/>
-                              <w:spacing w:val="-4"/>
-                            </w:rPr>
-                            <w:t>+23</w:t>
-                          </w:r>
-                          <w:r>
-                            <w:rPr>
-                              <w:color w:val="8A2B8A"/>
-                              <w:spacing w:val="-4"/>
-                            </w:rPr>
-                            <w:t>4</w:t>
-                          </w:r>
-                          <w:r>
-                            <w:rPr>
-                              <w:color w:val="8A2B8A"/>
-                              <w:spacing w:val="-3"/>
-                            </w:rPr>
-                            <w:t xml:space="preserve"> </w:t>
-                          </w:r>
-                          <w:r>
-                            <w:rPr>
-                              <w:color w:val="8A2B8A"/>
-                              <w:spacing w:val="-3"/>
-                            </w:rPr>
-                            <w:t>818</w:t>
-                          </w:r>
-                          <w:r>
-                            <w:rPr>
-                              <w:color w:val="8A2B8A"/>
-                              <w:spacing w:val="-3"/>
-                            </w:rPr>
-                            <w:t xml:space="preserve"> </w:t>
-                          </w:r>
-                          <w:r>
-                            <w:rPr>
-                              <w:color w:val="8A2B8A"/>
-                              <w:spacing w:val="-3"/>
-                            </w:rPr>
-                            <w:t>749</w:t>
-                          </w:r>
-                          <w:r>
-                            <w:rPr>
-                              <w:color w:val="8A2B8A"/>
-                              <w:spacing w:val="-3"/>
-                            </w:rPr>
-                            <w:t xml:space="preserve"> </w:t>
-                          </w:r>
-                          <w:r>
-                            <w:rPr>
-                              <w:color w:val="8A2B8A"/>
-                              <w:spacing w:val="-4"/>
-                            </w:rPr>
-                            <w:t>4</w:t>
-                          </w:r>
-                          <w:r>
-                            <w:rPr>
-                              <w:color w:val="8A2B8A"/>
-                              <w:spacing w:val="-4"/>
-                            </w:rPr>
-                            <w:t>741</w:t>
+                            <w:t xml:space="preserve">19 Aluguntugui Street, East Legon  |  hello@judy.legal  |  +233 24 648 4255</w:t>
                           </w:r>
                         </w:p>
                       </w:txbxContent>
@@ -2131,75 +1898,7 @@
                       <w:rPr>
                         <w:color w:val="8A2B8A"/>
                       </w:rPr>
-                      <w:t>JUDY</w:t>
-                    </w:r>
-                    <w:r>
-                      <w:rPr>
-                        <w:color w:val="8A2B8A"/>
-                        <w:spacing w:val="-6"/>
-                      </w:rPr>
-                      <w:t xml:space="preserve"> </w:t>
-                    </w:r>
-                    <w:r>
-                      <w:rPr>
-                        <w:color w:val="8A2B8A"/>
-                        <w:spacing w:val="-6"/>
-                      </w:rPr>
-                      <w:t>Artificial Intelligence</w:t>
-                    </w:r>
-                    <w:r>
-                      <w:rPr>
-                        <w:color w:val="8A2B8A"/>
-                        <w:spacing w:val="-5"/>
-                      </w:rPr>
-                      <w:t xml:space="preserve"> </w:t>
-                    </w:r>
-                    <w:r>
-                      <w:rPr>
-                        <w:color w:val="8A2B8A"/>
-                        <w:spacing w:val="-5"/>
-                      </w:rPr>
-                      <w:t>Solutions</w:t>
-                    </w:r>
-                    <w:r>
-                      <w:rPr>
-                        <w:color w:val="8A2B8A"/>
-                        <w:spacing w:val="-6"/>
-                      </w:rPr>
-                      <w:t xml:space="preserve"> </w:t>
-                    </w:r>
-                    <w:r>
-                      <w:rPr>
-                        <w:color w:val="8A2B8A"/>
-                      </w:rPr>
-                      <w:t>(Reg</w:t>
-                    </w:r>
-                    <w:r>
-                      <w:rPr>
-                        <w:color w:val="8A2B8A"/>
-                        <w:spacing w:val="-6"/>
-                      </w:rPr>
-                      <w:t xml:space="preserve"> </w:t>
-                    </w:r>
-                    <w:r>
-                      <w:rPr>
-                        <w:color w:val="8A2B8A"/>
-                      </w:rPr>
-                      <w:t>No.</w:t>
-                    </w:r>
-                    <w:r>
-                      <w:rPr>
-                        <w:color w:val="8A2B8A"/>
-                        <w:spacing w:val="-5"/>
-                      </w:rPr>
-                      <w:t xml:space="preserve"> 3841223</w:t>
-                    </w:r>
-                    <w:r>
-                      <w:rPr>
-                        <w:color w:val="8A2B8A"/>
-                        <w:spacing w:val="-2"/>
-                      </w:rPr>
-                      <w:t>)</w:t>
+                      <w:t>JUDY Innovative Technologies Limited (Reg No. CS019370121)</w:t>
                     </w:r>
                   </w:p>
                   <w:p>
@@ -2212,173 +1911,8 @@
                     <w:r>
                       <w:rPr>
                         <w:color w:val="8A2B8A"/>
-                        <w:spacing w:val="-4"/>
                       </w:rPr>
-                      <w:t>19</w:t>
-                    </w:r>
-                    <w:r>
-                      <w:rPr>
-                        <w:color w:val="8A2B8A"/>
-                        <w:spacing w:val="-3"/>
-                      </w:rPr>
-                      <w:t xml:space="preserve"> </w:t>
-                    </w:r>
-                    <w:r>
-                      <w:rPr>
-                        <w:color w:val="8A2B8A"/>
-                        <w:spacing w:val="-4"/>
-                      </w:rPr>
-                      <w:t>A</w:t>
-                    </w:r>
-                    <w:r>
-                      <w:rPr>
-                        <w:color w:val="8A2B8A"/>
-                        <w:spacing w:val="-4"/>
-                      </w:rPr>
-                      <w:t>demola</w:t>
-                    </w:r>
-                    <w:r>
-                      <w:rPr>
-                        <w:color w:val="8A2B8A"/>
-                        <w:spacing w:val="-3"/>
-                      </w:rPr>
-                      <w:t xml:space="preserve"> </w:t>
-                    </w:r>
-                    <w:r>
-                      <w:rPr>
-                        <w:color w:val="8A2B8A"/>
-                        <w:spacing w:val="-4"/>
-                      </w:rPr>
-                      <w:t>Street,</w:t>
-                    </w:r>
-                    <w:r>
-                      <w:rPr>
-                        <w:color w:val="8A2B8A"/>
-                        <w:spacing w:val="-3"/>
-                      </w:rPr>
-                      <w:t xml:space="preserve"> </w:t>
-                    </w:r>
-                    <w:r>
-                      <w:rPr>
-                        <w:color w:val="8A2B8A"/>
-                        <w:spacing w:val="-3"/>
-                      </w:rPr>
-                      <w:t>Ikoyi, Lagos</w:t>
-                    </w:r>
-                    <w:r>
-                      <w:rPr>
-                        <w:color w:val="8A2B8A"/>
-                        <w:spacing w:val="34"/>
-                      </w:rPr>
-                      <w:t xml:space="preserve"> </w:t>
-                    </w:r>
-                    <w:r>
-                      <w:rPr>
-                        <w:color w:val="8A2B8A"/>
-                        <w:spacing w:val="-4"/>
-                      </w:rPr>
-                      <w:t>|</w:t>
-                    </w:r>
-                    <w:r>
-                      <w:rPr>
-                        <w:color w:val="8A2B8A"/>
-                        <w:spacing w:val="35"/>
-                      </w:rPr>
-                      <w:t xml:space="preserve"> </w:t>
-                    </w:r>
-                    <w:hyperlink r:id="rId2">
-                      <w:r>
-                        <w:rPr>
-                          <w:rStyle w:val="Style7"/>
-                          <w:color w:val="8A2B8A"/>
-                          <w:spacing w:val="-4"/>
-                        </w:rPr>
-                        <w:t>hello@judy.legal</w:t>
-                      </w:r>
-                    </w:hyperlink>
-                    <w:r>
-                      <w:rPr>
-                        <w:color w:val="8A2B8A"/>
-                        <w:spacing w:val="35"/>
-                      </w:rPr>
-                      <w:t xml:space="preserve"> </w:t>
-                    </w:r>
-                    <w:r>
-                      <w:rPr>
-                        <w:color w:val="8A2B8A"/>
-                        <w:spacing w:val="-4"/>
-                      </w:rPr>
-                      <w:t>|</w:t>
-                    </w:r>
-                    <w:r>
-                      <w:rPr>
-                        <w:color w:val="8A2B8A"/>
-                        <w:spacing w:val="34"/>
-                      </w:rPr>
-                      <w:t xml:space="preserve"> </w:t>
-                    </w:r>
-                    <w:r>
-                      <w:rPr>
-                        <w:color w:val="8A2B8A"/>
-                        <w:spacing w:val="-4"/>
-                      </w:rPr>
-                      <w:t>+23</w:t>
-                    </w:r>
-                    <w:r>
-                      <w:rPr>
-                        <w:color w:val="8A2B8A"/>
-                        <w:spacing w:val="-4"/>
-                      </w:rPr>
-                      <w:t>4</w:t>
-                    </w:r>
-                    <w:r>
-                      <w:rPr>
-                        <w:color w:val="8A2B8A"/>
-                        <w:spacing w:val="-3"/>
-                      </w:rPr>
-                      <w:t xml:space="preserve"> </w:t>
-                    </w:r>
-                    <w:r>
-                      <w:rPr>
-                        <w:color w:val="8A2B8A"/>
-                        <w:spacing w:val="-3"/>
-                      </w:rPr>
-                      <w:t>818</w:t>
-                    </w:r>
-                    <w:r>
-                      <w:rPr>
-                        <w:color w:val="8A2B8A"/>
-                        <w:spacing w:val="-3"/>
-                      </w:rPr>
-                      <w:t xml:space="preserve"> </w:t>
-                    </w:r>
-                    <w:r>
-                      <w:rPr>
-                        <w:color w:val="8A2B8A"/>
-                        <w:spacing w:val="-3"/>
-                      </w:rPr>
-                      <w:t>749</w:t>
-                    </w:r>
-                    <w:r>
-                      <w:rPr>
-                        <w:color w:val="8A2B8A"/>
-                        <w:spacing w:val="-3"/>
-                      </w:rPr>
-                      <w:t xml:space="preserve"> </w:t>
-                    </w:r>
-                    <w:r>
-                      <w:rPr>
-                        <w:color w:val="8A2B8A"/>
-                        <w:spacing w:val="-4"/>
-                      </w:rPr>
-                      <w:t>4</w:t>
-                    </w:r>
-                    <w:r>
-                      <w:rPr>
-                        <w:color w:val="8A2B8A"/>
-                        <w:spacing w:val="-4"/>
-                      </w:rPr>
-                      <w:t>741</w:t>
+                      <w:t xml:space="preserve">19 Aluguntugui Street, East Legon  |  hello@judy.legal  |  +233 24 648 4255</w:t>
                     </w:r>
                   </w:p>
                 </w:txbxContent>
@@ -2459,75 +1993,7 @@
                             <w:rPr>
                               <w:color w:val="8A2B8A"/>
                             </w:rPr>
-                            <w:t>JUDY</w:t>
-                          </w:r>
-                          <w:r>
-                            <w:rPr>
-                              <w:color w:val="8A2B8A"/>
-                              <w:spacing w:val="-6"/>
-                            </w:rPr>
-                            <w:t xml:space="preserve"> </w:t>
-                          </w:r>
-                          <w:r>
-                            <w:rPr>
-                              <w:color w:val="8A2B8A"/>
-                              <w:spacing w:val="-6"/>
-                            </w:rPr>
-                            <w:t>Artificial Intelligence</w:t>
-                          </w:r>
-                          <w:r>
-                            <w:rPr>
-                              <w:color w:val="8A2B8A"/>
-                              <w:spacing w:val="-5"/>
-                            </w:rPr>
-                            <w:t xml:space="preserve"> </w:t>
-                          </w:r>
-                          <w:r>
-                            <w:rPr>
-                              <w:color w:val="8A2B8A"/>
-                              <w:spacing w:val="-5"/>
-                            </w:rPr>
-                            <w:t>Solutions</w:t>
-                          </w:r>
-                          <w:r>
-                            <w:rPr>
-                              <w:color w:val="8A2B8A"/>
-                              <w:spacing w:val="-6"/>
-                            </w:rPr>
-                            <w:t xml:space="preserve"> </w:t>
-                          </w:r>
-                          <w:r>
-                            <w:rPr>
-                              <w:color w:val="8A2B8A"/>
-                            </w:rPr>
-                            <w:t>(Reg</w:t>
-                          </w:r>
-                          <w:r>
-                            <w:rPr>
-                              <w:color w:val="8A2B8A"/>
-                              <w:spacing w:val="-6"/>
-                            </w:rPr>
-                            <w:t xml:space="preserve"> </w:t>
-                          </w:r>
-                          <w:r>
-                            <w:rPr>
-                              <w:color w:val="8A2B8A"/>
-                            </w:rPr>
-                            <w:t>No.</w:t>
-                          </w:r>
-                          <w:r>
-                            <w:rPr>
-                              <w:color w:val="8A2B8A"/>
-                              <w:spacing w:val="-5"/>
-                            </w:rPr>
-                            <w:t xml:space="preserve"> 3841223</w:t>
-                          </w:r>
-                          <w:r>
-                            <w:rPr>
-                              <w:color w:val="8A2B8A"/>
-                              <w:spacing w:val="-2"/>
-                            </w:rPr>
-                            <w:t>)</w:t>
+                            <w:t>JUDY Innovative Technologies Limited (Reg No. CS019370121)</w:t>
                           </w:r>
                         </w:p>
                         <w:p>
@@ -2540,173 +2006,8 @@
                           <w:r>
                             <w:rPr>
                               <w:color w:val="8A2B8A"/>
-                              <w:spacing w:val="-4"/>
                             </w:rPr>
-                            <w:t>19</w:t>
-                          </w:r>
-                          <w:r>
-                            <w:rPr>
-                              <w:color w:val="8A2B8A"/>
-                              <w:spacing w:val="-3"/>
-                            </w:rPr>
-                            <w:t xml:space="preserve"> </w:t>
-                          </w:r>
-                          <w:r>
-                            <w:rPr>
-                              <w:color w:val="8A2B8A"/>
-                              <w:spacing w:val="-4"/>
-                            </w:rPr>
-                            <w:t>A</w:t>
-                          </w:r>
-                          <w:r>
-                            <w:rPr>
-                              <w:color w:val="8A2B8A"/>
-                              <w:spacing w:val="-4"/>
-                            </w:rPr>
-                            <w:t>demola</w:t>
-                          </w:r>
-                          <w:r>
-                            <w:rPr>
-                              <w:color w:val="8A2B8A"/>
-                              <w:spacing w:val="-3"/>
-                            </w:rPr>
-                            <w:t xml:space="preserve"> </w:t>
-                          </w:r>
-                          <w:r>
-                            <w:rPr>
-                              <w:color w:val="8A2B8A"/>
-                              <w:spacing w:val="-4"/>
-                            </w:rPr>
-                            <w:t>Street,</w:t>
-                          </w:r>
-                          <w:r>
-                            <w:rPr>
-                              <w:color w:val="8A2B8A"/>
-                              <w:spacing w:val="-3"/>
-                            </w:rPr>
-                            <w:t xml:space="preserve"> </w:t>
-                          </w:r>
-                          <w:r>
-                            <w:rPr>
-                              <w:color w:val="8A2B8A"/>
-                              <w:spacing w:val="-3"/>
-                            </w:rPr>
-                            <w:t>Ikoyi, Lagos</w:t>
-                          </w:r>
-                          <w:r>
-                            <w:rPr>
-                              <w:color w:val="8A2B8A"/>
-                              <w:spacing w:val="34"/>
-                            </w:rPr>
-                            <w:t xml:space="preserve"> </w:t>
-                          </w:r>
-                          <w:r>
-                            <w:rPr>
-                              <w:color w:val="8A2B8A"/>
-                              <w:spacing w:val="-4"/>
-                            </w:rPr>
-                            <w:t>|</w:t>
-                          </w:r>
-                          <w:r>
-                            <w:rPr>
-                              <w:color w:val="8A2B8A"/>
-                              <w:spacing w:val="35"/>
-                            </w:rPr>
-                            <w:t xml:space="preserve"> </w:t>
-                          </w:r>
-                          <w:hyperlink r:id="rId1">
-                            <w:r>
-                              <w:rPr>
-                                <w:rStyle w:val="Style7"/>
-                                <w:color w:val="8A2B8A"/>
-                                <w:spacing w:val="-4"/>
-                              </w:rPr>
-                              <w:t>hello@judy.legal</w:t>
-                            </w:r>
-                          </w:hyperlink>
-                          <w:r>
-                            <w:rPr>
-                              <w:color w:val="8A2B8A"/>
-                              <w:spacing w:val="35"/>
-                            </w:rPr>
-                            <w:t xml:space="preserve"> </w:t>
-                          </w:r>
-                          <w:r>
-                            <w:rPr>
-                              <w:color w:val="8A2B8A"/>
-                              <w:spacing w:val="-4"/>
-                            </w:rPr>
-                            <w:t>|</w:t>
-                          </w:r>
-                          <w:r>
-                            <w:rPr>
-                              <w:color w:val="8A2B8A"/>
-                              <w:spacing w:val="34"/>
-                            </w:rPr>
-                            <w:t xml:space="preserve"> </w:t>
-                          </w:r>
-                          <w:r>
-                            <w:rPr>
-                              <w:color w:val="8A2B8A"/>
-                              <w:spacing w:val="-4"/>
-                            </w:rPr>
-                            <w:t>+23</w:t>
-                          </w:r>
-                          <w:r>
-                            <w:rPr>
-                              <w:color w:val="8A2B8A"/>
-                              <w:spacing w:val="-4"/>
-                            </w:rPr>
-                            <w:t>4</w:t>
-                          </w:r>
-                          <w:r>
-                            <w:rPr>
-                              <w:color w:val="8A2B8A"/>
-                              <w:spacing w:val="-3"/>
-                            </w:rPr>
-                            <w:t xml:space="preserve"> </w:t>
-                          </w:r>
-                          <w:r>
-                            <w:rPr>
-                              <w:color w:val="8A2B8A"/>
-                              <w:spacing w:val="-3"/>
-                            </w:rPr>
-                            <w:t>818</w:t>
-                          </w:r>
-                          <w:r>
-                            <w:rPr>
-                              <w:color w:val="8A2B8A"/>
-                              <w:spacing w:val="-3"/>
-                            </w:rPr>
-                            <w:t xml:space="preserve"> </w:t>
-                          </w:r>
-                          <w:r>
-                            <w:rPr>
-                              <w:color w:val="8A2B8A"/>
-                              <w:spacing w:val="-3"/>
-                            </w:rPr>
-                            <w:t>749</w:t>
-                          </w:r>
-                          <w:r>
-                            <w:rPr>
-                              <w:color w:val="8A2B8A"/>
-                              <w:spacing w:val="-3"/>
-                            </w:rPr>
-                            <w:t xml:space="preserve"> </w:t>
-                          </w:r>
-                          <w:r>
-                            <w:rPr>
-                              <w:color w:val="8A2B8A"/>
-                              <w:spacing w:val="-4"/>
-                            </w:rPr>
-                            <w:t>4</w:t>
-                          </w:r>
-                          <w:r>
-                            <w:rPr>
-                              <w:color w:val="8A2B8A"/>
-                              <w:spacing w:val="-4"/>
-                            </w:rPr>
-                            <w:t>741</w:t>
+                            <w:t xml:space="preserve">19 Aluguntugui Street, East Legon  |  hello@judy.legal  |  +233 24 648 4255</w:t>
                           </w:r>
                         </w:p>
                       </w:txbxContent>
@@ -2739,75 +2040,7 @@
                       <w:rPr>
                         <w:color w:val="8A2B8A"/>
                       </w:rPr>
-                      <w:t>JUDY</w:t>
-                    </w:r>
-                    <w:r>
-                      <w:rPr>
-                        <w:color w:val="8A2B8A"/>
-                        <w:spacing w:val="-6"/>
-                      </w:rPr>
-                      <w:t xml:space="preserve"> </w:t>
-                    </w:r>
-                    <w:r>
-                      <w:rPr>
-                        <w:color w:val="8A2B8A"/>
-                        <w:spacing w:val="-6"/>
-                      </w:rPr>
-                      <w:t>Artificial Intelligence</w:t>
-                    </w:r>
-                    <w:r>
-                      <w:rPr>
-                        <w:color w:val="8A2B8A"/>
-                        <w:spacing w:val="-5"/>
-                      </w:rPr>
-                      <w:t xml:space="preserve"> </w:t>
-                    </w:r>
-                    <w:r>
-                      <w:rPr>
-                        <w:color w:val="8A2B8A"/>
-                        <w:spacing w:val="-5"/>
-                      </w:rPr>
-                      <w:t>Solutions</w:t>
-                    </w:r>
-                    <w:r>
-                      <w:rPr>
-                        <w:color w:val="8A2B8A"/>
-                        <w:spacing w:val="-6"/>
-                      </w:rPr>
-                      <w:t xml:space="preserve"> </w:t>
-                    </w:r>
-                    <w:r>
-                      <w:rPr>
-                        <w:color w:val="8A2B8A"/>
-                      </w:rPr>
-                      <w:t>(Reg</w:t>
-                    </w:r>
-                    <w:r>
-                      <w:rPr>
-                        <w:color w:val="8A2B8A"/>
-                        <w:spacing w:val="-6"/>
-                      </w:rPr>
-                      <w:t xml:space="preserve"> </w:t>
-                    </w:r>
-                    <w:r>
-                      <w:rPr>
-                        <w:color w:val="8A2B8A"/>
-                      </w:rPr>
-                      <w:t>No.</w:t>
-                    </w:r>
-                    <w:r>
-                      <w:rPr>
-                        <w:color w:val="8A2B8A"/>
-                        <w:spacing w:val="-5"/>
-                      </w:rPr>
-                      <w:t xml:space="preserve"> 3841223</w:t>
-                    </w:r>
-                    <w:r>
-                      <w:rPr>
-                        <w:color w:val="8A2B8A"/>
-                        <w:spacing w:val="-2"/>
-                      </w:rPr>
-                      <w:t>)</w:t>
+                      <w:t>JUDY Innovative Technologies Limited (Reg No. CS019370121)</w:t>
                     </w:r>
                   </w:p>
                   <w:p>
@@ -2820,173 +2053,8 @@
                     <w:r>
                       <w:rPr>
                         <w:color w:val="8A2B8A"/>
-                        <w:spacing w:val="-4"/>
                       </w:rPr>
-                      <w:t>19</w:t>
-                    </w:r>
-                    <w:r>
-                      <w:rPr>
-                        <w:color w:val="8A2B8A"/>
-                        <w:spacing w:val="-3"/>
-                      </w:rPr>
-                      <w:t xml:space="preserve"> </w:t>
-                    </w:r>
-                    <w:r>
-                      <w:rPr>
-                        <w:color w:val="8A2B8A"/>
-                        <w:spacing w:val="-4"/>
-                      </w:rPr>
-                      <w:t>A</w:t>
-                    </w:r>
-                    <w:r>
-                      <w:rPr>
-                        <w:color w:val="8A2B8A"/>
-                        <w:spacing w:val="-4"/>
-                      </w:rPr>
-                      <w:t>demola</w:t>
-                    </w:r>
-                    <w:r>
-                      <w:rPr>
-                        <w:color w:val="8A2B8A"/>
-                        <w:spacing w:val="-3"/>
-                      </w:rPr>
-                      <w:t xml:space="preserve"> </w:t>
-                    </w:r>
-                    <w:r>
-                      <w:rPr>
-                        <w:color w:val="8A2B8A"/>
-                        <w:spacing w:val="-4"/>
-                      </w:rPr>
-                      <w:t>Street,</w:t>
-                    </w:r>
-                    <w:r>
-                      <w:rPr>
-                        <w:color w:val="8A2B8A"/>
-                        <w:spacing w:val="-3"/>
-                      </w:rPr>
-                      <w:t xml:space="preserve"> </w:t>
-                    </w:r>
-                    <w:r>
-                      <w:rPr>
-                        <w:color w:val="8A2B8A"/>
-                        <w:spacing w:val="-3"/>
-                      </w:rPr>
-                      <w:t>Ikoyi, Lagos</w:t>
-                    </w:r>
-                    <w:r>
-                      <w:rPr>
-                        <w:color w:val="8A2B8A"/>
-                        <w:spacing w:val="34"/>
-                      </w:rPr>
-                      <w:t xml:space="preserve"> </w:t>
-                    </w:r>
-                    <w:r>
-                      <w:rPr>
-                        <w:color w:val="8A2B8A"/>
-                        <w:spacing w:val="-4"/>
-                      </w:rPr>
-                      <w:t>|</w:t>
-                    </w:r>
-                    <w:r>
-                      <w:rPr>
-                        <w:color w:val="8A2B8A"/>
-                        <w:spacing w:val="35"/>
-                      </w:rPr>
-                      <w:t xml:space="preserve"> </w:t>
-                    </w:r>
-                    <w:hyperlink r:id="rId2">
-                      <w:r>
-                        <w:rPr>
-                          <w:rStyle w:val="Style7"/>
-                          <w:color w:val="8A2B8A"/>
-                          <w:spacing w:val="-4"/>
-                        </w:rPr>
-                        <w:t>hello@judy.legal</w:t>
-                      </w:r>
-                    </w:hyperlink>
-                    <w:r>
-                      <w:rPr>
-                        <w:color w:val="8A2B8A"/>
-                        <w:spacing w:val="35"/>
-                      </w:rPr>
-                      <w:t xml:space="preserve"> </w:t>
-                    </w:r>
-                    <w:r>
-                      <w:rPr>
-                        <w:color w:val="8A2B8A"/>
-                        <w:spacing w:val="-4"/>
-                      </w:rPr>
-                      <w:t>|</w:t>
-                    </w:r>
-                    <w:r>
-                      <w:rPr>
-                        <w:color w:val="8A2B8A"/>
-                        <w:spacing w:val="34"/>
-                      </w:rPr>
-                      <w:t xml:space="preserve"> </w:t>
-                    </w:r>
-                    <w:r>
-                      <w:rPr>
-                        <w:color w:val="8A2B8A"/>
-                        <w:spacing w:val="-4"/>
-                      </w:rPr>
-                      <w:t>+23</w:t>
-                    </w:r>
-                    <w:r>
-                      <w:rPr>
-                        <w:color w:val="8A2B8A"/>
-                        <w:spacing w:val="-4"/>
-                      </w:rPr>
-                      <w:t>4</w:t>
-                    </w:r>
-                    <w:r>
-                      <w:rPr>
-                        <w:color w:val="8A2B8A"/>
-                        <w:spacing w:val="-3"/>
-                      </w:rPr>
-                      <w:t xml:space="preserve"> </w:t>
-                    </w:r>
-                    <w:r>
-                      <w:rPr>
-                        <w:color w:val="8A2B8A"/>
-                        <w:spacing w:val="-3"/>
-                      </w:rPr>
-                      <w:t>818</w:t>
-                    </w:r>
-                    <w:r>
-                      <w:rPr>
-                        <w:color w:val="8A2B8A"/>
-                        <w:spacing w:val="-3"/>
-                      </w:rPr>
-                      <w:t xml:space="preserve"> </w:t>
-                    </w:r>
-                    <w:r>
-                      <w:rPr>
-                        <w:color w:val="8A2B8A"/>
-                        <w:spacing w:val="-3"/>
-                      </w:rPr>
-                      <w:t>749</w:t>
-                    </w:r>
-                    <w:r>
-                      <w:rPr>
-                        <w:color w:val="8A2B8A"/>
-                        <w:spacing w:val="-3"/>
-                      </w:rPr>
-                      <w:t xml:space="preserve"> </w:t>
-                    </w:r>
-                    <w:r>
-                      <w:rPr>
-                        <w:color w:val="8A2B8A"/>
-                        <w:spacing w:val="-4"/>
-                      </w:rPr>
-                      <w:t>4</w:t>
-                    </w:r>
-                    <w:r>
-                      <w:rPr>
-                        <w:color w:val="8A2B8A"/>
-                        <w:spacing w:val="-4"/>
-                      </w:rPr>
-                      <w:t>741</w:t>
+                      <w:t xml:space="preserve">19 Aluguntugui Street, East Legon  |  hello@judy.legal  |  +233 24 648 4255</w:t>
                     </w:r>
                   </w:p>
                 </w:txbxContent>
